--- a/Megamalai.docx
+++ b/Megamalai.docx
@@ -6,49 +6,1700 @@
       <w:pPr>
         <w:pStyle w:val="Normal"/>
         <w:bidi w:val="0"/>
-        <w:jc w:val="start"/>
-        <w:rPr>
-          <w:b/>
-          <w:bCs/>
-        </w:rPr>
-      </w:pPr>
-      <w:r>
-        <w:rPr>
-          <w:b/>
-          <w:bCs/>
-        </w:rPr>
-        <w:t>Megamalai (Tamil Nadu) – An improptu trip !</w:t>
+        <w:spacing w:lineRule="auto" w:line="240" w:before="0" w:after="0"/>
+        <w:jc w:val="start"/>
+        <w:rPr>
+          <w:rFonts w:ascii="Times New Roman" w:hAnsi="Times New Roman"/>
+          <w:sz w:val="24"/>
+          <w:szCs w:val="24"/>
+        </w:rPr>
+      </w:pPr>
+      <w:r>
+        <w:rPr>
+          <w:rFonts w:ascii="Times New Roman" w:hAnsi="Times New Roman"/>
+          <w:b/>
+          <w:bCs/>
+          <w:sz w:val="24"/>
+          <w:szCs w:val="24"/>
+        </w:rPr>
+        <w:t xml:space="preserve">Megamalai (Tamil Nadu) - </w:t>
+      </w:r>
+      <w:r>
+        <w:rPr>
+          <w:rFonts w:ascii="Times New Roman" w:hAnsi="Times New Roman"/>
+          <w:b w:val="false"/>
+          <w:bCs w:val="false"/>
+          <w:sz w:val="24"/>
+          <w:szCs w:val="24"/>
+        </w:rPr>
+        <w:t>The Plan That Wasn’t !</w:t>
       </w:r>
     </w:p>
     <w:p>
       <w:pPr>
         <w:pStyle w:val="Normal"/>
         <w:bidi w:val="0"/>
+        <w:spacing w:lineRule="auto" w:line="240" w:before="0" w:after="0"/>
+        <w:jc w:val="start"/>
+        <w:rPr>
+          <w:rFonts w:ascii="Times New Roman" w:hAnsi="Times New Roman"/>
+          <w:b w:val="false"/>
+          <w:bCs w:val="false"/>
+          <w:sz w:val="24"/>
+          <w:szCs w:val="24"/>
+        </w:rPr>
+      </w:pPr>
+      <w:r>
+        <w:rPr>
+          <w:rFonts w:ascii="Times New Roman" w:hAnsi="Times New Roman"/>
+          <w:b w:val="false"/>
+          <w:bCs w:val="false"/>
+          <w:sz w:val="24"/>
+          <w:szCs w:val="24"/>
+        </w:rPr>
+      </w:r>
+    </w:p>
+    <w:p>
+      <w:pPr>
+        <w:pStyle w:val="BodyText"/>
+        <w:bidi w:val="0"/>
+        <w:spacing w:lineRule="auto" w:line="240" w:before="0" w:after="0"/>
+        <w:jc w:val="start"/>
+        <w:rPr>
+          <w:rFonts w:ascii="Times New Roman" w:hAnsi="Times New Roman"/>
+          <w:sz w:val="24"/>
+          <w:szCs w:val="24"/>
+        </w:rPr>
+      </w:pPr>
+      <w:r>
+        <w:rPr>
+          <w:rFonts w:ascii="Times New Roman" w:hAnsi="Times New Roman"/>
+          <w:sz w:val="24"/>
+          <w:szCs w:val="24"/>
+        </w:rPr>
+        <w:t>In late January 2026, one of my birder friends called to confirm if I was willing to go on a birding trip to Munnar (Kerala). The drive from my home (Bangalore) would have been about 13 hours with breaks, covering a distance of 460 km. The plan was to leave by 6:00 am and reach by 7:00 pm the same day. However, things took an unexpected turn. Early on the day of travel, I received a call that my friend’s mother had fallen sick and had been hospitalised. Naturally, we postponed the trip, and I began making alternate plans for the day.</w:t>
+      </w:r>
+    </w:p>
+    <w:p>
+      <w:pPr>
+        <w:pStyle w:val="BodyText"/>
+        <w:bidi w:val="0"/>
+        <w:spacing w:lineRule="auto" w:line="240" w:before="0" w:after="0"/>
+        <w:jc w:val="start"/>
+        <w:rPr>
+          <w:rFonts w:ascii="Times New Roman" w:hAnsi="Times New Roman"/>
+          <w:sz w:val="24"/>
+          <w:szCs w:val="24"/>
+        </w:rPr>
+      </w:pPr>
+      <w:r>
+        <w:rPr>
+          <w:rFonts w:ascii="Times New Roman" w:hAnsi="Times New Roman"/>
+          <w:sz w:val="24"/>
+          <w:szCs w:val="24"/>
+        </w:rPr>
+      </w:r>
+    </w:p>
+    <w:p>
+      <w:pPr>
+        <w:pStyle w:val="BodyText"/>
+        <w:bidi w:val="0"/>
+        <w:spacing w:lineRule="auto" w:line="240" w:before="0" w:after="0"/>
+        <w:jc w:val="start"/>
+        <w:rPr>
+          <w:rFonts w:ascii="Times New Roman" w:hAnsi="Times New Roman"/>
+          <w:sz w:val="24"/>
+          <w:szCs w:val="24"/>
+        </w:rPr>
+      </w:pPr>
+      <w:r>
+        <w:rPr>
+          <w:rFonts w:ascii="Times New Roman" w:hAnsi="Times New Roman"/>
+          <w:sz w:val="24"/>
+          <w:szCs w:val="24"/>
+        </w:rPr>
+        <w:t xml:space="preserve">By late morning, around 11:30 am, my friend called again, this time with good news. His mother was better and back home. What followed was even more surprising: he asked if we could still go ahead with the trip. The reasons were practical and relatable. </w:t>
+      </w:r>
+      <w:r>
+        <w:rPr>
+          <w:rFonts w:ascii="Times New Roman" w:hAnsi="Times New Roman"/>
+          <w:sz w:val="24"/>
+          <w:szCs w:val="24"/>
+        </w:rPr>
+        <w:t>A</w:t>
+      </w:r>
+      <w:r>
+        <w:rPr>
+          <w:rFonts w:ascii="Times New Roman" w:hAnsi="Times New Roman"/>
+          <w:sz w:val="24"/>
+          <w:szCs w:val="24"/>
+        </w:rPr>
+        <w:t>dvance payments would be lost, and both of us were in desperate need of a break from routine ;-)</w:t>
+      </w:r>
+    </w:p>
+    <w:p>
+      <w:pPr>
+        <w:pStyle w:val="BodyText"/>
+        <w:bidi w:val="0"/>
+        <w:spacing w:lineRule="auto" w:line="240" w:before="0" w:after="0"/>
+        <w:jc w:val="start"/>
+        <w:rPr>
+          <w:rFonts w:ascii="Times New Roman" w:hAnsi="Times New Roman"/>
+          <w:sz w:val="24"/>
+          <w:szCs w:val="24"/>
+        </w:rPr>
+      </w:pPr>
+      <w:r>
+        <w:rPr>
+          <w:rFonts w:ascii="Times New Roman" w:hAnsi="Times New Roman"/>
+          <w:sz w:val="24"/>
+          <w:szCs w:val="24"/>
+        </w:rPr>
+      </w:r>
+    </w:p>
+    <w:p>
+      <w:pPr>
+        <w:pStyle w:val="Heading2"/>
+        <w:bidi w:val="0"/>
+        <w:spacing w:lineRule="auto" w:line="240" w:before="0" w:after="0"/>
+        <w:jc w:val="start"/>
+        <w:rPr>
+          <w:rFonts w:ascii="Times New Roman" w:hAnsi="Times New Roman"/>
+          <w:sz w:val="24"/>
+          <w:szCs w:val="24"/>
+        </w:rPr>
+      </w:pPr>
+      <w:r>
+        <w:rPr>
+          <w:rFonts w:ascii="Times New Roman" w:hAnsi="Times New Roman"/>
+          <w:b/>
+          <w:bCs/>
+          <w:sz w:val="24"/>
+          <w:szCs w:val="24"/>
+        </w:rPr>
+        <w:t>The Sudden Departure</w:t>
+      </w:r>
+      <w:r>
+        <w:rPr>
+          <w:rFonts w:ascii="Times New Roman" w:hAnsi="Times New Roman"/>
+          <w:b w:val="false"/>
+          <w:bCs w:val="false"/>
+          <w:sz w:val="24"/>
+          <w:szCs w:val="24"/>
+        </w:rPr>
+        <w:t xml:space="preserve">: </w:t>
+      </w:r>
+    </w:p>
+    <w:p>
+      <w:pPr>
+        <w:pStyle w:val="Heading2"/>
+        <w:bidi w:val="0"/>
+        <w:spacing w:lineRule="auto" w:line="240" w:before="0" w:after="0"/>
+        <w:jc w:val="start"/>
+        <w:rPr>
+          <w:rFonts w:ascii="Times New Roman" w:hAnsi="Times New Roman"/>
+          <w:b w:val="false"/>
+          <w:bCs w:val="false"/>
+          <w:sz w:val="24"/>
+          <w:szCs w:val="24"/>
+        </w:rPr>
+      </w:pPr>
+      <w:r>
+        <w:rPr>
+          <w:rFonts w:ascii="Times New Roman" w:hAnsi="Times New Roman"/>
+          <w:b w:val="false"/>
+          <w:bCs w:val="false"/>
+          <w:sz w:val="24"/>
+          <w:szCs w:val="24"/>
+        </w:rPr>
+      </w:r>
+    </w:p>
+    <w:p>
+      <w:pPr>
+        <w:pStyle w:val="Heading2"/>
+        <w:bidi w:val="0"/>
+        <w:spacing w:lineRule="auto" w:line="240" w:before="0" w:after="0"/>
+        <w:jc w:val="start"/>
+        <w:rPr>
+          <w:rFonts w:ascii="Times New Roman" w:hAnsi="Times New Roman"/>
+          <w:b w:val="false"/>
+          <w:bCs w:val="false"/>
+          <w:sz w:val="24"/>
+          <w:szCs w:val="24"/>
+        </w:rPr>
+      </w:pPr>
+      <w:r>
+        <w:rPr>
+          <w:rFonts w:ascii="Times New Roman" w:hAnsi="Times New Roman"/>
+          <w:b w:val="false"/>
+          <w:bCs w:val="false"/>
+          <w:sz w:val="24"/>
+          <w:szCs w:val="24"/>
+        </w:rPr>
+        <w:t xml:space="preserve">And just like that, we were back on track, heading to Munnar with absolutely no plans for accommodation. We started around 1:30 pm, and by 11:00 pm, we decided to take a break en route. As we passed through Theni, something clicked. I recalled seeing some stunning photographs of a place called Megamalai nearby. A quick check on Google Maps showed it was just about 55 km away, roughly an hour’s drive. </w:t>
+      </w:r>
+    </w:p>
+    <w:p>
+      <w:pPr>
+        <w:pStyle w:val="Heading2"/>
+        <w:bidi w:val="0"/>
+        <w:spacing w:lineRule="auto" w:line="240" w:before="0" w:after="0"/>
+        <w:jc w:val="start"/>
+        <w:rPr>
+          <w:rFonts w:ascii="Times New Roman" w:hAnsi="Times New Roman"/>
+          <w:b w:val="false"/>
+          <w:bCs w:val="false"/>
+          <w:sz w:val="24"/>
+          <w:szCs w:val="24"/>
+        </w:rPr>
+      </w:pPr>
+      <w:r>
+        <w:rPr>
+          <w:rFonts w:ascii="Times New Roman" w:hAnsi="Times New Roman"/>
+          <w:b w:val="false"/>
+          <w:bCs w:val="false"/>
+          <w:sz w:val="24"/>
+          <w:szCs w:val="24"/>
+        </w:rPr>
+      </w:r>
+    </w:p>
+    <w:p>
+      <w:pPr>
+        <w:pStyle w:val="Heading2"/>
+        <w:bidi w:val="0"/>
+        <w:spacing w:lineRule="auto" w:line="240" w:before="0" w:after="0"/>
+        <w:jc w:val="start"/>
+        <w:rPr>
+          <w:rFonts w:ascii="Times New Roman" w:hAnsi="Times New Roman"/>
+          <w:b w:val="false"/>
+          <w:bCs w:val="false"/>
+          <w:sz w:val="24"/>
+          <w:szCs w:val="24"/>
+        </w:rPr>
+      </w:pPr>
+      <w:r>
+        <w:rPr>
+          <w:rFonts w:ascii="Times New Roman" w:hAnsi="Times New Roman"/>
+          <w:b w:val="false"/>
+          <w:bCs w:val="false"/>
+          <w:sz w:val="24"/>
+          <w:szCs w:val="24"/>
+        </w:rPr>
+        <w:t xml:space="preserve">But there was a catch. </w:t>
+      </w:r>
+    </w:p>
+    <w:p>
+      <w:pPr>
+        <w:pStyle w:val="Heading2"/>
+        <w:bidi w:val="0"/>
+        <w:spacing w:lineRule="auto" w:line="240" w:before="0" w:after="0"/>
+        <w:jc w:val="start"/>
+        <w:rPr>
+          <w:rFonts w:ascii="Times New Roman" w:hAnsi="Times New Roman"/>
+          <w:b w:val="false"/>
+          <w:bCs w:val="false"/>
+          <w:sz w:val="24"/>
+          <w:szCs w:val="24"/>
+        </w:rPr>
+      </w:pPr>
+      <w:r>
+        <w:rPr>
+          <w:rFonts w:ascii="Times New Roman" w:hAnsi="Times New Roman"/>
+          <w:b w:val="false"/>
+          <w:bCs w:val="false"/>
+          <w:sz w:val="24"/>
+          <w:szCs w:val="24"/>
+        </w:rPr>
+      </w:r>
+    </w:p>
+    <w:p>
+      <w:pPr>
+        <w:pStyle w:val="Heading2"/>
+        <w:bidi w:val="0"/>
+        <w:spacing w:lineRule="auto" w:line="240" w:before="0" w:after="0"/>
+        <w:jc w:val="start"/>
+        <w:rPr>
+          <w:rFonts w:ascii="Times New Roman" w:hAnsi="Times New Roman"/>
+          <w:b w:val="false"/>
+          <w:bCs w:val="false"/>
+          <w:sz w:val="24"/>
+          <w:szCs w:val="24"/>
+        </w:rPr>
+      </w:pPr>
+      <w:r>
+        <w:rPr>
+          <w:rFonts w:ascii="Times New Roman" w:hAnsi="Times New Roman"/>
+          <w:b w:val="false"/>
+          <w:bCs w:val="false"/>
+          <w:sz w:val="24"/>
+          <w:szCs w:val="24"/>
+        </w:rPr>
+        <w:t>A local tea shop informed us that entry to Megamalai was permitted only from 6:00 am, as it falls under a forest area. That meant we had to halt either in Theni or the nearby town of Chinnamanur (35 km from Megamalai).</w:t>
+      </w:r>
+    </w:p>
+    <w:p>
+      <w:pPr>
+        <w:pStyle w:val="Heading2"/>
+        <w:bidi w:val="0"/>
+        <w:spacing w:lineRule="auto" w:line="240" w:before="0" w:after="0"/>
+        <w:jc w:val="start"/>
+        <w:rPr>
+          <w:rFonts w:ascii="Times New Roman" w:hAnsi="Times New Roman"/>
+          <w:b w:val="false"/>
+          <w:bCs w:val="false"/>
+          <w:sz w:val="24"/>
+          <w:szCs w:val="24"/>
+        </w:rPr>
+      </w:pPr>
+      <w:r>
+        <w:rPr>
+          <w:rFonts w:ascii="Times New Roman" w:hAnsi="Times New Roman"/>
+          <w:b w:val="false"/>
+          <w:bCs w:val="false"/>
+          <w:sz w:val="24"/>
+          <w:szCs w:val="24"/>
+        </w:rPr>
+      </w:r>
+    </w:p>
+    <w:p>
+      <w:pPr>
+        <w:pStyle w:val="Heading2"/>
+        <w:bidi w:val="0"/>
+        <w:spacing w:lineRule="auto" w:line="240" w:before="0" w:after="0"/>
+        <w:jc w:val="start"/>
+        <w:rPr>
+          <w:rFonts w:ascii="Times New Roman" w:hAnsi="Times New Roman"/>
+          <w:b/>
+          <w:bCs/>
+          <w:sz w:val="24"/>
+          <w:szCs w:val="24"/>
+        </w:rPr>
+      </w:pPr>
+      <w:r>
+        <w:rPr>
+          <w:rFonts w:ascii="Times New Roman" w:hAnsi="Times New Roman"/>
+          <w:b/>
+          <w:bCs/>
+          <w:sz w:val="24"/>
+          <w:szCs w:val="24"/>
+        </w:rPr>
+        <w:t>The Stay at Chinnamanur</w:t>
+      </w:r>
+    </w:p>
+    <w:p>
+      <w:pPr>
+        <w:pStyle w:val="BodyText"/>
+        <w:bidi w:val="0"/>
+        <w:spacing w:lineRule="auto" w:line="240" w:before="0" w:after="0"/>
+        <w:jc w:val="start"/>
+        <w:rPr>
+          <w:rFonts w:ascii="Times New Roman" w:hAnsi="Times New Roman"/>
+          <w:b/>
+          <w:bCs/>
+          <w:sz w:val="24"/>
+          <w:szCs w:val="24"/>
+        </w:rPr>
+      </w:pPr>
+      <w:r>
+        <w:rPr>
+          <w:rFonts w:ascii="Times New Roman" w:hAnsi="Times New Roman"/>
+          <w:b/>
+          <w:bCs/>
+          <w:sz w:val="24"/>
+          <w:szCs w:val="24"/>
+        </w:rPr>
+      </w:r>
+    </w:p>
+    <w:p>
+      <w:pPr>
+        <w:pStyle w:val="BodyText"/>
+        <w:bidi w:val="0"/>
+        <w:spacing w:lineRule="auto" w:line="240" w:before="0" w:after="0"/>
+        <w:jc w:val="start"/>
+        <w:rPr>
+          <w:rFonts w:ascii="Times New Roman" w:hAnsi="Times New Roman"/>
+          <w:sz w:val="24"/>
+          <w:szCs w:val="24"/>
+        </w:rPr>
+      </w:pPr>
+      <w:r>
+        <w:rPr>
+          <w:rFonts w:ascii="Times New Roman" w:hAnsi="Times New Roman"/>
+          <w:sz w:val="24"/>
+          <w:szCs w:val="24"/>
+        </w:rPr>
+        <w:t>We chose Chinnamanur over Theni, though not without hesitation. There was a known concern that many hotels in the area reportedly had bedbug issues. Still, the adventurous side of us won. We checked into a relatively new and large-looking hotel, but only after confirming (as much as one can!) that there were no bedbugs. Of course, no hotel would admit such a problem outright. So, we relied on trust with a clear caveat: payment would be refunded if we found any.</w:t>
+      </w:r>
+    </w:p>
+    <w:p>
+      <w:pPr>
+        <w:pStyle w:val="BodyText"/>
+        <w:bidi w:val="0"/>
+        <w:spacing w:lineRule="auto" w:line="240" w:before="0" w:after="0"/>
+        <w:jc w:val="start"/>
+        <w:rPr>
+          <w:rFonts w:ascii="Times New Roman" w:hAnsi="Times New Roman"/>
+          <w:sz w:val="24"/>
+          <w:szCs w:val="24"/>
+        </w:rPr>
+      </w:pPr>
+      <w:r>
+        <w:rPr>
+          <w:rFonts w:ascii="Times New Roman" w:hAnsi="Times New Roman"/>
+          <w:sz w:val="24"/>
+          <w:szCs w:val="24"/>
+        </w:rPr>
+      </w:r>
+    </w:p>
+    <w:p>
+      <w:pPr>
+        <w:pStyle w:val="BodyText"/>
+        <w:bidi w:val="0"/>
+        <w:spacing w:lineRule="auto" w:line="240" w:before="0" w:after="0"/>
+        <w:jc w:val="start"/>
+        <w:rPr>
+          <w:rFonts w:ascii="Times New Roman" w:hAnsi="Times New Roman"/>
+          <w:sz w:val="24"/>
+          <w:szCs w:val="24"/>
+        </w:rPr>
+      </w:pPr>
+      <w:r>
+        <w:rPr>
+          <w:rFonts w:ascii="Times New Roman" w:hAnsi="Times New Roman"/>
+          <w:sz w:val="24"/>
+          <w:szCs w:val="24"/>
+        </w:rPr>
+        <w:t>Fortunately, exhaustion took over, and we slept soundly without having to conduct any “inspection.” We woke up just in time to reach the check-post at 6:00 am.</w:t>
+      </w:r>
+    </w:p>
+    <w:p>
+      <w:pPr>
+        <w:pStyle w:val="Heading2"/>
+        <w:bidi w:val="0"/>
+        <w:spacing w:lineRule="auto" w:line="240" w:before="0" w:after="0"/>
+        <w:jc w:val="start"/>
+        <w:rPr>
+          <w:rFonts w:ascii="Times New Roman" w:hAnsi="Times New Roman"/>
+          <w:b w:val="false"/>
+          <w:bCs w:val="false"/>
+          <w:sz w:val="24"/>
+          <w:szCs w:val="24"/>
+        </w:rPr>
+      </w:pPr>
+      <w:r>
+        <w:rPr>
+          <w:rFonts w:ascii="Times New Roman" w:hAnsi="Times New Roman"/>
+          <w:b w:val="false"/>
+          <w:bCs w:val="false"/>
+          <w:sz w:val="24"/>
+          <w:szCs w:val="24"/>
+        </w:rPr>
+      </w:r>
+    </w:p>
+    <w:p>
+      <w:pPr>
+        <w:pStyle w:val="Heading2"/>
+        <w:bidi w:val="0"/>
+        <w:spacing w:lineRule="auto" w:line="240" w:before="0" w:after="0"/>
+        <w:jc w:val="start"/>
+        <w:rPr>
+          <w:rFonts w:ascii="Times New Roman" w:hAnsi="Times New Roman"/>
+          <w:b/>
+          <w:bCs/>
+          <w:sz w:val="24"/>
+          <w:szCs w:val="24"/>
+        </w:rPr>
+      </w:pPr>
+      <w:r>
+        <w:rPr>
+          <w:rFonts w:ascii="Times New Roman" w:hAnsi="Times New Roman"/>
+          <w:b/>
+          <w:bCs/>
+          <w:sz w:val="24"/>
+          <w:szCs w:val="24"/>
+        </w:rPr>
+        <w:t>The Check-Post Experience</w:t>
+      </w:r>
+    </w:p>
+    <w:p>
+      <w:pPr>
+        <w:pStyle w:val="BodyText"/>
+        <w:bidi w:val="0"/>
+        <w:spacing w:lineRule="auto" w:line="240" w:before="0" w:after="0"/>
+        <w:jc w:val="start"/>
+        <w:rPr>
+          <w:rFonts w:ascii="Times New Roman" w:hAnsi="Times New Roman"/>
+          <w:sz w:val="24"/>
+          <w:szCs w:val="24"/>
+        </w:rPr>
+      </w:pPr>
+      <w:r>
+        <w:rPr>
+          <w:rFonts w:ascii="Times New Roman" w:hAnsi="Times New Roman"/>
+          <w:sz w:val="24"/>
+          <w:szCs w:val="24"/>
+        </w:rPr>
+      </w:r>
+    </w:p>
+    <w:p>
+      <w:pPr>
+        <w:pStyle w:val="BodyText"/>
+        <w:bidi w:val="0"/>
+        <w:spacing w:lineRule="auto" w:line="240" w:before="0" w:after="0"/>
+        <w:jc w:val="start"/>
+        <w:rPr>
+          <w:rFonts w:ascii="Times New Roman" w:hAnsi="Times New Roman"/>
+          <w:sz w:val="24"/>
+          <w:szCs w:val="24"/>
+        </w:rPr>
+      </w:pPr>
+      <w:r>
+        <w:rPr>
+          <w:rFonts w:ascii="Times New Roman" w:hAnsi="Times New Roman"/>
+          <w:sz w:val="24"/>
+          <w:szCs w:val="24"/>
+        </w:rPr>
+        <w:t>We were the first to arrive at the check-post. A few formalities followed, and the forest guard prepared to begin his day. We were frisked for liquor and plastic items.To their credit, this system works. As we later observed, there was virtually no litter anywhere in Megamalai, a rare and refreshing sight.</w:t>
+      </w:r>
+    </w:p>
+    <w:p>
+      <w:pPr>
+        <w:pStyle w:val="BodyText"/>
+        <w:bidi w:val="0"/>
+        <w:spacing w:lineRule="auto" w:line="240" w:before="0" w:after="0"/>
+        <w:jc w:val="start"/>
+        <w:rPr>
+          <w:rFonts w:ascii="Times New Roman" w:hAnsi="Times New Roman"/>
+          <w:sz w:val="24"/>
+          <w:szCs w:val="24"/>
+        </w:rPr>
+      </w:pPr>
+      <w:r>
+        <w:rPr>
+          <w:rFonts w:ascii="Times New Roman" w:hAnsi="Times New Roman"/>
+          <w:sz w:val="24"/>
+          <w:szCs w:val="24"/>
+        </w:rPr>
+      </w:r>
+    </w:p>
+    <w:p>
+      <w:pPr>
+        <w:pStyle w:val="BodyText"/>
+        <w:bidi w:val="0"/>
+        <w:spacing w:lineRule="auto" w:line="240" w:before="0" w:after="0"/>
+        <w:jc w:val="start"/>
+        <w:rPr>
+          <w:rFonts w:ascii="Times New Roman" w:hAnsi="Times New Roman"/>
+          <w:sz w:val="24"/>
+          <w:szCs w:val="24"/>
+        </w:rPr>
+      </w:pPr>
+      <w:r>
+        <w:rPr>
+          <w:rFonts w:ascii="Times New Roman" w:hAnsi="Times New Roman"/>
+          <w:sz w:val="24"/>
+          <w:szCs w:val="24"/>
+        </w:rPr>
+        <w:t>With that, our impromptu detour officially began.</w:t>
+      </w:r>
+    </w:p>
+    <w:p>
+      <w:pPr>
+        <w:pStyle w:val="BodyText"/>
+        <w:bidi w:val="0"/>
+        <w:spacing w:lineRule="auto" w:line="240" w:before="0" w:after="0"/>
+        <w:jc w:val="start"/>
+        <w:rPr>
+          <w:rFonts w:ascii="Times New Roman" w:hAnsi="Times New Roman"/>
+          <w:sz w:val="24"/>
+          <w:szCs w:val="24"/>
+        </w:rPr>
+      </w:pPr>
+      <w:r>
+        <w:rPr>
+          <w:rFonts w:ascii="Times New Roman" w:hAnsi="Times New Roman"/>
+          <w:sz w:val="24"/>
+          <w:szCs w:val="24"/>
+        </w:rPr>
+      </w:r>
+    </w:p>
+    <w:p>
+      <w:pPr>
+        <w:pStyle w:val="Heading2"/>
+        <w:bidi w:val="0"/>
+        <w:spacing w:lineRule="auto" w:line="240" w:before="0" w:after="0"/>
+        <w:jc w:val="start"/>
+        <w:rPr>
+          <w:rFonts w:ascii="Times New Roman" w:hAnsi="Times New Roman"/>
+          <w:b/>
+          <w:bCs/>
+          <w:sz w:val="24"/>
+          <w:szCs w:val="24"/>
+        </w:rPr>
+      </w:pPr>
+      <w:r>
+        <w:rPr>
+          <w:rFonts w:ascii="Times New Roman" w:hAnsi="Times New Roman"/>
+          <w:b/>
+          <w:bCs/>
+          <w:sz w:val="24"/>
+          <w:szCs w:val="24"/>
+        </w:rPr>
+        <w:t>Enter Megamalai – The Hill of Clouds</w:t>
+      </w:r>
+    </w:p>
+    <w:p>
+      <w:pPr>
+        <w:pStyle w:val="BodyText"/>
+        <w:bidi w:val="0"/>
+        <w:spacing w:lineRule="auto" w:line="240" w:before="0" w:after="0"/>
+        <w:jc w:val="start"/>
+        <w:rPr>
+          <w:rFonts w:ascii="Times New Roman" w:hAnsi="Times New Roman"/>
+          <w:b/>
+          <w:bCs/>
+          <w:sz w:val="24"/>
+          <w:szCs w:val="24"/>
+        </w:rPr>
+      </w:pPr>
+      <w:r>
+        <w:rPr>
+          <w:rFonts w:ascii="Times New Roman" w:hAnsi="Times New Roman"/>
+          <w:b/>
+          <w:bCs/>
+          <w:sz w:val="24"/>
+          <w:szCs w:val="24"/>
+        </w:rPr>
+      </w:r>
+    </w:p>
+    <w:p>
+      <w:pPr>
+        <w:pStyle w:val="BodyText"/>
+        <w:bidi w:val="0"/>
+        <w:spacing w:lineRule="auto" w:line="240" w:before="0" w:after="0"/>
         <w:jc w:val="start"/>
         <w:rPr/>
       </w:pPr>
       <w:r>
+        <w:rPr>
+          <w:rFonts w:ascii="Times New Roman" w:hAnsi="Times New Roman"/>
+          <w:sz w:val="24"/>
+          <w:szCs w:val="24"/>
+        </w:rPr>
+        <w:t>“</w:t>
+      </w:r>
+      <w:r>
+        <w:rPr>
+          <w:rFonts w:ascii="Times New Roman" w:hAnsi="Times New Roman"/>
+          <w:sz w:val="24"/>
+          <w:szCs w:val="24"/>
+        </w:rPr>
+        <w:t xml:space="preserve">Megam” means clouds and “Malai” means hills in Tamil, quite literally, </w:t>
+      </w:r>
+      <w:r>
+        <w:rPr>
+          <w:rStyle w:val="Emphasis"/>
+          <w:rFonts w:ascii="Times New Roman" w:hAnsi="Times New Roman"/>
+          <w:sz w:val="24"/>
+          <w:szCs w:val="24"/>
+        </w:rPr>
+        <w:t>The Hill of Clouds</w:t>
+      </w:r>
+      <w:r>
+        <w:rPr>
+          <w:rFonts w:ascii="Times New Roman" w:hAnsi="Times New Roman"/>
+          <w:sz w:val="24"/>
+          <w:szCs w:val="24"/>
+        </w:rPr>
+        <w:t xml:space="preserve">. </w:t>
+      </w:r>
+      <w:r>
+        <w:rPr>
+          <w:rFonts w:ascii="Times New Roman" w:hAnsi="Times New Roman"/>
+          <w:sz w:val="24"/>
+          <w:szCs w:val="24"/>
+        </w:rPr>
+        <w:t>It was dawn, and our eyes were fixed on the eastern horizon, waiting for the sunrise. The light was faint, and visibility was low at first. Gradually, as our eyes adjusted, we noticed a vast valley opening up before us, and hints of golden hues began to emerge.</w:t>
+      </w:r>
+    </w:p>
+    <w:p>
+      <w:pPr>
+        <w:pStyle w:val="BodyText"/>
+        <w:bidi w:val="0"/>
+        <w:spacing w:lineRule="auto" w:line="240" w:before="0" w:after="0"/>
+        <w:jc w:val="start"/>
+        <w:rPr>
+          <w:rFonts w:ascii="Times New Roman" w:hAnsi="Times New Roman"/>
+          <w:sz w:val="24"/>
+          <w:szCs w:val="24"/>
+        </w:rPr>
+      </w:pPr>
+      <w:r>
+        <w:rPr>
+          <w:rFonts w:ascii="Times New Roman" w:hAnsi="Times New Roman"/>
+          <w:sz w:val="24"/>
+          <w:szCs w:val="24"/>
+        </w:rPr>
+      </w:r>
+    </w:p>
+    <w:p>
+      <w:pPr>
+        <w:pStyle w:val="BodyText"/>
+        <w:bidi w:val="0"/>
+        <w:spacing w:lineRule="auto" w:line="240" w:before="0" w:after="0"/>
+        <w:jc w:val="start"/>
+        <w:rPr>
+          <w:rFonts w:ascii="Times New Roman" w:hAnsi="Times New Roman"/>
+          <w:sz w:val="24"/>
+          <w:szCs w:val="24"/>
+        </w:rPr>
+      </w:pPr>
+      <w:r>
+        <w:rPr>
+          <w:rFonts w:ascii="Times New Roman" w:hAnsi="Times New Roman"/>
+          <w:sz w:val="24"/>
+          <w:szCs w:val="24"/>
+        </w:rPr>
+        <w:t>We immediately pulled over.</w:t>
+      </w:r>
+    </w:p>
+    <w:p>
+      <w:pPr>
+        <w:pStyle w:val="BodyText"/>
+        <w:bidi w:val="0"/>
+        <w:spacing w:lineRule="auto" w:line="240" w:before="0" w:after="0"/>
+        <w:jc w:val="start"/>
+        <w:rPr>
+          <w:rFonts w:ascii="Times New Roman" w:hAnsi="Times New Roman"/>
+          <w:sz w:val="24"/>
+          <w:szCs w:val="24"/>
+        </w:rPr>
+      </w:pPr>
+      <w:r>
+        <w:rPr>
+          <w:rFonts w:ascii="Times New Roman" w:hAnsi="Times New Roman"/>
+          <w:sz w:val="24"/>
+          <w:szCs w:val="24"/>
+        </w:rPr>
+      </w:r>
+    </w:p>
+    <w:p>
+      <w:pPr>
+        <w:pStyle w:val="BodyText"/>
+        <w:bidi w:val="0"/>
+        <w:spacing w:lineRule="auto" w:line="240" w:before="0" w:after="0"/>
+        <w:jc w:val="start"/>
+        <w:rPr>
+          <w:rFonts w:ascii="Times New Roman" w:hAnsi="Times New Roman"/>
+          <w:sz w:val="24"/>
+          <w:szCs w:val="24"/>
+        </w:rPr>
+      </w:pPr>
+      <w:r>
+        <w:rPr>
+          <w:rFonts w:ascii="Times New Roman" w:hAnsi="Times New Roman"/>
+          <w:sz w:val="24"/>
+          <w:szCs w:val="24"/>
+        </w:rPr>
+        <w:t>Cameras in hand, fingers racing to adjust settings, we stepped out to capture the moment. As the sun rose, clouds began to settle into the valley and slowly drift upward. There weren’t too many clouds that morning but what we saw was more than enough.</w:t>
+      </w:r>
+    </w:p>
+    <w:p>
+      <w:pPr>
+        <w:pStyle w:val="BodyText"/>
+        <w:bidi w:val="0"/>
+        <w:spacing w:lineRule="auto" w:line="240" w:before="0" w:after="0"/>
+        <w:jc w:val="start"/>
+        <w:rPr>
+          <w:rFonts w:ascii="Times New Roman" w:hAnsi="Times New Roman"/>
+          <w:sz w:val="24"/>
+          <w:szCs w:val="24"/>
+        </w:rPr>
+      </w:pPr>
+      <w:r>
+        <w:rPr>
+          <w:rFonts w:ascii="Times New Roman" w:hAnsi="Times New Roman"/>
+          <w:sz w:val="24"/>
+          <w:szCs w:val="24"/>
+        </w:rPr>
+      </w:r>
+    </w:p>
+    <w:p>
+      <w:pPr>
+        <w:pStyle w:val="Heading2"/>
+        <w:bidi w:val="0"/>
+        <w:spacing w:lineRule="auto" w:line="240" w:before="0" w:after="0"/>
+        <w:jc w:val="start"/>
+        <w:rPr>
+          <w:rFonts w:ascii="Times New Roman" w:hAnsi="Times New Roman"/>
+          <w:b/>
+          <w:bCs/>
+          <w:sz w:val="24"/>
+          <w:szCs w:val="24"/>
+        </w:rPr>
+      </w:pPr>
+      <w:r>
+        <w:rPr>
+          <w:rFonts w:ascii="Times New Roman" w:hAnsi="Times New Roman"/>
+          <w:b/>
+          <w:bCs/>
+          <w:sz w:val="24"/>
+          <w:szCs w:val="24"/>
+        </w:rPr>
+        <w:t>Chasing the Morning Light</w:t>
+      </w:r>
+    </w:p>
+    <w:p>
+      <w:pPr>
+        <w:pStyle w:val="BodyText"/>
+        <w:bidi w:val="0"/>
+        <w:spacing w:lineRule="auto" w:line="240" w:before="0" w:after="0"/>
+        <w:jc w:val="start"/>
+        <w:rPr>
+          <w:rFonts w:ascii="Times New Roman" w:hAnsi="Times New Roman"/>
+          <w:b/>
+          <w:bCs/>
+          <w:sz w:val="24"/>
+          <w:szCs w:val="24"/>
+        </w:rPr>
+      </w:pPr>
+      <w:r>
+        <w:rPr>
+          <w:rFonts w:ascii="Times New Roman" w:hAnsi="Times New Roman"/>
+          <w:b/>
+          <w:bCs/>
+          <w:sz w:val="24"/>
+          <w:szCs w:val="24"/>
+        </w:rPr>
+      </w:r>
+    </w:p>
+    <w:p>
+      <w:pPr>
+        <w:pStyle w:val="BodyText"/>
+        <w:bidi w:val="0"/>
+        <w:spacing w:lineRule="auto" w:line="240" w:before="0" w:after="0"/>
+        <w:jc w:val="start"/>
+        <w:rPr>
+          <w:rFonts w:ascii="Times New Roman" w:hAnsi="Times New Roman"/>
+          <w:sz w:val="24"/>
+          <w:szCs w:val="24"/>
+        </w:rPr>
+      </w:pPr>
+      <w:r>
+        <w:rPr>
+          <w:rFonts w:ascii="Times New Roman" w:hAnsi="Times New Roman"/>
+          <w:sz w:val="24"/>
+          <w:szCs w:val="24"/>
+        </w:rPr>
+        <w:t>We kept shooting, frame after frame, until we felt we had captured enough of the unfolding beauty. There was no rush, no agenda, just pure immersion in the moment.</w:t>
+      </w:r>
+    </w:p>
+    <w:p>
+      <w:pPr>
+        <w:pStyle w:val="BodyText"/>
+        <w:bidi w:val="0"/>
+        <w:spacing w:lineRule="auto" w:line="240" w:before="0" w:after="0"/>
+        <w:jc w:val="start"/>
+        <w:rPr>
+          <w:rFonts w:ascii="Times New Roman" w:hAnsi="Times New Roman"/>
+          <w:sz w:val="24"/>
+          <w:szCs w:val="24"/>
+        </w:rPr>
+      </w:pPr>
+      <w:r>
+        <w:rPr>
+          <w:rFonts w:ascii="Times New Roman" w:hAnsi="Times New Roman"/>
+          <w:sz w:val="24"/>
+          <w:szCs w:val="24"/>
+        </w:rPr>
+      </w:r>
+    </w:p>
+    <w:p>
+      <w:pPr>
+        <w:pStyle w:val="BodyText"/>
+        <w:bidi w:val="0"/>
+        <w:spacing w:lineRule="auto" w:line="240" w:before="0" w:after="0"/>
+        <w:jc w:val="start"/>
+        <w:rPr>
+          <w:rFonts w:ascii="Times New Roman" w:hAnsi="Times New Roman"/>
+          <w:sz w:val="24"/>
+          <w:szCs w:val="24"/>
+        </w:rPr>
+      </w:pPr>
+      <w:r>
+        <w:rPr>
+          <w:rFonts w:ascii="Times New Roman" w:hAnsi="Times New Roman"/>
+          <w:sz w:val="24"/>
+          <w:szCs w:val="24"/>
+        </w:rPr>
+        <w:t>It was here that we truly understood something important:</w:t>
+      </w:r>
+    </w:p>
+    <w:p>
+      <w:pPr>
+        <w:pStyle w:val="BodyText"/>
+        <w:bidi w:val="0"/>
+        <w:spacing w:lineRule="auto" w:line="240" w:before="0" w:after="0"/>
+        <w:jc w:val="start"/>
+        <w:rPr>
+          <w:rFonts w:ascii="Times New Roman" w:hAnsi="Times New Roman"/>
+          <w:sz w:val="24"/>
+          <w:szCs w:val="24"/>
+        </w:rPr>
+      </w:pPr>
+      <w:r>
+        <w:rPr>
+          <w:rFonts w:ascii="Times New Roman" w:hAnsi="Times New Roman"/>
+          <w:sz w:val="24"/>
+          <w:szCs w:val="24"/>
+        </w:rPr>
+      </w:r>
+    </w:p>
+    <w:p>
+      <w:pPr>
+        <w:pStyle w:val="BodyText"/>
+        <w:bidi w:val="0"/>
+        <w:spacing w:lineRule="auto" w:line="240" w:before="0" w:after="0"/>
+        <w:jc w:val="start"/>
+        <w:rPr>
+          <w:rFonts w:ascii="Times New Roman" w:hAnsi="Times New Roman"/>
+          <w:sz w:val="24"/>
+          <w:szCs w:val="24"/>
+        </w:rPr>
+      </w:pPr>
+      <w:r>
+        <w:rPr>
+          <w:rFonts w:ascii="Times New Roman" w:hAnsi="Times New Roman"/>
+          <w:sz w:val="24"/>
+          <w:szCs w:val="24"/>
+        </w:rPr>
+        <w:t>In places like Megamalai, beauty unfolds on its own terms. It cannot be planned, predicted, or scheduled. And we couldn’t agree more.</w:t>
+      </w:r>
+    </w:p>
+    <w:p>
+      <w:pPr>
+        <w:pStyle w:val="BodyText"/>
+        <w:bidi w:val="0"/>
+        <w:spacing w:lineRule="auto" w:line="240" w:before="0" w:after="0"/>
+        <w:jc w:val="start"/>
+        <w:rPr>
+          <w:rFonts w:ascii="Times New Roman" w:hAnsi="Times New Roman"/>
+          <w:sz w:val="24"/>
+          <w:szCs w:val="24"/>
+        </w:rPr>
+      </w:pPr>
+      <w:r>
+        <w:rPr>
+          <w:rFonts w:ascii="Times New Roman" w:hAnsi="Times New Roman"/>
+          <w:sz w:val="24"/>
+          <w:szCs w:val="24"/>
+        </w:rPr>
+      </w:r>
+    </w:p>
+    <w:p>
+      <w:pPr>
+        <w:pStyle w:val="BodyText"/>
+        <w:bidi w:val="0"/>
+        <w:spacing w:lineRule="auto" w:line="240" w:before="0" w:after="0"/>
+        <w:jc w:val="start"/>
         <w:rPr/>
-      </w:r>
-    </w:p>
-    <w:p>
-      <w:pPr>
-        <w:pStyle w:val="Normal"/>
-        <w:bidi w:val="0"/>
-        <w:jc w:val="start"/>
+      </w:pPr>
+      <w:r>
+        <w:rPr>
+          <w:rStyle w:val="Emphasis"/>
+          <w:rFonts w:ascii="Times New Roman" w:hAnsi="Times New Roman"/>
+          <w:sz w:val="24"/>
+          <w:szCs w:val="24"/>
+        </w:rPr>
+        <w:t>Sometimes, the best journeys are the ones you never planned.</w:t>
+      </w:r>
+    </w:p>
+    <w:p>
+      <w:pPr>
+        <w:pStyle w:val="BodyText"/>
+        <w:bidi w:val="0"/>
+        <w:spacing w:lineRule="auto" w:line="240" w:before="0" w:after="0"/>
+        <w:jc w:val="start"/>
+        <w:rPr>
+          <w:rStyle w:val="Emphasis"/>
+          <w:rFonts w:ascii="Times New Roman" w:hAnsi="Times New Roman"/>
+          <w:sz w:val="24"/>
+          <w:szCs w:val="24"/>
+        </w:rPr>
+      </w:pPr>
+      <w:r>
         <w:rPr/>
-      </w:pPr>
-      <w:r>
+      </w:r>
+    </w:p>
+    <w:p>
+      <w:pPr>
+        <w:pStyle w:val="Heading2"/>
+        <w:bidi w:val="0"/>
+        <w:spacing w:lineRule="auto" w:line="240" w:before="0" w:after="0"/>
+        <w:jc w:val="start"/>
         <w:rPr/>
-        <w:t>In late January 2026, one of my birder friends called to confirm if I was willing for a bird trip in Munnar (Kerala). The drive from my home (Bangalore) would have been about 13 hours with break for a distance of 460 Kms. So, the idea was to leave by 6:00 am and reach by 7:00 pm the same day. Unfortunately, I got a call in the early morning hours on the day of the travel that my friend’s mother fell sick and has been hospitalised. Obviously, we agreed to postpone the trip and I started making other plans for the day. To my surprise, my friend called me around 11:30 am to convey that his mother is better and back home. He further surprised me by asking whether I would still be interested in going ahead with the trip for two reasons: one, payment made in advance would be lost; second, he was desparate for a break from the routines and so was I ;-) So, off we go to Munnar with no plans of where we will stay. We left around 1:30 pm and around 11:00 pm we decided to take a break enroute. We were crossing a town called Theni and suddenly I recollected some beautiful photos of a place called Megamalai near Theni. I checked google maps and found that it was just an hour drive from Theni (55 kms). But, to our disappointment, we were told by a local Tea Shop that entry is allowed from only 6:00 am because Megamalai comes under a forest area and that we will have to stay in Theni or the nearest town to Megamalai, Chinnamanur (35 kms). It made sense to find a hotel to stay at Chinnamanur instead of Theni, only with the caution that most of the hotels in Chimmamanur might be infested with bed-bugs. The adventurous nature in both of us prevailed over the caution and finally we settled in a new looking big hotel. We made the payment only after ensuring that there were no bud bugs. Of course which hotel will admit that they have a problem like that… But, we go by trust attached with a caveat that payment will have to be refunded if we find a bug. Fortunatley, we did not have to keep our eyes open to find one because we were so tired we slept well to wake up on time to cross the check-post by 6:00 am.</w:t>
-      </w:r>
-    </w:p>
-    <w:p>
-      <w:pPr>
-        <w:pStyle w:val="Normal"/>
-        <w:bidi w:val="0"/>
-        <w:jc w:val="start"/>
+      </w:pPr>
+      <w:r>
+        <w:rPr>
+          <w:rStyle w:val="Emphasis"/>
+          <w:rFonts w:ascii="Times New Roman" w:hAnsi="Times New Roman"/>
+          <w:b/>
+          <w:bCs/>
+          <w:i w:val="false"/>
+          <w:iCs w:val="false"/>
+          <w:sz w:val="24"/>
+          <w:szCs w:val="24"/>
+        </w:rPr>
+        <w:t>Highways Village, Panchayat and Guest House</w:t>
+      </w:r>
+    </w:p>
+    <w:p>
+      <w:pPr>
+        <w:pStyle w:val="BodyText"/>
+        <w:bidi w:val="0"/>
+        <w:spacing w:lineRule="auto" w:line="240" w:before="0" w:after="0"/>
+        <w:jc w:val="start"/>
+        <w:rPr>
+          <w:rStyle w:val="Emphasis"/>
+          <w:rFonts w:ascii="Times New Roman" w:hAnsi="Times New Roman"/>
+          <w:b/>
+          <w:bCs/>
+          <w:i w:val="false"/>
+          <w:iCs w:val="false"/>
+          <w:sz w:val="24"/>
+          <w:szCs w:val="24"/>
+        </w:rPr>
+      </w:pPr>
+      <w:r>
         <w:rPr/>
+      </w:r>
+    </w:p>
+    <w:p>
+      <w:pPr>
+        <w:pStyle w:val="BodyText"/>
+        <w:bidi w:val="0"/>
+        <w:spacing w:lineRule="auto" w:line="240" w:before="0" w:after="0"/>
+        <w:jc w:val="start"/>
+        <w:rPr>
+          <w:rFonts w:ascii="Times New Roman" w:hAnsi="Times New Roman"/>
+          <w:b/>
+          <w:bCs/>
+          <w:sz w:val="24"/>
+        </w:rPr>
+      </w:pPr>
+      <w:r>
+        <w:rPr>
+          <w:rFonts w:ascii="Times New Roman" w:hAnsi="Times New Roman"/>
+          <w:b w:val="false"/>
+          <w:bCs w:val="false"/>
+        </w:rPr>
+        <w:t xml:space="preserve">From the valley view, we drove up the hills and reached the main village, </w:t>
+      </w:r>
+      <w:r>
+        <w:rPr>
+          <w:rStyle w:val="Emphasis"/>
+          <w:rFonts w:ascii="Times New Roman" w:hAnsi="Times New Roman"/>
+          <w:b w:val="false"/>
+          <w:bCs w:val="false"/>
+        </w:rPr>
+        <w:t>Highways Panchayat</w:t>
+      </w:r>
+      <w:r>
+        <w:rPr>
+          <w:rFonts w:ascii="Times New Roman" w:hAnsi="Times New Roman"/>
+          <w:b w:val="false"/>
+          <w:bCs w:val="false"/>
+        </w:rPr>
+        <w:t>. Surprisingly, the Panchayat maintains a guest house with about 10 rooms. We noticed that some families were staying there. The guest house is located very close to the Highways Reservoir/Dam, and there was plenty of water in the reservoir.</w:t>
+      </w:r>
+    </w:p>
+    <w:p>
+      <w:pPr>
+        <w:pStyle w:val="BodyText"/>
+        <w:bidi w:val="0"/>
+        <w:spacing w:lineRule="auto" w:line="240" w:before="0" w:after="0"/>
+        <w:jc w:val="start"/>
+        <w:rPr>
+          <w:rFonts w:ascii="Times New Roman" w:hAnsi="Times New Roman"/>
+          <w:b w:val="false"/>
+          <w:bCs w:val="false"/>
+          <w:sz w:val="24"/>
+        </w:rPr>
+      </w:pPr>
+      <w:r>
+        <w:rPr>
+          <w:rFonts w:ascii="Times New Roman" w:hAnsi="Times New Roman"/>
+          <w:b w:val="false"/>
+          <w:bCs w:val="false"/>
+        </w:rPr>
+      </w:r>
+    </w:p>
+    <w:p>
+      <w:pPr>
+        <w:pStyle w:val="BodyText"/>
+        <w:bidi w:val="0"/>
+        <w:spacing w:lineRule="auto" w:line="240" w:before="0" w:after="0"/>
+        <w:jc w:val="start"/>
+        <w:rPr>
+          <w:rFonts w:ascii="Times New Roman" w:hAnsi="Times New Roman"/>
+          <w:b w:val="false"/>
+          <w:bCs w:val="false"/>
+          <w:sz w:val="24"/>
+        </w:rPr>
+      </w:pPr>
+      <w:r>
+        <w:rPr>
+          <w:rFonts w:ascii="Times New Roman" w:hAnsi="Times New Roman"/>
+          <w:b w:val="false"/>
+          <w:bCs w:val="false"/>
+        </w:rPr>
+        <w:t>I reached out to the guest house in charge to get the contact information. Strangely, I never bothered to look at the rooms :-( Yes, you guessed it. This has to do with something that happened two months after this trip!</w:t>
+      </w:r>
+    </w:p>
+    <w:p>
+      <w:pPr>
+        <w:pStyle w:val="BodyText"/>
+        <w:bidi w:val="0"/>
+        <w:spacing w:lineRule="auto" w:line="240" w:before="0" w:after="0"/>
+        <w:jc w:val="start"/>
+        <w:rPr>
+          <w:rFonts w:ascii="Times New Roman" w:hAnsi="Times New Roman"/>
+          <w:b w:val="false"/>
+          <w:bCs w:val="false"/>
+          <w:sz w:val="24"/>
+        </w:rPr>
+      </w:pPr>
+      <w:r>
+        <w:rPr>
+          <w:rFonts w:ascii="Times New Roman" w:hAnsi="Times New Roman"/>
+          <w:b w:val="false"/>
+          <w:bCs w:val="false"/>
+        </w:rPr>
+      </w:r>
+    </w:p>
+    <w:p>
+      <w:pPr>
+        <w:pStyle w:val="BodyText"/>
+        <w:bidi w:val="0"/>
+        <w:spacing w:lineRule="auto" w:line="240" w:before="0" w:after="0"/>
+        <w:jc w:val="start"/>
+        <w:rPr>
+          <w:rFonts w:ascii="Times New Roman" w:hAnsi="Times New Roman"/>
+          <w:b w:val="false"/>
+          <w:bCs w:val="false"/>
+          <w:sz w:val="24"/>
+        </w:rPr>
+      </w:pPr>
+      <w:r>
+        <w:rPr>
+          <w:rFonts w:ascii="Times New Roman" w:hAnsi="Times New Roman"/>
+          <w:b w:val="false"/>
+          <w:bCs w:val="false"/>
+        </w:rPr>
+        <w:t>By the way, there is no other place to stay in the entire Megamalai unless you have contacts within the tea estates to use their premises.</w:t>
+      </w:r>
+    </w:p>
+    <w:p>
+      <w:pPr>
+        <w:pStyle w:val="Heading2"/>
+        <w:bidi w:val="0"/>
+        <w:spacing w:before="0" w:after="0"/>
+        <w:jc w:val="start"/>
+        <w:rPr>
+          <w:rFonts w:ascii="Times New Roman" w:hAnsi="Times New Roman"/>
+          <w:b w:val="false"/>
+          <w:bCs w:val="false"/>
+          <w:sz w:val="24"/>
+          <w:szCs w:val="24"/>
+        </w:rPr>
+      </w:pPr>
+      <w:r>
+        <w:rPr>
+          <w:rFonts w:ascii="Times New Roman" w:hAnsi="Times New Roman"/>
+          <w:b w:val="false"/>
+          <w:bCs w:val="false"/>
+          <w:sz w:val="24"/>
+          <w:szCs w:val="24"/>
+        </w:rPr>
+      </w:r>
+    </w:p>
+    <w:p>
+      <w:pPr>
+        <w:pStyle w:val="Heading2"/>
+        <w:bidi w:val="0"/>
+        <w:spacing w:before="0" w:after="0"/>
+        <w:jc w:val="start"/>
+        <w:rPr>
+          <w:rFonts w:ascii="Times New Roman" w:hAnsi="Times New Roman"/>
+          <w:b/>
+          <w:bCs/>
+          <w:sz w:val="24"/>
+          <w:szCs w:val="24"/>
+        </w:rPr>
+      </w:pPr>
+      <w:r>
+        <w:rPr>
+          <w:rFonts w:ascii="Times New Roman" w:hAnsi="Times New Roman"/>
+          <w:b/>
+          <w:bCs/>
+          <w:sz w:val="24"/>
+          <w:szCs w:val="24"/>
+        </w:rPr>
+        <w:t>Life in Highways Village</w:t>
+      </w:r>
+    </w:p>
+    <w:p>
+      <w:pPr>
+        <w:pStyle w:val="BodyText"/>
+        <w:bidi w:val="0"/>
+        <w:spacing w:lineRule="auto" w:line="240" w:before="0" w:after="0"/>
+        <w:jc w:val="start"/>
+        <w:rPr>
+          <w:rFonts w:ascii="Times New Roman" w:hAnsi="Times New Roman"/>
+          <w:b w:val="false"/>
+          <w:bCs w:val="false"/>
+          <w:sz w:val="24"/>
+        </w:rPr>
+      </w:pPr>
+      <w:r>
+        <w:rPr>
+          <w:rFonts w:ascii="Times New Roman" w:hAnsi="Times New Roman"/>
+          <w:b w:val="false"/>
+          <w:bCs w:val="false"/>
+        </w:rPr>
+      </w:r>
+    </w:p>
+    <w:p>
+      <w:pPr>
+        <w:pStyle w:val="BodyText"/>
+        <w:bidi w:val="0"/>
+        <w:spacing w:lineRule="auto" w:line="240" w:before="0" w:after="0"/>
+        <w:jc w:val="start"/>
+        <w:rPr>
+          <w:rFonts w:ascii="Times New Roman" w:hAnsi="Times New Roman"/>
+          <w:b w:val="false"/>
+          <w:bCs w:val="false"/>
+          <w:sz w:val="24"/>
+        </w:rPr>
+      </w:pPr>
+      <w:r>
+        <w:rPr>
+          <w:rFonts w:ascii="Times New Roman" w:hAnsi="Times New Roman"/>
+          <w:b w:val="false"/>
+          <w:bCs w:val="false"/>
+        </w:rPr>
+        <w:t>Near the guest house, you will find Murugan Hotel (actually a very small eating place), where you can get typical Tamil Nadu tiffin (idli and dosa with chutney and sambar) and a full-plate lunch (known as a thali). They do cook non-vegetarian food and egg items, provided the cook is in town and hasn’t gone to Chinnamanur to get provisions and vegetables which itself takes an entire day. There was one other small tea stall offering similar food.</w:t>
+      </w:r>
+    </w:p>
+    <w:p>
+      <w:pPr>
+        <w:pStyle w:val="BodyText"/>
+        <w:bidi w:val="0"/>
+        <w:spacing w:lineRule="auto" w:line="240" w:before="0" w:after="0"/>
+        <w:jc w:val="start"/>
+        <w:rPr>
+          <w:rFonts w:ascii="Times New Roman" w:hAnsi="Times New Roman"/>
+          <w:b w:val="false"/>
+          <w:bCs w:val="false"/>
+          <w:sz w:val="24"/>
+        </w:rPr>
+      </w:pPr>
+      <w:r>
+        <w:rPr>
+          <w:rFonts w:ascii="Times New Roman" w:hAnsi="Times New Roman"/>
+          <w:b w:val="false"/>
+          <w:bCs w:val="false"/>
+        </w:rPr>
+      </w:r>
+    </w:p>
+    <w:p>
+      <w:pPr>
+        <w:pStyle w:val="BodyText"/>
+        <w:bidi w:val="0"/>
+        <w:spacing w:lineRule="auto" w:line="240" w:before="0" w:after="0"/>
+        <w:jc w:val="start"/>
+        <w:rPr>
+          <w:rFonts w:ascii="Times New Roman" w:hAnsi="Times New Roman"/>
+          <w:b w:val="false"/>
+          <w:bCs w:val="false"/>
+          <w:sz w:val="24"/>
+        </w:rPr>
+      </w:pPr>
+      <w:r>
+        <w:rPr>
+          <w:rFonts w:ascii="Times New Roman" w:hAnsi="Times New Roman"/>
+          <w:b w:val="false"/>
+          <w:bCs w:val="false"/>
+        </w:rPr>
+        <w:t>From my conversations with a few locals, I understood that the youth from this quaint little village move out to bigger cities. As a result, the tea estates hire migrant workers from Bihar, Jharkhand, and other northern states. Even then, there was hardly any movement of local people.</w:t>
+      </w:r>
+    </w:p>
+    <w:p>
+      <w:pPr>
+        <w:pStyle w:val="BodyText"/>
+        <w:bidi w:val="0"/>
+        <w:spacing w:lineRule="auto" w:line="240" w:before="0" w:after="0"/>
+        <w:jc w:val="start"/>
+        <w:rPr>
+          <w:rFonts w:ascii="Times New Roman" w:hAnsi="Times New Roman"/>
+          <w:b w:val="false"/>
+          <w:bCs w:val="false"/>
+          <w:sz w:val="24"/>
+        </w:rPr>
+      </w:pPr>
+      <w:r>
+        <w:rPr>
+          <w:rFonts w:ascii="Times New Roman" w:hAnsi="Times New Roman"/>
+          <w:b w:val="false"/>
+          <w:bCs w:val="false"/>
+        </w:rPr>
+      </w:r>
+    </w:p>
+    <w:p>
+      <w:pPr>
+        <w:pStyle w:val="BodyText"/>
+        <w:bidi w:val="0"/>
+        <w:spacing w:lineRule="auto" w:line="240" w:before="0" w:after="0"/>
+        <w:jc w:val="start"/>
+        <w:rPr>
+          <w:rFonts w:ascii="Times New Roman" w:hAnsi="Times New Roman"/>
+          <w:b w:val="false"/>
+          <w:bCs w:val="false"/>
+          <w:sz w:val="24"/>
+        </w:rPr>
+      </w:pPr>
+      <w:r>
+        <w:rPr>
+          <w:rFonts w:ascii="Times New Roman" w:hAnsi="Times New Roman"/>
+          <w:b w:val="false"/>
+          <w:bCs w:val="false"/>
+        </w:rPr>
+        <w:t>There is a government school with about 90 students, taught by a handful of teachers. We were told that only during weekends do local tourists from nearby towns visit Megamalai for day trips. These tea stalls make most of their earnings during that time. Otherwise, their income comes mainly from labourers stopping by for tea or coffee.</w:t>
+      </w:r>
+    </w:p>
+    <w:p>
+      <w:pPr>
+        <w:pStyle w:val="BodyText"/>
+        <w:bidi w:val="0"/>
+        <w:spacing w:lineRule="auto" w:line="240" w:before="0" w:after="0"/>
+        <w:jc w:val="start"/>
+        <w:rPr>
+          <w:rFonts w:ascii="Times New Roman" w:hAnsi="Times New Roman"/>
+          <w:b w:val="false"/>
+          <w:bCs w:val="false"/>
+          <w:sz w:val="24"/>
+        </w:rPr>
+      </w:pPr>
+      <w:r>
+        <w:rPr>
+          <w:rFonts w:ascii="Times New Roman" w:hAnsi="Times New Roman"/>
+          <w:b w:val="false"/>
+          <w:bCs w:val="false"/>
+        </w:rPr>
+      </w:r>
+    </w:p>
+    <w:p>
+      <w:pPr>
+        <w:pStyle w:val="BodyText"/>
+        <w:bidi w:val="0"/>
+        <w:spacing w:lineRule="auto" w:line="240" w:before="0" w:after="0"/>
+        <w:jc w:val="start"/>
+        <w:rPr>
+          <w:rFonts w:ascii="Times New Roman" w:hAnsi="Times New Roman"/>
+          <w:b w:val="false"/>
+          <w:bCs w:val="false"/>
+          <w:sz w:val="24"/>
+        </w:rPr>
+      </w:pPr>
+      <w:r>
+        <w:rPr>
+          <w:rFonts w:ascii="Times New Roman" w:hAnsi="Times New Roman"/>
+          <w:b w:val="false"/>
+          <w:bCs w:val="false"/>
+        </w:rPr>
+        <w:t>We also noticed a police station!</w:t>
+      </w:r>
+    </w:p>
+    <w:p>
+      <w:pPr>
+        <w:pStyle w:val="BodyText"/>
+        <w:bidi w:val="0"/>
+        <w:spacing w:lineRule="auto" w:line="240" w:before="0" w:after="0"/>
+        <w:jc w:val="start"/>
+        <w:rPr>
+          <w:rFonts w:ascii="Times New Roman" w:hAnsi="Times New Roman"/>
+          <w:b w:val="false"/>
+          <w:bCs w:val="false"/>
+          <w:sz w:val="24"/>
+        </w:rPr>
+      </w:pPr>
+      <w:r>
+        <w:rPr>
+          <w:rFonts w:ascii="Times New Roman" w:hAnsi="Times New Roman"/>
+          <w:b w:val="false"/>
+          <w:bCs w:val="false"/>
+        </w:rPr>
+      </w:r>
+    </w:p>
+    <w:p>
+      <w:pPr>
+        <w:pStyle w:val="BodyText"/>
+        <w:bidi w:val="0"/>
+        <w:spacing w:lineRule="auto" w:line="240" w:before="0" w:after="0"/>
+        <w:jc w:val="start"/>
+        <w:rPr>
+          <w:rFonts w:ascii="Times New Roman" w:hAnsi="Times New Roman"/>
+          <w:b w:val="false"/>
+          <w:bCs w:val="false"/>
+          <w:sz w:val="24"/>
+        </w:rPr>
+      </w:pPr>
+      <w:r>
+        <w:rPr>
+          <w:rFonts w:ascii="Times New Roman" w:hAnsi="Times New Roman"/>
+          <w:b w:val="false"/>
+          <w:bCs w:val="false"/>
+        </w:rPr>
+        <w:t>The views from Highways Panchayat were spectacular. One could simply sit under a tree, enjoy the cool breeze, read a book, or listen to the chirping of birds. We were told that sometimes leopards, lion-tailed macaques, and elephants do pass through the village. Unfortunately, we didn’t get to see any of them.</w:t>
+      </w:r>
+    </w:p>
+    <w:p>
+      <w:pPr>
+        <w:pStyle w:val="Heading2"/>
+        <w:bidi w:val="0"/>
+        <w:spacing w:before="0" w:after="0"/>
+        <w:jc w:val="start"/>
+        <w:rPr>
+          <w:rFonts w:ascii="Times New Roman" w:hAnsi="Times New Roman"/>
+          <w:b w:val="false"/>
+          <w:bCs w:val="false"/>
+          <w:sz w:val="24"/>
+          <w:szCs w:val="24"/>
+        </w:rPr>
+      </w:pPr>
+      <w:r>
+        <w:rPr>
+          <w:rFonts w:ascii="Times New Roman" w:hAnsi="Times New Roman"/>
+          <w:b w:val="false"/>
+          <w:bCs w:val="false"/>
+          <w:sz w:val="24"/>
+          <w:szCs w:val="24"/>
+        </w:rPr>
+      </w:r>
+    </w:p>
+    <w:p>
+      <w:pPr>
+        <w:pStyle w:val="Heading2"/>
+        <w:bidi w:val="0"/>
+        <w:spacing w:before="0" w:after="0"/>
+        <w:jc w:val="start"/>
+        <w:rPr>
+          <w:rFonts w:ascii="Times New Roman" w:hAnsi="Times New Roman"/>
+          <w:b/>
+          <w:bCs/>
+          <w:sz w:val="24"/>
+          <w:szCs w:val="24"/>
+        </w:rPr>
+      </w:pPr>
+      <w:r>
+        <w:rPr>
+          <w:rFonts w:ascii="Times New Roman" w:hAnsi="Times New Roman"/>
+          <w:b/>
+          <w:bCs/>
+          <w:sz w:val="24"/>
+          <w:szCs w:val="24"/>
+        </w:rPr>
+        <w:t>Maharaja Mettu (High Ground / Hillock)</w:t>
+      </w:r>
+    </w:p>
+    <w:p>
+      <w:pPr>
+        <w:pStyle w:val="BodyText"/>
+        <w:bidi w:val="0"/>
+        <w:spacing w:lineRule="auto" w:line="240" w:before="0" w:after="0"/>
+        <w:jc w:val="start"/>
+        <w:rPr>
+          <w:rFonts w:ascii="Times New Roman" w:hAnsi="Times New Roman"/>
+          <w:b/>
+          <w:bCs/>
+          <w:sz w:val="24"/>
+        </w:rPr>
+      </w:pPr>
+      <w:r>
+        <w:rPr>
+          <w:rFonts w:ascii="Times New Roman" w:hAnsi="Times New Roman"/>
+          <w:b/>
+          <w:bCs/>
+        </w:rPr>
+      </w:r>
+    </w:p>
+    <w:p>
+      <w:pPr>
+        <w:pStyle w:val="BodyText"/>
+        <w:bidi w:val="0"/>
+        <w:spacing w:lineRule="auto" w:line="240" w:before="0" w:after="0"/>
+        <w:jc w:val="start"/>
+        <w:rPr>
+          <w:rFonts w:ascii="Times New Roman" w:hAnsi="Times New Roman"/>
+          <w:b w:val="false"/>
+          <w:bCs w:val="false"/>
+          <w:sz w:val="24"/>
+        </w:rPr>
+      </w:pPr>
+      <w:r>
+        <w:rPr>
+          <w:rFonts w:ascii="Times New Roman" w:hAnsi="Times New Roman"/>
+          <w:b w:val="false"/>
+          <w:bCs w:val="false"/>
+        </w:rPr>
+        <w:t>After walking around Highways village, we drove about 12 km to reach Maharaja Mettu and then trekked up the hills. A young man with a malfunctioning electronic meter charged us ₹30 per person in cash to enter the area!</w:t>
+      </w:r>
+    </w:p>
+    <w:p>
+      <w:pPr>
+        <w:pStyle w:val="BodyText"/>
+        <w:bidi w:val="0"/>
+        <w:spacing w:lineRule="auto" w:line="240" w:before="0" w:after="0"/>
+        <w:jc w:val="start"/>
+        <w:rPr>
+          <w:rFonts w:ascii="Times New Roman" w:hAnsi="Times New Roman"/>
+          <w:b w:val="false"/>
+          <w:bCs w:val="false"/>
+          <w:sz w:val="24"/>
+        </w:rPr>
+      </w:pPr>
+      <w:r>
+        <w:rPr>
+          <w:rFonts w:ascii="Times New Roman" w:hAnsi="Times New Roman"/>
+          <w:b w:val="false"/>
+          <w:bCs w:val="false"/>
+        </w:rPr>
+      </w:r>
+    </w:p>
+    <w:p>
+      <w:pPr>
+        <w:pStyle w:val="BodyText"/>
+        <w:bidi w:val="0"/>
+        <w:spacing w:lineRule="auto" w:line="240" w:before="0" w:after="0"/>
+        <w:jc w:val="start"/>
+        <w:rPr>
+          <w:rFonts w:ascii="Times New Roman" w:hAnsi="Times New Roman"/>
+          <w:b w:val="false"/>
+          <w:bCs w:val="false"/>
+          <w:sz w:val="24"/>
+        </w:rPr>
+      </w:pPr>
+      <w:r>
+        <w:rPr>
+          <w:rFonts w:ascii="Times New Roman" w:hAnsi="Times New Roman"/>
+          <w:b w:val="false"/>
+          <w:bCs w:val="false"/>
+        </w:rPr>
+        <w:t>There were a few other visitors who trekked up to the peak, only to return disappointed as the entire valley was covered in clouds and nothing was visible. During our trek, we met an elderly man selling tea, omelettes, and biscuits from a small pushcart. Seeing us carrying zoom lenses, he immediately understood that we were birders. To our surprise, he started throwing some namkeen (a crunchy Indian snack) onto the road and told us we didn’t need to trek further as the birds would come to us.</w:t>
+      </w:r>
+    </w:p>
+    <w:p>
+      <w:pPr>
+        <w:pStyle w:val="BodyText"/>
+        <w:bidi w:val="0"/>
+        <w:spacing w:lineRule="auto" w:line="240" w:before="0" w:after="0"/>
+        <w:jc w:val="start"/>
+        <w:rPr>
+          <w:rFonts w:ascii="Times New Roman" w:hAnsi="Times New Roman"/>
+          <w:b w:val="false"/>
+          <w:bCs w:val="false"/>
+          <w:sz w:val="24"/>
+        </w:rPr>
+      </w:pPr>
+      <w:r>
+        <w:rPr>
+          <w:rFonts w:ascii="Times New Roman" w:hAnsi="Times New Roman"/>
+          <w:b w:val="false"/>
+          <w:bCs w:val="false"/>
+        </w:rPr>
+      </w:r>
+    </w:p>
+    <w:p>
+      <w:pPr>
+        <w:pStyle w:val="BodyText"/>
+        <w:bidi w:val="0"/>
+        <w:spacing w:lineRule="auto" w:line="240" w:before="0" w:after="0"/>
+        <w:jc w:val="start"/>
+        <w:rPr>
+          <w:rFonts w:ascii="Times New Roman" w:hAnsi="Times New Roman"/>
+          <w:b w:val="false"/>
+          <w:bCs w:val="false"/>
+          <w:sz w:val="24"/>
+        </w:rPr>
+      </w:pPr>
+      <w:r>
+        <w:rPr>
+          <w:rFonts w:ascii="Times New Roman" w:hAnsi="Times New Roman"/>
+          <w:b w:val="false"/>
+          <w:bCs w:val="false"/>
+        </w:rPr>
+        <w:t>True to his word, we were amazed to see bulbuls, sparrows, and babblers quickly gathering to pick up the snacks. I was taken aback by this sight and couldn’t help but wonder what would happen if these birds lost their natural instinct to forage and began depending on such food.</w:t>
+      </w:r>
+    </w:p>
+    <w:p>
+      <w:pPr>
+        <w:pStyle w:val="BodyText"/>
+        <w:bidi w:val="0"/>
+        <w:spacing w:lineRule="auto" w:line="240" w:before="0" w:after="0"/>
+        <w:jc w:val="start"/>
+        <w:rPr>
+          <w:rFonts w:ascii="Times New Roman" w:hAnsi="Times New Roman"/>
+          <w:b w:val="false"/>
+          <w:bCs w:val="false"/>
+          <w:sz w:val="24"/>
+        </w:rPr>
+      </w:pPr>
+      <w:r>
+        <w:rPr>
+          <w:rFonts w:ascii="Times New Roman" w:hAnsi="Times New Roman"/>
+          <w:b w:val="false"/>
+          <w:bCs w:val="false"/>
+        </w:rPr>
+      </w:r>
+    </w:p>
+    <w:p>
+      <w:pPr>
+        <w:pStyle w:val="BodyText"/>
+        <w:bidi w:val="0"/>
+        <w:spacing w:lineRule="auto" w:line="240" w:before="0" w:after="0"/>
+        <w:jc w:val="start"/>
+        <w:rPr>
+          <w:rFonts w:ascii="Times New Roman" w:hAnsi="Times New Roman"/>
+          <w:b w:val="false"/>
+          <w:bCs w:val="false"/>
+          <w:sz w:val="24"/>
+        </w:rPr>
+      </w:pPr>
+      <w:r>
+        <w:rPr>
+          <w:rFonts w:ascii="Times New Roman" w:hAnsi="Times New Roman"/>
+          <w:b w:val="false"/>
+          <w:bCs w:val="false"/>
+        </w:rPr>
+        <w:t>With that lingering thought, we left for Munnar.</w:t>
+      </w:r>
+    </w:p>
+    <w:p>
+      <w:pPr>
+        <w:pStyle w:val="BodyText"/>
+        <w:bidi w:val="0"/>
+        <w:spacing w:lineRule="auto" w:line="240" w:before="0" w:after="0"/>
+        <w:jc w:val="start"/>
+        <w:rPr>
+          <w:rStyle w:val="Emphasis"/>
+          <w:rFonts w:ascii="Times New Roman" w:hAnsi="Times New Roman"/>
+          <w:b w:val="false"/>
+          <w:bCs w:val="false"/>
+          <w:i w:val="false"/>
+          <w:iCs w:val="false"/>
+          <w:sz w:val="24"/>
+          <w:szCs w:val="24"/>
+        </w:rPr>
       </w:pPr>
       <w:r>
         <w:rPr/>
@@ -56,69 +1707,78 @@
     </w:p>
     <w:p>
       <w:pPr>
-        <w:pStyle w:val="Normal"/>
-        <w:bidi w:val="0"/>
-        <w:jc w:val="start"/>
-        <w:rPr>
-          <w:b/>
-          <w:bCs/>
-        </w:rPr>
-      </w:pPr>
-      <w:r>
-        <w:rPr>
-          <w:b/>
-          <w:bCs/>
-        </w:rPr>
-        <w:t xml:space="preserve">Check-post: </w:t>
-      </w:r>
-      <w:r>
-        <w:rPr>
-          <w:b w:val="false"/>
-          <w:bCs w:val="false"/>
-        </w:rPr>
-        <w:t>We were the first to reach the check-post. Few formalities were to be completed and the forest guard in charge of the check-post was getting ready to resume his morning duty. We were frisked for any liquor and plastic packets/bottles. To give due credit to the officials, such a frisking, later we realiesed, was working well because we did not find any litter in the entire area of Megamalai. So, here started our impromptu trip to Megamalai. The goal was to see as much as we can and proceed to Munnar so that we reach by evening.</w:t>
-      </w:r>
-    </w:p>
-    <w:p>
-      <w:pPr>
-        <w:pStyle w:val="Normal"/>
-        <w:bidi w:val="0"/>
-        <w:jc w:val="start"/>
-        <w:rPr>
-          <w:b w:val="false"/>
-          <w:bCs w:val="false"/>
-        </w:rPr>
-      </w:pPr>
-      <w:r>
-        <w:rPr>
-          <w:b w:val="false"/>
-          <w:bCs w:val="false"/>
-        </w:rPr>
-      </w:r>
-    </w:p>
-    <w:p>
-      <w:pPr>
-        <w:pStyle w:val="Normal"/>
-        <w:bidi w:val="0"/>
-        <w:jc w:val="start"/>
-        <w:rPr>
-          <w:b/>
-          <w:bCs/>
-        </w:rPr>
-      </w:pPr>
-      <w:r>
-        <w:rPr>
-          <w:b/>
-          <w:bCs/>
-        </w:rPr>
-        <w:t xml:space="preserve">Megamalai: </w:t>
-      </w:r>
-      <w:r>
-        <w:rPr>
-          <w:b w:val="false"/>
-          <w:bCs w:val="false"/>
-        </w:rPr>
-        <w:t xml:space="preserve">Megam is Clouds and Malai is Hills in Tamil. So, the literal translation would mean Hill of Clouds. Since it was the time for sunrise, our eyes were look on the eastern side of the valley. It was dawn and there wasn’t much light. Once our eyes got adjusted that light, we crossed a place that looked like a huge valley and the glimpse of the golden hues started appearing slowly. We parked our car to the side and jumped out with our cameras in hand with fingers frantically adjusting the settings for the perfect shot. As the Sun started appearing the clouds settled down the valley started moving up. While there were not much clouds, what ever we could see was worth the visit. We kept firing the shutter till such time we were happy that we got enough of the unforlding morning. Later we got to know that in places like Megamalai, the unfolding of beauty is upto Mother Nature and cannot be planned in advance. We can’t agree more. </w:t>
+        <w:pStyle w:val="BodyText"/>
+        <w:bidi w:val="0"/>
+        <w:spacing w:lineRule="auto" w:line="240" w:before="0" w:after="0"/>
+        <w:jc w:val="start"/>
+        <w:rPr>
+          <w:rStyle w:val="Emphasis"/>
+          <w:rFonts w:ascii="Times New Roman" w:hAnsi="Times New Roman"/>
+          <w:i w:val="false"/>
+          <w:iCs w:val="false"/>
+          <w:sz w:val="24"/>
+          <w:szCs w:val="24"/>
+        </w:rPr>
+      </w:pPr>
+      <w:r>
+        <w:rPr/>
+      </w:r>
+    </w:p>
+    <w:p>
+      <w:pPr>
+        <w:pStyle w:val="BodyText"/>
+        <w:bidi w:val="0"/>
+        <w:spacing w:lineRule="auto" w:line="240" w:before="0" w:after="0"/>
+        <w:jc w:val="start"/>
+        <w:rPr>
+          <w:rStyle w:val="Emphasis"/>
+          <w:rFonts w:ascii="Times New Roman" w:hAnsi="Times New Roman"/>
+          <w:i w:val="false"/>
+          <w:iCs w:val="false"/>
+          <w:sz w:val="24"/>
+          <w:szCs w:val="24"/>
+        </w:rPr>
+      </w:pPr>
+      <w:r>
+        <w:rPr/>
+      </w:r>
+    </w:p>
+    <w:p>
+      <w:pPr>
+        <w:pStyle w:val="BodyText"/>
+        <w:bidi w:val="0"/>
+        <w:spacing w:lineRule="auto" w:line="240" w:before="0" w:after="0"/>
+        <w:jc w:val="start"/>
+        <w:rPr>
+          <w:rStyle w:val="Emphasis"/>
+          <w:rFonts w:ascii="Times New Roman" w:hAnsi="Times New Roman"/>
+          <w:i w:val="false"/>
+          <w:iCs w:val="false"/>
+          <w:sz w:val="24"/>
+          <w:szCs w:val="24"/>
+        </w:rPr>
+      </w:pPr>
+      <w:r>
+        <w:rPr/>
+      </w:r>
+    </w:p>
+    <w:p>
+      <w:pPr>
+        <w:pStyle w:val="BodyText"/>
+        <w:bidi w:val="0"/>
+        <w:spacing w:lineRule="auto" w:line="240" w:before="0" w:after="0"/>
+        <w:jc w:val="start"/>
+        <w:rPr>
+          <w:rStyle w:val="Emphasis"/>
+          <w:rFonts w:ascii="Times New Roman" w:hAnsi="Times New Roman"/>
+          <w:i w:val="false"/>
+          <w:iCs w:val="false"/>
+          <w:sz w:val="24"/>
+          <w:szCs w:val="24"/>
+        </w:rPr>
+      </w:pPr>
+      <w:r>
+        <w:rPr/>
       </w:r>
     </w:p>
     <w:sectPr>
@@ -166,6 +1826,56 @@
       <w:sz w:val="24"/>
       <w:szCs w:val="24"/>
       <w:lang w:val="en-GB" w:eastAsia="zh-CN" w:bidi="hi-IN"/>
+    </w:rPr>
+  </w:style>
+  <w:style w:type="paragraph" w:styleId="Heading1">
+    <w:name w:val="heading 1"/>
+    <w:basedOn w:val="Heading"/>
+    <w:next w:val="BodyText"/>
+    <w:qFormat/>
+    <w:pPr>
+      <w:spacing w:before="240" w:after="120"/>
+      <w:outlineLvl w:val="0"/>
+    </w:pPr>
+    <w:rPr>
+      <w:rFonts w:ascii="Liberation Serif" w:hAnsi="Liberation Serif" w:eastAsia="Songti SC" w:cs="Arial Unicode MS"/>
+      <w:b/>
+      <w:bCs/>
+      <w:sz w:val="48"/>
+      <w:szCs w:val="48"/>
+    </w:rPr>
+  </w:style>
+  <w:style w:type="paragraph" w:styleId="Heading2">
+    <w:name w:val="heading 2"/>
+    <w:basedOn w:val="Heading"/>
+    <w:next w:val="BodyText"/>
+    <w:qFormat/>
+    <w:pPr>
+      <w:spacing w:before="200" w:after="120"/>
+      <w:outlineLvl w:val="1"/>
+    </w:pPr>
+    <w:rPr>
+      <w:rFonts w:ascii="Liberation Serif" w:hAnsi="Liberation Serif" w:eastAsia="Songti SC" w:cs="Arial Unicode MS"/>
+      <w:b/>
+      <w:bCs/>
+      <w:sz w:val="36"/>
+      <w:szCs w:val="36"/>
+    </w:rPr>
+  </w:style>
+  <w:style w:type="character" w:styleId="Emphasis">
+    <w:name w:val="Emphasis"/>
+    <w:qFormat/>
+    <w:rPr>
+      <w:i/>
+      <w:iCs/>
+    </w:rPr>
+  </w:style>
+  <w:style w:type="character" w:styleId="Strong">
+    <w:name w:val="Strong"/>
+    <w:qFormat/>
+    <w:rPr>
+      <w:b/>
+      <w:bCs/>
     </w:rPr>
   </w:style>
   <w:style w:type="paragraph" w:styleId="Heading">
@@ -224,6 +1934,23 @@
     </w:pPr>
     <w:rPr>
       <w:rFonts w:ascii="Helvetica Neue" w:hAnsi="Helvetica Neue" w:cs="Arial Unicode MS"/>
+    </w:rPr>
+  </w:style>
+  <w:style w:type="paragraph" w:styleId="HorizontalLine">
+    <w:name w:val="Horizontal Line"/>
+    <w:basedOn w:val="Normal"/>
+    <w:next w:val="BodyText"/>
+    <w:qFormat/>
+    <w:pPr>
+      <w:suppressLineNumbers/>
+      <w:pBdr>
+        <w:bottom w:val="double" w:sz="2" w:space="0" w:color="808080"/>
+      </w:pBdr>
+      <w:spacing w:before="0" w:after="283"/>
+    </w:pPr>
+    <w:rPr>
+      <w:sz w:val="12"/>
+      <w:szCs w:val="12"/>
     </w:rPr>
   </w:style>
 </w:styles>

--- a/Megamalai.docx
+++ b/Megamalai.docx
@@ -4,6 +4,1574 @@
   <w:body>
     <w:p>
       <w:pPr>
+        <w:pStyle w:val="BodyText"/>
+        <w:bidi w:val="0"/>
+        <w:spacing w:lineRule="auto" w:line="240" w:before="0" w:after="0"/>
+        <w:jc w:val="start"/>
+        <w:rPr>
+          <w:rFonts w:ascii="Times New Roman" w:hAnsi="Times New Roman"/>
+          <w:b w:val="false"/>
+          <w:bCs w:val="false"/>
+          <w:sz w:val="24"/>
+          <w:szCs w:val="24"/>
+        </w:rPr>
+      </w:pPr>
+      <w:r>
+        <w:rPr>
+          <w:rFonts w:ascii="Times New Roman" w:hAnsi="Times New Roman"/>
+          <w:b w:val="false"/>
+          <w:bCs w:val="false"/>
+          <w:sz w:val="24"/>
+          <w:szCs w:val="24"/>
+        </w:rPr>
+        <w:t xml:space="preserve">And your complete </w:t>
+      </w:r>
+      <w:r>
+        <w:rPr>
+          <w:rStyle w:val="SourceText"/>
+          <w:rFonts w:ascii="Times New Roman" w:hAnsi="Times New Roman"/>
+          <w:b w:val="false"/>
+          <w:bCs w:val="false"/>
+          <w:sz w:val="24"/>
+          <w:szCs w:val="24"/>
+        </w:rPr>
+        <w:t>blog_posts.json</w:t>
+      </w:r>
+      <w:r>
+        <w:rPr>
+          <w:rFonts w:ascii="Times New Roman" w:hAnsi="Times New Roman"/>
+          <w:b w:val="false"/>
+          <w:bCs w:val="false"/>
+          <w:sz w:val="24"/>
+          <w:szCs w:val="24"/>
+        </w:rPr>
+        <w:t xml:space="preserve"> entry for this post:</w:t>
+      </w:r>
+    </w:p>
+    <w:p>
+      <w:pPr>
+        <w:pStyle w:val="BodyText"/>
+        <w:spacing w:lineRule="auto" w:line="240"/>
+        <w:ind w:hanging="0" w:start="0" w:end="0"/>
+        <w:rPr>
+          <w:rFonts w:ascii="Times New Roman" w:hAnsi="Times New Roman"/>
+        </w:rPr>
+      </w:pPr>
+      <w:r>
+        <w:rPr>
+          <w:rFonts w:ascii="Times New Roman" w:hAnsi="Times New Roman"/>
+        </w:rPr>
+        <w:t>json</w:t>
+      </w:r>
+    </w:p>
+    <w:p>
+      <w:pPr>
+        <w:pStyle w:val="PreformattedText"/>
+        <w:ind w:hanging="0" w:start="0" w:end="0"/>
+        <w:rPr>
+          <w:rFonts w:ascii="Times New Roman" w:hAnsi="Times New Roman" w:eastAsia="Songti SC" w:cs="Arial Unicode MS"/>
+          <w:sz w:val="24"/>
+          <w:szCs w:val="24"/>
+        </w:rPr>
+      </w:pPr>
+      <w:r>
+        <w:rPr>
+          <w:rStyle w:val="SourceText"/>
+          <w:rFonts w:ascii="var font-mono" w:hAnsi="var font-mono"/>
+          <w:color w:val="2B303B"/>
+          <w:sz w:val="24"/>
+          <w:szCs w:val="24"/>
+          <w:shd w:fill="auto" w:val="clear"/>
+        </w:rPr>
+        <w:t>{</w:t>
+      </w:r>
+    </w:p>
+    <w:p>
+      <w:pPr>
+        <w:pStyle w:val="PreformattedText"/>
+        <w:ind w:hanging="0" w:start="0" w:end="0"/>
+        <w:rPr>
+          <w:rFonts w:ascii="Times New Roman" w:hAnsi="Times New Roman" w:eastAsia="Songti SC" w:cs="Arial Unicode MS"/>
+          <w:sz w:val="24"/>
+          <w:szCs w:val="24"/>
+        </w:rPr>
+      </w:pPr>
+      <w:r>
+        <w:rPr>
+          <w:rStyle w:val="SourceText"/>
+          <w:rFonts w:ascii="Times New Roman" w:hAnsi="Times New Roman"/>
+          <w:color w:val="14181F"/>
+          <w:sz w:val="24"/>
+          <w:szCs w:val="24"/>
+          <w:shd w:fill="auto" w:val="clear"/>
+        </w:rPr>
+        <w:t xml:space="preserve">  </w:t>
+      </w:r>
+      <w:r>
+        <w:rPr>
+          <w:rStyle w:val="SourceText"/>
+          <w:rFonts w:ascii="var font-mono" w:hAnsi="var font-mono"/>
+          <w:color w:val="B80A18"/>
+          <w:sz w:val="24"/>
+          <w:szCs w:val="24"/>
+          <w:shd w:fill="auto" w:val="clear"/>
+        </w:rPr>
+        <w:t>"id"</w:t>
+      </w:r>
+      <w:r>
+        <w:rPr>
+          <w:rStyle w:val="SourceText"/>
+          <w:rFonts w:ascii="var font-mono" w:hAnsi="var font-mono"/>
+          <w:color w:val="14181F"/>
+          <w:sz w:val="24"/>
+          <w:szCs w:val="24"/>
+          <w:shd w:fill="auto" w:val="clear"/>
+        </w:rPr>
+        <w:t xml:space="preserve">: </w:t>
+      </w:r>
+      <w:r>
+        <w:rPr>
+          <w:rStyle w:val="SourceText"/>
+          <w:rFonts w:ascii="var font-mono" w:hAnsi="var font-mono"/>
+          <w:color w:val="008000"/>
+          <w:sz w:val="24"/>
+          <w:szCs w:val="24"/>
+          <w:shd w:fill="auto" w:val="clear"/>
+        </w:rPr>
+        <w:t>"Megamalai-2026"</w:t>
+      </w:r>
+      <w:r>
+        <w:rPr>
+          <w:rStyle w:val="SourceText"/>
+          <w:rFonts w:ascii="var font-mono" w:hAnsi="var font-mono"/>
+          <w:color w:val="2B303B"/>
+          <w:sz w:val="24"/>
+          <w:szCs w:val="24"/>
+          <w:shd w:fill="auto" w:val="clear"/>
+        </w:rPr>
+        <w:t>,</w:t>
+      </w:r>
+    </w:p>
+    <w:p>
+      <w:pPr>
+        <w:pStyle w:val="PreformattedText"/>
+        <w:ind w:hanging="0" w:start="0" w:end="0"/>
+        <w:rPr>
+          <w:rFonts w:ascii="Times New Roman" w:hAnsi="Times New Roman" w:eastAsia="Songti SC" w:cs="Arial Unicode MS"/>
+          <w:sz w:val="24"/>
+          <w:szCs w:val="24"/>
+        </w:rPr>
+      </w:pPr>
+      <w:r>
+        <w:rPr>
+          <w:rStyle w:val="SourceText"/>
+          <w:rFonts w:ascii="Times New Roman" w:hAnsi="Times New Roman"/>
+          <w:color w:val="14181F"/>
+          <w:sz w:val="24"/>
+          <w:szCs w:val="24"/>
+          <w:shd w:fill="auto" w:val="clear"/>
+        </w:rPr>
+        <w:t xml:space="preserve">  </w:t>
+      </w:r>
+      <w:r>
+        <w:rPr>
+          <w:rStyle w:val="SourceText"/>
+          <w:rFonts w:ascii="var font-mono" w:hAnsi="var font-mono"/>
+          <w:color w:val="B80A18"/>
+          <w:sz w:val="24"/>
+          <w:szCs w:val="24"/>
+          <w:shd w:fill="auto" w:val="clear"/>
+        </w:rPr>
+        <w:t>"title"</w:t>
+      </w:r>
+      <w:r>
+        <w:rPr>
+          <w:rStyle w:val="SourceText"/>
+          <w:rFonts w:ascii="var font-mono" w:hAnsi="var font-mono"/>
+          <w:color w:val="14181F"/>
+          <w:sz w:val="24"/>
+          <w:szCs w:val="24"/>
+          <w:shd w:fill="auto" w:val="clear"/>
+        </w:rPr>
+        <w:t xml:space="preserve">: </w:t>
+      </w:r>
+      <w:r>
+        <w:rPr>
+          <w:rStyle w:val="SourceText"/>
+          <w:rFonts w:ascii="var font-mono" w:hAnsi="var font-mono"/>
+          <w:color w:val="008000"/>
+          <w:sz w:val="24"/>
+          <w:szCs w:val="24"/>
+          <w:shd w:fill="auto" w:val="clear"/>
+        </w:rPr>
+        <w:t>"Megamalai – The Plan That Wasn't!"</w:t>
+      </w:r>
+      <w:r>
+        <w:rPr>
+          <w:rStyle w:val="SourceText"/>
+          <w:rFonts w:ascii="var font-mono" w:hAnsi="var font-mono"/>
+          <w:color w:val="2B303B"/>
+          <w:sz w:val="24"/>
+          <w:szCs w:val="24"/>
+          <w:shd w:fill="auto" w:val="clear"/>
+        </w:rPr>
+        <w:t>,</w:t>
+      </w:r>
+    </w:p>
+    <w:p>
+      <w:pPr>
+        <w:pStyle w:val="PreformattedText"/>
+        <w:ind w:hanging="0" w:start="0" w:end="0"/>
+        <w:rPr>
+          <w:rFonts w:ascii="Times New Roman" w:hAnsi="Times New Roman" w:eastAsia="Songti SC" w:cs="Arial Unicode MS"/>
+          <w:sz w:val="24"/>
+          <w:szCs w:val="24"/>
+        </w:rPr>
+      </w:pPr>
+      <w:r>
+        <w:rPr>
+          <w:rStyle w:val="SourceText"/>
+          <w:rFonts w:ascii="Times New Roman" w:hAnsi="Times New Roman"/>
+          <w:color w:val="14181F"/>
+          <w:sz w:val="24"/>
+          <w:szCs w:val="24"/>
+          <w:shd w:fill="auto" w:val="clear"/>
+        </w:rPr>
+        <w:t xml:space="preserve">  </w:t>
+      </w:r>
+      <w:r>
+        <w:rPr>
+          <w:rStyle w:val="SourceText"/>
+          <w:rFonts w:ascii="var font-mono" w:hAnsi="var font-mono"/>
+          <w:color w:val="B80A18"/>
+          <w:sz w:val="24"/>
+          <w:szCs w:val="24"/>
+          <w:shd w:fill="auto" w:val="clear"/>
+        </w:rPr>
+        <w:t>"dates_visited"</w:t>
+      </w:r>
+      <w:r>
+        <w:rPr>
+          <w:rStyle w:val="SourceText"/>
+          <w:rFonts w:ascii="var font-mono" w:hAnsi="var font-mono"/>
+          <w:color w:val="14181F"/>
+          <w:sz w:val="24"/>
+          <w:szCs w:val="24"/>
+          <w:shd w:fill="auto" w:val="clear"/>
+        </w:rPr>
+        <w:t xml:space="preserve">: </w:t>
+      </w:r>
+      <w:r>
+        <w:rPr>
+          <w:rStyle w:val="SourceText"/>
+          <w:rFonts w:ascii="var font-mono" w:hAnsi="var font-mono"/>
+          <w:color w:val="008000"/>
+          <w:sz w:val="24"/>
+          <w:szCs w:val="24"/>
+          <w:shd w:fill="auto" w:val="clear"/>
+        </w:rPr>
+        <w:t>"January 2026"</w:t>
+      </w:r>
+      <w:r>
+        <w:rPr>
+          <w:rStyle w:val="SourceText"/>
+          <w:rFonts w:ascii="var font-mono" w:hAnsi="var font-mono"/>
+          <w:color w:val="2B303B"/>
+          <w:sz w:val="24"/>
+          <w:szCs w:val="24"/>
+          <w:shd w:fill="auto" w:val="clear"/>
+        </w:rPr>
+        <w:t>,</w:t>
+      </w:r>
+    </w:p>
+    <w:p>
+      <w:pPr>
+        <w:pStyle w:val="PreformattedText"/>
+        <w:ind w:hanging="0" w:start="0" w:end="0"/>
+        <w:rPr>
+          <w:rFonts w:ascii="Times New Roman" w:hAnsi="Times New Roman" w:eastAsia="Songti SC" w:cs="Arial Unicode MS"/>
+          <w:sz w:val="24"/>
+          <w:szCs w:val="24"/>
+        </w:rPr>
+      </w:pPr>
+      <w:r>
+        <w:rPr>
+          <w:rStyle w:val="SourceText"/>
+          <w:rFonts w:ascii="Times New Roman" w:hAnsi="Times New Roman"/>
+          <w:color w:val="14181F"/>
+          <w:sz w:val="24"/>
+          <w:szCs w:val="24"/>
+          <w:shd w:fill="auto" w:val="clear"/>
+        </w:rPr>
+        <w:t xml:space="preserve">  </w:t>
+      </w:r>
+      <w:r>
+        <w:rPr>
+          <w:rStyle w:val="SourceText"/>
+          <w:rFonts w:ascii="var font-mono" w:hAnsi="var font-mono"/>
+          <w:color w:val="B80A18"/>
+          <w:sz w:val="24"/>
+          <w:szCs w:val="24"/>
+          <w:shd w:fill="auto" w:val="clear"/>
+        </w:rPr>
+        <w:t>"place"</w:t>
+      </w:r>
+      <w:r>
+        <w:rPr>
+          <w:rStyle w:val="SourceText"/>
+          <w:rFonts w:ascii="var font-mono" w:hAnsi="var font-mono"/>
+          <w:color w:val="14181F"/>
+          <w:sz w:val="24"/>
+          <w:szCs w:val="24"/>
+          <w:shd w:fill="auto" w:val="clear"/>
+        </w:rPr>
+        <w:t xml:space="preserve">: </w:t>
+      </w:r>
+      <w:r>
+        <w:rPr>
+          <w:rStyle w:val="SourceText"/>
+          <w:rFonts w:ascii="var font-mono" w:hAnsi="var font-mono"/>
+          <w:color w:val="008000"/>
+          <w:sz w:val="24"/>
+          <w:szCs w:val="24"/>
+          <w:shd w:fill="auto" w:val="clear"/>
+        </w:rPr>
+        <w:t>"Megamalai"</w:t>
+      </w:r>
+      <w:r>
+        <w:rPr>
+          <w:rStyle w:val="SourceText"/>
+          <w:rFonts w:ascii="var font-mono" w:hAnsi="var font-mono"/>
+          <w:color w:val="2B303B"/>
+          <w:sz w:val="24"/>
+          <w:szCs w:val="24"/>
+          <w:shd w:fill="auto" w:val="clear"/>
+        </w:rPr>
+        <w:t>,</w:t>
+      </w:r>
+    </w:p>
+    <w:p>
+      <w:pPr>
+        <w:pStyle w:val="PreformattedText"/>
+        <w:ind w:hanging="0" w:start="0" w:end="0"/>
+        <w:rPr>
+          <w:rFonts w:ascii="Times New Roman" w:hAnsi="Times New Roman" w:eastAsia="Songti SC" w:cs="Arial Unicode MS"/>
+          <w:sz w:val="24"/>
+          <w:szCs w:val="24"/>
+        </w:rPr>
+      </w:pPr>
+      <w:r>
+        <w:rPr>
+          <w:rStyle w:val="SourceText"/>
+          <w:rFonts w:ascii="Times New Roman" w:hAnsi="Times New Roman"/>
+          <w:color w:val="14181F"/>
+          <w:sz w:val="24"/>
+          <w:szCs w:val="24"/>
+          <w:shd w:fill="auto" w:val="clear"/>
+        </w:rPr>
+        <w:t xml:space="preserve">  </w:t>
+      </w:r>
+      <w:r>
+        <w:rPr>
+          <w:rStyle w:val="SourceText"/>
+          <w:rFonts w:ascii="var font-mono" w:hAnsi="var font-mono"/>
+          <w:color w:val="B80A18"/>
+          <w:sz w:val="24"/>
+          <w:szCs w:val="24"/>
+          <w:shd w:fill="auto" w:val="clear"/>
+        </w:rPr>
+        <w:t>"place_tag"</w:t>
+      </w:r>
+      <w:r>
+        <w:rPr>
+          <w:rStyle w:val="SourceText"/>
+          <w:rFonts w:ascii="var font-mono" w:hAnsi="var font-mono"/>
+          <w:color w:val="14181F"/>
+          <w:sz w:val="24"/>
+          <w:szCs w:val="24"/>
+          <w:shd w:fill="auto" w:val="clear"/>
+        </w:rPr>
+        <w:t xml:space="preserve">: </w:t>
+      </w:r>
+      <w:r>
+        <w:rPr>
+          <w:rStyle w:val="SourceText"/>
+          <w:rFonts w:ascii="var font-mono" w:hAnsi="var font-mono"/>
+          <w:color w:val="008000"/>
+          <w:sz w:val="24"/>
+          <w:szCs w:val="24"/>
+          <w:shd w:fill="auto" w:val="clear"/>
+        </w:rPr>
+        <w:t>"Megamalai"</w:t>
+      </w:r>
+      <w:r>
+        <w:rPr>
+          <w:rStyle w:val="SourceText"/>
+          <w:rFonts w:ascii="var font-mono" w:hAnsi="var font-mono"/>
+          <w:color w:val="2B303B"/>
+          <w:sz w:val="24"/>
+          <w:szCs w:val="24"/>
+          <w:shd w:fill="auto" w:val="clear"/>
+        </w:rPr>
+        <w:t>,</w:t>
+      </w:r>
+    </w:p>
+    <w:p>
+      <w:pPr>
+        <w:pStyle w:val="PreformattedText"/>
+        <w:ind w:hanging="0" w:start="0" w:end="0"/>
+        <w:rPr>
+          <w:rFonts w:ascii="Times New Roman" w:hAnsi="Times New Roman" w:eastAsia="Songti SC" w:cs="Arial Unicode MS"/>
+          <w:sz w:val="24"/>
+          <w:szCs w:val="24"/>
+        </w:rPr>
+      </w:pPr>
+      <w:r>
+        <w:rPr>
+          <w:rStyle w:val="SourceText"/>
+          <w:rFonts w:ascii="Times New Roman" w:hAnsi="Times New Roman"/>
+          <w:color w:val="14181F"/>
+          <w:sz w:val="24"/>
+          <w:szCs w:val="24"/>
+          <w:shd w:fill="auto" w:val="clear"/>
+        </w:rPr>
+        <w:t xml:space="preserve">  </w:t>
+      </w:r>
+      <w:r>
+        <w:rPr>
+          <w:rStyle w:val="SourceText"/>
+          <w:rFonts w:ascii="var font-mono" w:hAnsi="var font-mono"/>
+          <w:color w:val="B80A18"/>
+          <w:sz w:val="24"/>
+          <w:szCs w:val="24"/>
+          <w:shd w:fill="auto" w:val="clear"/>
+        </w:rPr>
+        <w:t>"country"</w:t>
+      </w:r>
+      <w:r>
+        <w:rPr>
+          <w:rStyle w:val="SourceText"/>
+          <w:rFonts w:ascii="var font-mono" w:hAnsi="var font-mono"/>
+          <w:color w:val="14181F"/>
+          <w:sz w:val="24"/>
+          <w:szCs w:val="24"/>
+          <w:shd w:fill="auto" w:val="clear"/>
+        </w:rPr>
+        <w:t xml:space="preserve">: </w:t>
+      </w:r>
+      <w:r>
+        <w:rPr>
+          <w:rStyle w:val="SourceText"/>
+          <w:rFonts w:ascii="var font-mono" w:hAnsi="var font-mono"/>
+          <w:color w:val="008000"/>
+          <w:sz w:val="24"/>
+          <w:szCs w:val="24"/>
+          <w:shd w:fill="auto" w:val="clear"/>
+        </w:rPr>
+        <w:t>"Tamil Nadu, India"</w:t>
+      </w:r>
+      <w:r>
+        <w:rPr>
+          <w:rStyle w:val="SourceText"/>
+          <w:rFonts w:ascii="var font-mono" w:hAnsi="var font-mono"/>
+          <w:color w:val="2B303B"/>
+          <w:sz w:val="24"/>
+          <w:szCs w:val="24"/>
+          <w:shd w:fill="auto" w:val="clear"/>
+        </w:rPr>
+        <w:t>,</w:t>
+      </w:r>
+    </w:p>
+    <w:p>
+      <w:pPr>
+        <w:pStyle w:val="PreformattedText"/>
+        <w:ind w:hanging="0" w:start="0" w:end="0"/>
+        <w:rPr>
+          <w:rFonts w:ascii="Times New Roman" w:hAnsi="Times New Roman" w:eastAsia="Songti SC" w:cs="Arial Unicode MS"/>
+          <w:sz w:val="24"/>
+          <w:szCs w:val="24"/>
+        </w:rPr>
+      </w:pPr>
+      <w:r>
+        <w:rPr>
+          <w:rStyle w:val="SourceText"/>
+          <w:rFonts w:ascii="Times New Roman" w:hAnsi="Times New Roman"/>
+          <w:color w:val="14181F"/>
+          <w:sz w:val="24"/>
+          <w:szCs w:val="24"/>
+          <w:shd w:fill="auto" w:val="clear"/>
+        </w:rPr>
+        <w:t xml:space="preserve">  </w:t>
+      </w:r>
+      <w:r>
+        <w:rPr>
+          <w:rStyle w:val="SourceText"/>
+          <w:rFonts w:ascii="var font-mono" w:hAnsi="var font-mono"/>
+          <w:color w:val="B80A18"/>
+          <w:sz w:val="24"/>
+          <w:szCs w:val="24"/>
+          <w:shd w:fill="auto" w:val="clear"/>
+        </w:rPr>
+        <w:t>"summary"</w:t>
+      </w:r>
+      <w:r>
+        <w:rPr>
+          <w:rStyle w:val="SourceText"/>
+          <w:rFonts w:ascii="var font-mono" w:hAnsi="var font-mono"/>
+          <w:color w:val="14181F"/>
+          <w:sz w:val="24"/>
+          <w:szCs w:val="24"/>
+          <w:shd w:fill="auto" w:val="clear"/>
+        </w:rPr>
+        <w:t xml:space="preserve">: </w:t>
+      </w:r>
+      <w:r>
+        <w:rPr>
+          <w:rStyle w:val="SourceText"/>
+          <w:rFonts w:ascii="var font-mono" w:hAnsi="var font-mono"/>
+          <w:color w:val="008000"/>
+          <w:sz w:val="24"/>
+          <w:szCs w:val="24"/>
+          <w:shd w:fill="auto" w:val="clear"/>
+        </w:rPr>
+        <w:t xml:space="preserve">"An unplanned detour to Megamalai, </w:t>
+      </w:r>
+      <w:r>
+        <w:rPr>
+          <w:rStyle w:val="SourceText"/>
+          <w:rFonts w:ascii="var font-mono" w:hAnsi="var font-mono"/>
+          <w:color w:val="008000"/>
+          <w:sz w:val="24"/>
+          <w:szCs w:val="24"/>
+          <w:shd w:fill="auto" w:val="clear"/>
+        </w:rPr>
+        <w:t>w</w:t>
+      </w:r>
+      <w:r>
+        <w:rPr>
+          <w:rStyle w:val="SourceText"/>
+          <w:rFonts w:ascii="var font-mono" w:hAnsi="var font-mono"/>
+          <w:color w:val="008000"/>
+          <w:sz w:val="24"/>
+          <w:szCs w:val="24"/>
+          <w:shd w:fill="auto" w:val="clear"/>
+        </w:rPr>
+        <w:t>h</w:t>
+      </w:r>
+      <w:r>
+        <w:rPr>
+          <w:rStyle w:val="SourceText"/>
+          <w:rFonts w:ascii="var font-mono" w:hAnsi="var font-mono"/>
+          <w:color w:val="008000"/>
+          <w:sz w:val="24"/>
+          <w:szCs w:val="24"/>
+          <w:shd w:fill="auto" w:val="clear"/>
+        </w:rPr>
+        <w:t>ile on the way to Munnar</w:t>
+      </w:r>
+      <w:r>
+        <w:rPr>
+          <w:rStyle w:val="SourceText"/>
+          <w:rFonts w:ascii="var font-mono" w:hAnsi="var font-mono"/>
+          <w:color w:val="008000"/>
+          <w:sz w:val="24"/>
+          <w:szCs w:val="24"/>
+          <w:shd w:fill="auto" w:val="clear"/>
+        </w:rPr>
+        <w:t xml:space="preserve"> – Tamil Nadu's Hill of Clouds – and one of the best mornings we never planned for."</w:t>
+      </w:r>
+      <w:r>
+        <w:rPr>
+          <w:rStyle w:val="SourceText"/>
+          <w:rFonts w:ascii="var font-mono" w:hAnsi="var font-mono"/>
+          <w:color w:val="2B303B"/>
+          <w:sz w:val="24"/>
+          <w:szCs w:val="24"/>
+          <w:shd w:fill="auto" w:val="clear"/>
+        </w:rPr>
+        <w:t>,</w:t>
+      </w:r>
+    </w:p>
+    <w:p>
+      <w:pPr>
+        <w:pStyle w:val="PreformattedText"/>
+        <w:ind w:hanging="0" w:start="0" w:end="0"/>
+        <w:rPr>
+          <w:rFonts w:ascii="Times New Roman" w:hAnsi="Times New Roman" w:eastAsia="Songti SC" w:cs="Arial Unicode MS"/>
+          <w:sz w:val="24"/>
+          <w:szCs w:val="24"/>
+        </w:rPr>
+      </w:pPr>
+      <w:r>
+        <w:rPr>
+          <w:rStyle w:val="SourceText"/>
+          <w:rFonts w:ascii="Times New Roman" w:hAnsi="Times New Roman"/>
+          <w:color w:val="14181F"/>
+          <w:sz w:val="24"/>
+          <w:szCs w:val="24"/>
+          <w:shd w:fill="auto" w:val="clear"/>
+        </w:rPr>
+        <w:t xml:space="preserve">  </w:t>
+      </w:r>
+      <w:r>
+        <w:rPr>
+          <w:rStyle w:val="SourceText"/>
+          <w:rFonts w:ascii="var font-mono" w:hAnsi="var font-mono"/>
+          <w:color w:val="B80A18"/>
+          <w:sz w:val="24"/>
+          <w:szCs w:val="24"/>
+          <w:shd w:fill="auto" w:val="clear"/>
+        </w:rPr>
+        <w:t>"body"</w:t>
+      </w:r>
+      <w:r>
+        <w:rPr>
+          <w:rStyle w:val="SourceText"/>
+          <w:rFonts w:ascii="var font-mono" w:hAnsi="var font-mono"/>
+          <w:color w:val="14181F"/>
+          <w:sz w:val="24"/>
+          <w:szCs w:val="24"/>
+          <w:shd w:fill="auto" w:val="clear"/>
+        </w:rPr>
+        <w:t xml:space="preserve">: </w:t>
+      </w:r>
+      <w:r>
+        <w:rPr>
+          <w:rStyle w:val="SourceText"/>
+          <w:rFonts w:ascii="var font-mono" w:hAnsi="var font-mono"/>
+          <w:color w:val="008000"/>
+          <w:sz w:val="24"/>
+          <w:szCs w:val="24"/>
+          <w:shd w:fill="auto" w:val="clear"/>
+        </w:rPr>
+        <w:t>"paste the body text above here"</w:t>
+      </w:r>
+    </w:p>
+    <w:p>
+      <w:pPr>
+        <w:pStyle w:val="PreformattedText"/>
+        <w:spacing w:before="0" w:after="283"/>
+        <w:ind w:hanging="0" w:start="0" w:end="0"/>
+        <w:rPr>
+          <w:rFonts w:ascii="Times New Roman" w:hAnsi="Times New Roman" w:eastAsia="Songti SC" w:cs="Arial Unicode MS"/>
+          <w:sz w:val="24"/>
+          <w:szCs w:val="24"/>
+        </w:rPr>
+      </w:pPr>
+      <w:r>
+        <w:rPr>
+          <w:rStyle w:val="SourceText"/>
+          <w:rFonts w:ascii="var font-mono" w:hAnsi="var font-mono"/>
+          <w:color w:val="2B303B"/>
+          <w:sz w:val="24"/>
+          <w:szCs w:val="24"/>
+          <w:shd w:fill="auto" w:val="clear"/>
+        </w:rPr>
+        <w:t>}</w:t>
+      </w:r>
+    </w:p>
+    <w:p>
+      <w:pPr>
+        <w:pStyle w:val="BodyText"/>
+        <w:tabs>
+          <w:tab w:val="clear" w:pos="709"/>
+          <w:tab w:val="left" w:pos="0" w:leader="none"/>
+        </w:tabs>
+        <w:spacing w:lineRule="auto" w:line="240" w:before="0" w:after="0"/>
+        <w:ind w:hanging="283" w:start="709"/>
+        <w:rPr>
+          <w:rFonts w:ascii="Times New Roman" w:hAnsi="Times New Roman"/>
+        </w:rPr>
+      </w:pPr>
+      <w:r>
+        <w:rPr>
+          <w:rStyle w:val="SourceText"/>
+          <w:rFonts w:ascii="Times New Roman" w:hAnsi="Times New Roman"/>
+        </w:rPr>
+        <w:t>[</w:t>
+      </w:r>
+      <w:r>
+        <w:rPr>
+          <w:rStyle w:val="SourceText"/>
+          <w:rFonts w:ascii="Times New Roman" w:hAnsi="Times New Roman"/>
+        </w:rPr>
+        <w:t xml:space="preserve">photo: </w:t>
+      </w:r>
+      <w:r>
+        <w:rPr>
+          <w:rStyle w:val="SourceText"/>
+          <w:rFonts w:ascii="Times New Roman" w:hAnsi="Times New Roman"/>
+        </w:rPr>
+        <w:t>2026-0305-Megamalai-NCM-7747-49</w:t>
+      </w:r>
+      <w:r>
+        <w:rPr>
+          <w:rStyle w:val="SourceText"/>
+          <w:rFonts w:ascii="Times New Roman" w:hAnsi="Times New Roman"/>
+        </w:rPr>
+        <w:t xml:space="preserve">.jpg | </w:t>
+      </w:r>
+      <w:r>
+        <w:rPr>
+          <w:rStyle w:val="SourceText"/>
+          <w:rFonts w:ascii="Times New Roman" w:hAnsi="Times New Roman"/>
+        </w:rPr>
+        <w:t>Sunrise</w:t>
+      </w:r>
+      <w:r>
+        <w:rPr>
+          <w:rStyle w:val="SourceText"/>
+          <w:rFonts w:ascii="Times New Roman" w:hAnsi="Times New Roman"/>
+        </w:rPr>
+        <w:t>]</w:t>
+      </w:r>
+      <w:r>
+        <w:rPr>
+          <w:rStyle w:val="SourceText"/>
+          <w:rFonts w:ascii="Times New Roman" w:hAnsi="Times New Roman"/>
+        </w:rPr>
+        <w:t>\n\n</w:t>
+      </w:r>
+    </w:p>
+    <w:p>
+      <w:pPr>
+        <w:pStyle w:val="BodyText"/>
+        <w:tabs>
+          <w:tab w:val="clear" w:pos="709"/>
+          <w:tab w:val="left" w:pos="0" w:leader="none"/>
+        </w:tabs>
+        <w:spacing w:lineRule="auto" w:line="240" w:before="0" w:after="0"/>
+        <w:ind w:hanging="283" w:start="709"/>
+        <w:rPr>
+          <w:rFonts w:ascii="Times New Roman" w:hAnsi="Times New Roman"/>
+        </w:rPr>
+      </w:pPr>
+      <w:r>
+        <w:rPr>
+          <w:rStyle w:val="SourceText"/>
+          <w:rFonts w:ascii="Times New Roman" w:hAnsi="Times New Roman"/>
+        </w:rPr>
+        <w:t>[</w:t>
+      </w:r>
+      <w:r>
+        <w:rPr>
+          <w:rStyle w:val="SourceText"/>
+          <w:rFonts w:ascii="Times New Roman" w:hAnsi="Times New Roman"/>
+        </w:rPr>
+        <w:t xml:space="preserve">photo: </w:t>
+      </w:r>
+      <w:r>
+        <w:rPr>
+          <w:rStyle w:val="SourceText"/>
+          <w:rFonts w:ascii="Times New Roman" w:hAnsi="Times New Roman"/>
+        </w:rPr>
+        <w:t>2026-0305-Megamalai-NCM-7786</w:t>
+      </w:r>
+      <w:r>
+        <w:rPr>
+          <w:rStyle w:val="SourceText"/>
+          <w:rFonts w:ascii="Times New Roman" w:hAnsi="Times New Roman"/>
+        </w:rPr>
+        <w:t xml:space="preserve">.jpg | </w:t>
+      </w:r>
+      <w:r>
+        <w:rPr>
+          <w:rStyle w:val="SourceText"/>
+          <w:rFonts w:ascii="Times New Roman" w:hAnsi="Times New Roman"/>
+        </w:rPr>
+        <w:t>Sunrise</w:t>
+      </w:r>
+      <w:r>
+        <w:rPr>
+          <w:rStyle w:val="SourceText"/>
+          <w:rFonts w:ascii="Times New Roman" w:hAnsi="Times New Roman"/>
+        </w:rPr>
+        <w:t>]</w:t>
+      </w:r>
+      <w:r>
+        <w:rPr>
+          <w:rStyle w:val="SourceText"/>
+          <w:rFonts w:ascii="Times New Roman" w:hAnsi="Times New Roman"/>
+        </w:rPr>
+        <w:t>\n\n</w:t>
+      </w:r>
+    </w:p>
+    <w:p>
+      <w:pPr>
+        <w:pStyle w:val="BodyText"/>
+        <w:tabs>
+          <w:tab w:val="clear" w:pos="709"/>
+          <w:tab w:val="left" w:pos="0" w:leader="none"/>
+        </w:tabs>
+        <w:spacing w:lineRule="auto" w:line="240" w:before="0" w:after="0"/>
+        <w:ind w:hanging="283" w:start="709"/>
+        <w:rPr>
+          <w:rFonts w:ascii="Times New Roman" w:hAnsi="Times New Roman"/>
+        </w:rPr>
+      </w:pPr>
+      <w:r>
+        <w:rPr>
+          <w:rStyle w:val="SourceText"/>
+          <w:rFonts w:ascii="Times New Roman" w:hAnsi="Times New Roman"/>
+        </w:rPr>
+        <w:t xml:space="preserve">[photo: 2026-0127-Megamalai-NCM-4628.jpg | </w:t>
+      </w:r>
+      <w:r>
+        <w:rPr>
+          <w:rStyle w:val="SourceText"/>
+          <w:rFonts w:ascii="Times New Roman" w:hAnsi="Times New Roman"/>
+        </w:rPr>
+        <w:t>Unfolding of the day</w:t>
+      </w:r>
+      <w:r>
+        <w:rPr>
+          <w:rStyle w:val="SourceText"/>
+          <w:rFonts w:ascii="Times New Roman" w:hAnsi="Times New Roman"/>
+        </w:rPr>
+        <w:t>]</w:t>
+      </w:r>
+      <w:r>
+        <w:rPr>
+          <w:rStyle w:val="SourceText"/>
+          <w:rFonts w:ascii="Times New Roman" w:hAnsi="Times New Roman"/>
+        </w:rPr>
+        <w:t>\n\n</w:t>
+      </w:r>
+    </w:p>
+    <w:p>
+      <w:pPr>
+        <w:pStyle w:val="BodyText"/>
+        <w:tabs>
+          <w:tab w:val="clear" w:pos="709"/>
+          <w:tab w:val="left" w:pos="0" w:leader="none"/>
+        </w:tabs>
+        <w:spacing w:lineRule="auto" w:line="240" w:before="0" w:after="0"/>
+        <w:ind w:hanging="283" w:start="709"/>
+        <w:rPr>
+          <w:rFonts w:ascii="Times New Roman" w:hAnsi="Times New Roman"/>
+        </w:rPr>
+      </w:pPr>
+      <w:r>
+        <w:rPr>
+          <w:rStyle w:val="SourceText"/>
+          <w:rFonts w:ascii="Times New Roman" w:hAnsi="Times New Roman"/>
+        </w:rPr>
+        <w:t>[photo: 2026-0127-Megamalai-NCM-46</w:t>
+      </w:r>
+      <w:r>
+        <w:rPr>
+          <w:rStyle w:val="SourceText"/>
+          <w:rFonts w:ascii="Times New Roman" w:hAnsi="Times New Roman"/>
+        </w:rPr>
+        <w:t>77</w:t>
+      </w:r>
+      <w:r>
+        <w:rPr>
+          <w:rStyle w:val="SourceText"/>
+          <w:rFonts w:ascii="Times New Roman" w:hAnsi="Times New Roman"/>
+        </w:rPr>
+        <w:t xml:space="preserve">.jpg | </w:t>
+      </w:r>
+      <w:r>
+        <w:rPr>
+          <w:rStyle w:val="SourceText"/>
+          <w:rFonts w:ascii="Times New Roman" w:hAnsi="Times New Roman"/>
+        </w:rPr>
+        <w:t>Golden Hours</w:t>
+      </w:r>
+      <w:r>
+        <w:rPr>
+          <w:rStyle w:val="SourceText"/>
+          <w:rFonts w:ascii="Times New Roman" w:hAnsi="Times New Roman"/>
+        </w:rPr>
+        <w:t>]</w:t>
+      </w:r>
+      <w:r>
+        <w:rPr>
+          <w:rStyle w:val="SourceText"/>
+          <w:rFonts w:ascii="Times New Roman" w:hAnsi="Times New Roman"/>
+        </w:rPr>
+        <w:t>\n\n</w:t>
+      </w:r>
+    </w:p>
+    <w:p>
+      <w:pPr>
+        <w:pStyle w:val="BodyText"/>
+        <w:tabs>
+          <w:tab w:val="clear" w:pos="709"/>
+          <w:tab w:val="left" w:pos="0" w:leader="none"/>
+        </w:tabs>
+        <w:spacing w:lineRule="auto" w:line="240" w:before="0" w:after="0"/>
+        <w:ind w:hanging="283" w:start="709"/>
+        <w:rPr>
+          <w:rFonts w:ascii="Times New Roman" w:hAnsi="Times New Roman"/>
+        </w:rPr>
+      </w:pPr>
+      <w:r>
+        <w:rPr>
+          <w:rStyle w:val="SourceText"/>
+          <w:rFonts w:ascii="Times New Roman" w:hAnsi="Times New Roman"/>
+        </w:rPr>
+        <w:t>[photo: 2026-0127-Megamalai-NCM-46</w:t>
+      </w:r>
+      <w:r>
+        <w:rPr>
+          <w:rStyle w:val="SourceText"/>
+          <w:rFonts w:ascii="Times New Roman" w:hAnsi="Times New Roman"/>
+        </w:rPr>
+        <w:t>56-58</w:t>
+      </w:r>
+      <w:r>
+        <w:rPr>
+          <w:rStyle w:val="SourceText"/>
+          <w:rFonts w:ascii="Times New Roman" w:hAnsi="Times New Roman"/>
+        </w:rPr>
+        <w:t xml:space="preserve">.jpg | </w:t>
+      </w:r>
+      <w:r>
+        <w:rPr>
+          <w:rStyle w:val="SourceText"/>
+          <w:rFonts w:ascii="Times New Roman" w:hAnsi="Times New Roman"/>
+        </w:rPr>
+        <w:t>View of the Valley</w:t>
+      </w:r>
+      <w:r>
+        <w:rPr>
+          <w:rStyle w:val="SourceText"/>
+          <w:rFonts w:ascii="Times New Roman" w:hAnsi="Times New Roman"/>
+        </w:rPr>
+        <w:t>]</w:t>
+      </w:r>
+      <w:r>
+        <w:rPr>
+          <w:rStyle w:val="SourceText"/>
+          <w:rFonts w:ascii="Times New Roman" w:hAnsi="Times New Roman"/>
+        </w:rPr>
+        <w:t>\n\n</w:t>
+      </w:r>
+    </w:p>
+    <w:p>
+      <w:pPr>
+        <w:pStyle w:val="BodyText"/>
+        <w:tabs>
+          <w:tab w:val="clear" w:pos="709"/>
+          <w:tab w:val="left" w:pos="0" w:leader="none"/>
+        </w:tabs>
+        <w:spacing w:lineRule="auto" w:line="240" w:before="0" w:after="0"/>
+        <w:ind w:hanging="283" w:start="709"/>
+        <w:rPr>
+          <w:rFonts w:ascii="Times New Roman" w:hAnsi="Times New Roman"/>
+        </w:rPr>
+      </w:pPr>
+      <w:r>
+        <w:rPr>
+          <w:rStyle w:val="SourceText"/>
+          <w:rFonts w:ascii="Times New Roman" w:hAnsi="Times New Roman"/>
+        </w:rPr>
+        <w:t>[photo: 2026-0127-Megamalai-NCM-4</w:t>
+      </w:r>
+      <w:r>
+        <w:rPr>
+          <w:rStyle w:val="SourceText"/>
+          <w:rFonts w:ascii="Times New Roman" w:hAnsi="Times New Roman"/>
+        </w:rPr>
+        <w:t>855</w:t>
+      </w:r>
+      <w:r>
+        <w:rPr>
+          <w:rStyle w:val="SourceText"/>
+          <w:rFonts w:ascii="Times New Roman" w:hAnsi="Times New Roman"/>
+        </w:rPr>
+        <w:t xml:space="preserve">.jpg | </w:t>
+      </w:r>
+      <w:r>
+        <w:rPr>
+          <w:rStyle w:val="SourceText"/>
+          <w:rFonts w:ascii="Times New Roman" w:hAnsi="Times New Roman"/>
+        </w:rPr>
+        <w:t>Beauty in Contrast</w:t>
+      </w:r>
+      <w:r>
+        <w:rPr>
+          <w:rStyle w:val="SourceText"/>
+          <w:rFonts w:ascii="Times New Roman" w:hAnsi="Times New Roman"/>
+        </w:rPr>
+        <w:t>]</w:t>
+      </w:r>
+      <w:r>
+        <w:rPr>
+          <w:rStyle w:val="SourceText"/>
+          <w:rFonts w:ascii="Times New Roman" w:hAnsi="Times New Roman"/>
+        </w:rPr>
+        <w:t>\n\n</w:t>
+      </w:r>
+    </w:p>
+    <w:p>
+      <w:pPr>
+        <w:pStyle w:val="BodyText"/>
+        <w:tabs>
+          <w:tab w:val="clear" w:pos="709"/>
+          <w:tab w:val="left" w:pos="0" w:leader="none"/>
+        </w:tabs>
+        <w:spacing w:lineRule="auto" w:line="240" w:before="0" w:after="0"/>
+        <w:ind w:hanging="283" w:start="709"/>
+        <w:rPr>
+          <w:rFonts w:ascii="Times New Roman" w:hAnsi="Times New Roman"/>
+        </w:rPr>
+      </w:pPr>
+      <w:r>
+        <w:rPr>
+          <w:rStyle w:val="SourceText"/>
+          <w:rFonts w:ascii="Times New Roman" w:hAnsi="Times New Roman"/>
+        </w:rPr>
+        <w:t>[photo: 2026-0127-Megamalai-NCM-4</w:t>
+      </w:r>
+      <w:r>
+        <w:rPr>
+          <w:rStyle w:val="SourceText"/>
+          <w:rFonts w:ascii="Times New Roman" w:hAnsi="Times New Roman"/>
+        </w:rPr>
+        <w:t>865-69</w:t>
+      </w:r>
+      <w:r>
+        <w:rPr>
+          <w:rStyle w:val="SourceText"/>
+          <w:rFonts w:ascii="Times New Roman" w:hAnsi="Times New Roman"/>
+        </w:rPr>
+        <w:t xml:space="preserve">.jpg | </w:t>
+      </w:r>
+      <w:r>
+        <w:rPr>
+          <w:rStyle w:val="SourceText"/>
+          <w:rFonts w:ascii="Times New Roman" w:hAnsi="Times New Roman"/>
+        </w:rPr>
+        <w:t>Lake View</w:t>
+      </w:r>
+      <w:r>
+        <w:rPr>
+          <w:rStyle w:val="SourceText"/>
+          <w:rFonts w:ascii="Times New Roman" w:hAnsi="Times New Roman"/>
+        </w:rPr>
+        <w:t>]</w:t>
+      </w:r>
+      <w:r>
+        <w:rPr>
+          <w:rStyle w:val="SourceText"/>
+          <w:rFonts w:ascii="Times New Roman" w:hAnsi="Times New Roman"/>
+        </w:rPr>
+        <w:t>\n\n</w:t>
+      </w:r>
+    </w:p>
+    <w:p>
+      <w:pPr>
+        <w:pStyle w:val="BodyText"/>
+        <w:tabs>
+          <w:tab w:val="clear" w:pos="709"/>
+          <w:tab w:val="left" w:pos="0" w:leader="none"/>
+        </w:tabs>
+        <w:spacing w:lineRule="auto" w:line="240" w:before="0" w:after="0"/>
+        <w:ind w:hanging="283" w:start="709"/>
+        <w:rPr>
+          <w:rFonts w:ascii="Times New Roman" w:hAnsi="Times New Roman"/>
+        </w:rPr>
+      </w:pPr>
+      <w:r>
+        <w:rPr>
+          <w:rStyle w:val="SourceText"/>
+          <w:rFonts w:ascii="Times New Roman" w:hAnsi="Times New Roman"/>
+        </w:rPr>
+        <w:t>[</w:t>
+      </w:r>
+      <w:r>
+        <w:rPr>
+          <w:rStyle w:val="SourceText"/>
+          <w:rFonts w:ascii="Times New Roman" w:hAnsi="Times New Roman"/>
+        </w:rPr>
+        <w:t xml:space="preserve">photo: </w:t>
+      </w:r>
+      <w:r>
+        <w:rPr>
+          <w:rStyle w:val="SourceText"/>
+          <w:rFonts w:ascii="Times New Roman" w:hAnsi="Times New Roman"/>
+        </w:rPr>
+        <w:t>2026-0305-Megamalai-NCM-7728-30</w:t>
+      </w:r>
+      <w:r>
+        <w:rPr>
+          <w:rStyle w:val="SourceText"/>
+          <w:rFonts w:ascii="Times New Roman" w:hAnsi="Times New Roman"/>
+        </w:rPr>
+        <w:t xml:space="preserve">.jpg | </w:t>
+      </w:r>
+      <w:r>
+        <w:rPr>
+          <w:rStyle w:val="SourceText"/>
+          <w:rFonts w:ascii="Times New Roman" w:hAnsi="Times New Roman"/>
+        </w:rPr>
+        <w:t>Highways Village</w:t>
+      </w:r>
+      <w:r>
+        <w:rPr>
+          <w:rStyle w:val="SourceText"/>
+          <w:rFonts w:ascii="Times New Roman" w:hAnsi="Times New Roman"/>
+        </w:rPr>
+        <w:t>]</w:t>
+      </w:r>
+      <w:r>
+        <w:rPr>
+          <w:rStyle w:val="SourceText"/>
+          <w:rFonts w:ascii="Times New Roman" w:hAnsi="Times New Roman"/>
+        </w:rPr>
+        <w:t>\n\n</w:t>
+      </w:r>
+    </w:p>
+    <w:p>
+      <w:pPr>
+        <w:pStyle w:val="BodyText"/>
+        <w:tabs>
+          <w:tab w:val="clear" w:pos="709"/>
+          <w:tab w:val="left" w:pos="0" w:leader="none"/>
+        </w:tabs>
+        <w:spacing w:lineRule="auto" w:line="240" w:before="0" w:after="0"/>
+        <w:ind w:hanging="283" w:start="709"/>
+        <w:rPr>
+          <w:rFonts w:ascii="Times New Roman" w:hAnsi="Times New Roman"/>
+        </w:rPr>
+      </w:pPr>
+      <w:r>
+        <w:rPr>
+          <w:rStyle w:val="SourceText"/>
+          <w:rFonts w:ascii="Times New Roman" w:hAnsi="Times New Roman"/>
+        </w:rPr>
+        <w:t>[</w:t>
+      </w:r>
+      <w:r>
+        <w:rPr>
+          <w:rStyle w:val="SourceText"/>
+          <w:rFonts w:ascii="Times New Roman" w:hAnsi="Times New Roman"/>
+        </w:rPr>
+        <w:t xml:space="preserve">photo: </w:t>
+      </w:r>
+      <w:r>
+        <w:rPr>
+          <w:rStyle w:val="SourceText"/>
+          <w:rFonts w:ascii="Times New Roman" w:hAnsi="Times New Roman"/>
+        </w:rPr>
+        <w:t>2026-0</w:t>
+      </w:r>
+      <w:r>
+        <w:rPr>
+          <w:rStyle w:val="SourceText"/>
+          <w:rFonts w:ascii="Times New Roman" w:hAnsi="Times New Roman"/>
+        </w:rPr>
+        <w:t>127</w:t>
+      </w:r>
+      <w:r>
+        <w:rPr>
+          <w:rStyle w:val="SourceText"/>
+          <w:rFonts w:ascii="Times New Roman" w:hAnsi="Times New Roman"/>
+        </w:rPr>
+        <w:t>-Megamalai-NCM-</w:t>
+      </w:r>
+      <w:r>
+        <w:rPr>
+          <w:rStyle w:val="SourceText"/>
+          <w:rFonts w:ascii="Times New Roman" w:hAnsi="Times New Roman"/>
+        </w:rPr>
+        <w:t>4793</w:t>
+      </w:r>
+      <w:r>
+        <w:rPr>
+          <w:rStyle w:val="SourceText"/>
+          <w:rFonts w:ascii="Times New Roman" w:hAnsi="Times New Roman"/>
+        </w:rPr>
+        <w:t xml:space="preserve">.jpg | </w:t>
+      </w:r>
+      <w:r>
+        <w:rPr>
+          <w:rStyle w:val="SourceText"/>
+          <w:rFonts w:ascii="Times New Roman" w:hAnsi="Times New Roman"/>
+        </w:rPr>
+        <w:t>Village and the Church</w:t>
+      </w:r>
+      <w:r>
+        <w:rPr>
+          <w:rStyle w:val="SourceText"/>
+          <w:rFonts w:ascii="Times New Roman" w:hAnsi="Times New Roman"/>
+        </w:rPr>
+        <w:t>]\n\n</w:t>
+      </w:r>
+    </w:p>
+    <w:p>
+      <w:pPr>
+        <w:pStyle w:val="BodyText"/>
+        <w:tabs>
+          <w:tab w:val="clear" w:pos="709"/>
+          <w:tab w:val="left" w:pos="0" w:leader="none"/>
+        </w:tabs>
+        <w:spacing w:lineRule="auto" w:line="240" w:before="0" w:after="0"/>
+        <w:ind w:hanging="283" w:start="709"/>
+        <w:rPr>
+          <w:rFonts w:ascii="Times New Roman" w:hAnsi="Times New Roman"/>
+        </w:rPr>
+      </w:pPr>
+      <w:r>
+        <w:rPr>
+          <w:rStyle w:val="SourceText"/>
+          <w:rFonts w:ascii="Times New Roman" w:hAnsi="Times New Roman"/>
+        </w:rPr>
+        <w:t>[</w:t>
+      </w:r>
+      <w:r>
+        <w:rPr>
+          <w:rStyle w:val="SourceText"/>
+          <w:rFonts w:ascii="Times New Roman" w:hAnsi="Times New Roman"/>
+        </w:rPr>
+        <w:t xml:space="preserve">photo: </w:t>
+      </w:r>
+      <w:r>
+        <w:rPr>
+          <w:rStyle w:val="SourceText"/>
+          <w:rFonts w:ascii="Times New Roman" w:hAnsi="Times New Roman"/>
+        </w:rPr>
+        <w:t>2026-0305-Megamalai-NCM-7779</w:t>
+      </w:r>
+      <w:r>
+        <w:rPr>
+          <w:rStyle w:val="SourceText"/>
+          <w:rFonts w:ascii="Times New Roman" w:hAnsi="Times New Roman"/>
+        </w:rPr>
+        <w:t xml:space="preserve">.jpg | </w:t>
+      </w:r>
+      <w:r>
+        <w:rPr>
+          <w:rStyle w:val="SourceText"/>
+          <w:rFonts w:ascii="Times New Roman" w:hAnsi="Times New Roman"/>
+        </w:rPr>
+        <w:t>Lonely Villager</w:t>
+      </w:r>
+      <w:r>
+        <w:rPr>
+          <w:rStyle w:val="SourceText"/>
+          <w:rFonts w:ascii="Times New Roman" w:hAnsi="Times New Roman"/>
+        </w:rPr>
+        <w:t>]</w:t>
+      </w:r>
+      <w:r>
+        <w:rPr>
+          <w:rStyle w:val="SourceText"/>
+          <w:rFonts w:ascii="Times New Roman" w:hAnsi="Times New Roman"/>
+        </w:rPr>
+        <w:t>\n\n</w:t>
+      </w:r>
+    </w:p>
+    <w:p>
+      <w:pPr>
+        <w:pStyle w:val="BodyText"/>
+        <w:tabs>
+          <w:tab w:val="clear" w:pos="709"/>
+          <w:tab w:val="left" w:pos="0" w:leader="none"/>
+        </w:tabs>
+        <w:spacing w:lineRule="auto" w:line="240" w:before="0" w:after="0"/>
+        <w:ind w:hanging="283" w:start="709"/>
+        <w:rPr>
+          <w:rFonts w:ascii="Times New Roman" w:hAnsi="Times New Roman"/>
+        </w:rPr>
+      </w:pPr>
+      <w:r>
+        <w:rPr>
+          <w:rStyle w:val="SourceText"/>
+          <w:rFonts w:ascii="Times New Roman" w:hAnsi="Times New Roman"/>
+        </w:rPr>
+        <w:t>[</w:t>
+      </w:r>
+      <w:r>
+        <w:rPr>
+          <w:rStyle w:val="SourceText"/>
+          <w:rFonts w:ascii="Times New Roman" w:hAnsi="Times New Roman"/>
+        </w:rPr>
+        <w:t xml:space="preserve">photo: </w:t>
+      </w:r>
+      <w:r>
+        <w:rPr>
+          <w:rStyle w:val="SourceText"/>
+          <w:rFonts w:ascii="Times New Roman" w:hAnsi="Times New Roman"/>
+        </w:rPr>
+        <w:t>2026-0</w:t>
+      </w:r>
+      <w:r>
+        <w:rPr>
+          <w:rStyle w:val="SourceText"/>
+          <w:rFonts w:ascii="Times New Roman" w:hAnsi="Times New Roman"/>
+        </w:rPr>
+        <w:t>127</w:t>
+      </w:r>
+      <w:r>
+        <w:rPr>
+          <w:rStyle w:val="SourceText"/>
+          <w:rFonts w:ascii="Times New Roman" w:hAnsi="Times New Roman"/>
+        </w:rPr>
+        <w:t>-Megamalai-NCM-</w:t>
+      </w:r>
+      <w:r>
+        <w:rPr>
+          <w:rStyle w:val="SourceText"/>
+          <w:rFonts w:ascii="Times New Roman" w:hAnsi="Times New Roman"/>
+        </w:rPr>
+        <w:t>4860</w:t>
+      </w:r>
+      <w:r>
+        <w:rPr>
+          <w:rStyle w:val="SourceText"/>
+          <w:rFonts w:ascii="Times New Roman" w:hAnsi="Times New Roman"/>
+        </w:rPr>
+        <w:t xml:space="preserve">.jpg | </w:t>
+      </w:r>
+      <w:r>
+        <w:rPr>
+          <w:rStyle w:val="SourceText"/>
+          <w:rFonts w:ascii="Times New Roman" w:hAnsi="Times New Roman"/>
+        </w:rPr>
+        <w:t>Suruliyaru River</w:t>
+      </w:r>
+      <w:r>
+        <w:rPr>
+          <w:rStyle w:val="SourceText"/>
+          <w:rFonts w:ascii="Times New Roman" w:hAnsi="Times New Roman"/>
+        </w:rPr>
+        <w:t>]\n\n</w:t>
+      </w:r>
+    </w:p>
+    <w:p>
+      <w:pPr>
+        <w:pStyle w:val="BodyText"/>
+        <w:tabs>
+          <w:tab w:val="clear" w:pos="709"/>
+          <w:tab w:val="left" w:pos="0" w:leader="none"/>
+        </w:tabs>
+        <w:spacing w:lineRule="auto" w:line="240" w:before="0" w:after="0"/>
+        <w:ind w:hanging="283" w:start="709"/>
+        <w:rPr>
+          <w:rFonts w:ascii="Times New Roman" w:hAnsi="Times New Roman"/>
+        </w:rPr>
+      </w:pPr>
+      <w:r>
+        <w:rPr>
+          <w:rFonts w:ascii="Times New Roman" w:hAnsi="Times New Roman"/>
+        </w:rPr>
+      </w:r>
+    </w:p>
+    <w:p>
+      <w:pPr>
+        <w:pStyle w:val="BodyText"/>
+        <w:spacing w:lineRule="auto" w:line="240"/>
+        <w:rPr>
+          <w:rFonts w:ascii="Times New Roman" w:hAnsi="Times New Roman"/>
+        </w:rPr>
+      </w:pPr>
+      <w:r>
+        <w:rPr>
+          <w:rFonts w:ascii="Times New Roman" w:hAnsi="Times New Roman"/>
+        </w:rPr>
+        <w:t>A few notes:</w:t>
+      </w:r>
+    </w:p>
+    <w:p>
+      <w:pPr>
+        <w:pStyle w:val="BodyText"/>
+        <w:numPr>
+          <w:ilvl w:val="0"/>
+          <w:numId w:val="1"/>
+        </w:numPr>
+        <w:tabs>
+          <w:tab w:val="clear" w:pos="709"/>
+          <w:tab w:val="left" w:pos="0" w:leader="none"/>
+        </w:tabs>
+        <w:spacing w:lineRule="auto" w:line="240" w:before="0" w:after="0"/>
+        <w:ind w:hanging="283" w:start="709"/>
+        <w:rPr>
+          <w:rFonts w:ascii="Times New Roman" w:hAnsi="Times New Roman"/>
+        </w:rPr>
+      </w:pPr>
+      <w:r>
+        <w:rPr>
+          <w:rFonts w:ascii="Times New Roman" w:hAnsi="Times New Roman"/>
+        </w:rPr>
+        <w:t xml:space="preserve">Every </w:t>
+      </w:r>
+      <w:r>
+        <w:rPr>
+          <w:rStyle w:val="SourceText"/>
+          <w:rFonts w:ascii="Times New Roman" w:hAnsi="Times New Roman"/>
+        </w:rPr>
+        <w:t>##</w:t>
+      </w:r>
+      <w:r>
+        <w:rPr>
+          <w:rFonts w:ascii="Times New Roman" w:hAnsi="Times New Roman"/>
+        </w:rPr>
+        <w:t xml:space="preserve"> line becomes a </w:t>
+      </w:r>
+      <w:r>
+        <w:rPr>
+          <w:rStyle w:val="Strong"/>
+          <w:rFonts w:ascii="Times New Roman" w:hAnsi="Times New Roman"/>
+        </w:rPr>
+        <w:t>bold subheading</w:t>
+      </w:r>
+      <w:r>
+        <w:rPr>
+          <w:rFonts w:ascii="Times New Roman" w:hAnsi="Times New Roman"/>
+        </w:rPr>
+        <w:t xml:space="preserve"> in the rendered post (via the </w:t>
+      </w:r>
+      <w:r>
+        <w:rPr>
+          <w:rStyle w:val="SourceText"/>
+          <w:rFonts w:ascii="Times New Roman" w:hAnsi="Times New Roman"/>
+        </w:rPr>
+        <w:t>.story-body h2</w:t>
+      </w:r>
+      <w:r>
+        <w:rPr>
+          <w:rFonts w:ascii="Times New Roman" w:hAnsi="Times New Roman"/>
+        </w:rPr>
+        <w:t xml:space="preserve"> style already in your CSS) </w:t>
+      </w:r>
+    </w:p>
+    <w:p>
+      <w:pPr>
+        <w:pStyle w:val="BodyText"/>
+        <w:numPr>
+          <w:ilvl w:val="0"/>
+          <w:numId w:val="1"/>
+        </w:numPr>
+        <w:tabs>
+          <w:tab w:val="clear" w:pos="709"/>
+          <w:tab w:val="left" w:pos="0" w:leader="none"/>
+        </w:tabs>
+        <w:spacing w:lineRule="auto" w:line="240" w:before="0" w:after="0"/>
+        <w:ind w:hanging="283" w:start="709"/>
+        <w:rPr>
+          <w:rFonts w:ascii="Times New Roman" w:hAnsi="Times New Roman"/>
+        </w:rPr>
+      </w:pPr>
+      <w:r>
+        <w:rPr>
+          <w:rFonts w:ascii="Times New Roman" w:hAnsi="Times New Roman"/>
+        </w:rPr>
+        <w:t xml:space="preserve">Blank lines between paragraphs become separate </w:t>
+      </w:r>
+      <w:r>
+        <w:rPr>
+          <w:rStyle w:val="SourceText"/>
+          <w:rFonts w:ascii="Times New Roman" w:hAnsi="Times New Roman"/>
+        </w:rPr>
+        <w:t>&lt;p&gt;</w:t>
+      </w:r>
+      <w:r>
+        <w:rPr>
+          <w:rFonts w:ascii="Times New Roman" w:hAnsi="Times New Roman"/>
+        </w:rPr>
+        <w:t xml:space="preserve"> tags </w:t>
+      </w:r>
+    </w:p>
+    <w:p>
+      <w:pPr>
+        <w:pStyle w:val="BodyText"/>
+        <w:numPr>
+          <w:ilvl w:val="0"/>
+          <w:numId w:val="1"/>
+        </w:numPr>
+        <w:tabs>
+          <w:tab w:val="clear" w:pos="709"/>
+          <w:tab w:val="left" w:pos="0" w:leader="none"/>
+        </w:tabs>
+        <w:spacing w:lineRule="auto" w:line="240" w:before="0" w:after="0"/>
+        <w:ind w:hanging="283" w:start="709"/>
+        <w:rPr>
+          <w:rFonts w:ascii="Times New Roman" w:hAnsi="Times New Roman"/>
+        </w:rPr>
+      </w:pPr>
+      <w:r>
+        <w:rPr>
+          <w:rFonts w:ascii="Times New Roman" w:hAnsi="Times New Roman"/>
+        </w:rPr>
+        <w:t xml:space="preserve">If you want to embed photos inline anywhere, add </w:t>
+      </w:r>
+      <w:r>
+        <w:rPr>
+          <w:rStyle w:val="SourceText"/>
+          <w:rFonts w:ascii="Times New Roman" w:hAnsi="Times New Roman"/>
+        </w:rPr>
+        <w:t>[photo: filename.jpg | Optional caption]</w:t>
+      </w:r>
+      <w:r>
+        <w:rPr>
+          <w:rFonts w:ascii="Times New Roman" w:hAnsi="Times New Roman"/>
+        </w:rPr>
+        <w:t xml:space="preserve"> on its own line — the script will resolve it to a clickable grid item </w:t>
+      </w:r>
+    </w:p>
+    <w:p>
+      <w:pPr>
+        <w:pStyle w:val="BodyText"/>
+        <w:numPr>
+          <w:ilvl w:val="0"/>
+          <w:numId w:val="1"/>
+        </w:numPr>
+        <w:tabs>
+          <w:tab w:val="clear" w:pos="709"/>
+          <w:tab w:val="left" w:pos="0" w:leader="none"/>
+        </w:tabs>
+        <w:spacing w:lineRule="auto" w:line="240"/>
+        <w:ind w:hanging="283" w:start="709"/>
+        <w:rPr>
+          <w:rFonts w:ascii="Times New Roman" w:hAnsi="Times New Roman"/>
+        </w:rPr>
+      </w:pPr>
+      <w:r>
+        <w:rPr>
+          <w:rFonts w:ascii="Times New Roman" w:hAnsi="Times New Roman"/>
+        </w:rPr>
+        <w:t xml:space="preserve">The </w:t>
+      </w:r>
+      <w:r>
+        <w:rPr>
+          <w:rStyle w:val="SourceText"/>
+          <w:rFonts w:ascii="Times New Roman" w:hAnsi="Times New Roman"/>
+        </w:rPr>
+        <w:t>place_tag: "Megamalai"</w:t>
+      </w:r>
+      <w:r>
+        <w:rPr>
+          <w:rFonts w:ascii="Times New Roman" w:hAnsi="Times New Roman"/>
+        </w:rPr>
+        <w:t xml:space="preserve"> will wire up the "View Photos from Megamalai" CTA button at the bottom of the post, pulling all photos tagged with that city </w:t>
+      </w:r>
+    </w:p>
+    <w:p>
+      <w:pPr>
+        <w:pStyle w:val="Normal"/>
+        <w:bidi w:val="0"/>
+        <w:spacing w:lineRule="auto" w:line="240" w:before="0" w:after="0"/>
+        <w:jc w:val="start"/>
+        <w:rPr>
+          <w:rFonts w:ascii="Times New Roman" w:hAnsi="Times New Roman"/>
+          <w:sz w:val="24"/>
+          <w:szCs w:val="24"/>
+        </w:rPr>
+      </w:pPr>
+      <w:r>
+        <w:rPr>
+          <w:rFonts w:ascii="Times New Roman" w:hAnsi="Times New Roman"/>
+          <w:sz w:val="24"/>
+          <w:szCs w:val="24"/>
+        </w:rPr>
+      </w:r>
+    </w:p>
+    <w:p>
+      <w:pPr>
         <w:pStyle w:val="Normal"/>
         <w:bidi w:val="0"/>
         <w:spacing w:lineRule="auto" w:line="240" w:before="0" w:after="0"/>
@@ -118,23 +1686,7 @@
           <w:sz w:val="24"/>
           <w:szCs w:val="24"/>
         </w:rPr>
-        <w:t xml:space="preserve">By late morning, around 11:30 am, my friend called again, this time with good news. His mother was better and back home. What followed was even more surprising: he asked if we could still go ahead with the trip. The reasons were practical and relatable. </w:t>
-      </w:r>
-      <w:r>
-        <w:rPr>
-          <w:rFonts w:ascii="Times New Roman" w:hAnsi="Times New Roman"/>
-          <w:sz w:val="24"/>
-          <w:szCs w:val="24"/>
-        </w:rPr>
-        <w:t>A</w:t>
-      </w:r>
-      <w:r>
-        <w:rPr>
-          <w:rFonts w:ascii="Times New Roman" w:hAnsi="Times New Roman"/>
-          <w:sz w:val="24"/>
-          <w:szCs w:val="24"/>
-        </w:rPr>
-        <w:t>dvance payments would be lost, and both of us were in desperate need of a break from routine ;-)</w:t>
+        <w:t>By late morning, around 11:30 am, my friend called again, this time with good news. His mother was better and back home. What followed was even more surprising: he asked if we could still go ahead with the trip. The reasons were practical and relatable. Advance payments would be lost, and both of us were in desperate need of a break from routine ;-)</w:t>
       </w:r>
     </w:p>
     <w:p>
@@ -711,15 +2263,7 @@
           <w:sz w:val="24"/>
           <w:szCs w:val="24"/>
         </w:rPr>
-        <w:t xml:space="preserve">. </w:t>
-      </w:r>
-      <w:r>
-        <w:rPr>
-          <w:rFonts w:ascii="Times New Roman" w:hAnsi="Times New Roman"/>
-          <w:sz w:val="24"/>
-          <w:szCs w:val="24"/>
-        </w:rPr>
-        <w:t>It was dawn, and our eyes were fixed on the eastern horizon, waiting for the sunrise. The light was faint, and visibility was low at first. Gradually, as our eyes adjusted, we noticed a vast valley opening up before us, and hints of golden hues began to emerge.</w:t>
+        <w:t>. It was dawn, and our eyes were fixed on the eastern horizon, waiting for the sunrise. The light was faint, and visibility was low at first. Gradually, as our eyes adjusted, we noticed a vast valley opening up before us, and hints of golden hues began to emerge.</w:t>
       </w:r>
     </w:p>
     <w:p>
@@ -1028,7 +2572,11 @@
         </w:rPr>
       </w:pPr>
       <w:r>
-        <w:rPr/>
+        <w:rPr>
+          <w:rFonts w:ascii="Times New Roman" w:hAnsi="Times New Roman"/>
+          <w:sz w:val="24"/>
+          <w:szCs w:val="24"/>
+        </w:rPr>
       </w:r>
     </w:p>
     <w:p>
@@ -1071,173 +2619,174 @@
         </w:rPr>
       </w:pPr>
       <w:r>
-        <w:rPr/>
-      </w:r>
-    </w:p>
-    <w:p>
-      <w:pPr>
-        <w:pStyle w:val="BodyText"/>
-        <w:bidi w:val="0"/>
-        <w:spacing w:lineRule="auto" w:line="240" w:before="0" w:after="0"/>
-        <w:jc w:val="start"/>
         <w:rPr>
           <w:rFonts w:ascii="Times New Roman" w:hAnsi="Times New Roman"/>
           <w:b/>
           <w:bCs/>
-          <w:sz w:val="24"/>
-        </w:rPr>
-      </w:pPr>
-      <w:r>
-        <w:rPr>
-          <w:rFonts w:ascii="Times New Roman" w:hAnsi="Times New Roman"/>
-          <w:b w:val="false"/>
-          <w:bCs w:val="false"/>
-        </w:rPr>
-        <w:t xml:space="preserve">From the valley view, we drove up the hills and reached the main village, </w:t>
-      </w:r>
-      <w:r>
-        <w:rPr>
-          <w:rStyle w:val="Emphasis"/>
-          <w:rFonts w:ascii="Times New Roman" w:hAnsi="Times New Roman"/>
-          <w:b w:val="false"/>
-          <w:bCs w:val="false"/>
-        </w:rPr>
-        <w:t>Highways Panchayat</w:t>
-      </w:r>
-      <w:r>
-        <w:rPr>
-          <w:rFonts w:ascii="Times New Roman" w:hAnsi="Times New Roman"/>
-          <w:b w:val="false"/>
-          <w:bCs w:val="false"/>
-        </w:rPr>
-        <w:t>. Surprisingly, the Panchayat maintains a guest house with about 10 rooms. We noticed that some families were staying there. The guest house is located very close to the Highways Reservoir/Dam, and there was plenty of water in the reservoir.</w:t>
-      </w:r>
-    </w:p>
-    <w:p>
-      <w:pPr>
-        <w:pStyle w:val="BodyText"/>
-        <w:bidi w:val="0"/>
-        <w:spacing w:lineRule="auto" w:line="240" w:before="0" w:after="0"/>
-        <w:jc w:val="start"/>
-        <w:rPr>
-          <w:rFonts w:ascii="Times New Roman" w:hAnsi="Times New Roman"/>
-          <w:b w:val="false"/>
-          <w:bCs w:val="false"/>
-          <w:sz w:val="24"/>
-        </w:rPr>
-      </w:pPr>
-      <w:r>
-        <w:rPr>
-          <w:rFonts w:ascii="Times New Roman" w:hAnsi="Times New Roman"/>
-          <w:b w:val="false"/>
-          <w:bCs w:val="false"/>
-        </w:rPr>
-      </w:r>
-    </w:p>
-    <w:p>
-      <w:pPr>
-        <w:pStyle w:val="BodyText"/>
-        <w:bidi w:val="0"/>
-        <w:spacing w:lineRule="auto" w:line="240" w:before="0" w:after="0"/>
-        <w:jc w:val="start"/>
-        <w:rPr>
-          <w:rFonts w:ascii="Times New Roman" w:hAnsi="Times New Roman"/>
-          <w:b w:val="false"/>
-          <w:bCs w:val="false"/>
-          <w:sz w:val="24"/>
-        </w:rPr>
-      </w:pPr>
-      <w:r>
-        <w:rPr>
-          <w:rFonts w:ascii="Times New Roman" w:hAnsi="Times New Roman"/>
-          <w:b w:val="false"/>
-          <w:bCs w:val="false"/>
-        </w:rPr>
-        <w:t>I reached out to the guest house in charge to get the contact information. Strangely, I never bothered to look at the rooms :-( Yes, you guessed it. This has to do with something that happened two months after this trip!</w:t>
-      </w:r>
-    </w:p>
-    <w:p>
-      <w:pPr>
-        <w:pStyle w:val="BodyText"/>
-        <w:bidi w:val="0"/>
-        <w:spacing w:lineRule="auto" w:line="240" w:before="0" w:after="0"/>
-        <w:jc w:val="start"/>
-        <w:rPr>
-          <w:rFonts w:ascii="Times New Roman" w:hAnsi="Times New Roman"/>
-          <w:b w:val="false"/>
-          <w:bCs w:val="false"/>
-          <w:sz w:val="24"/>
-        </w:rPr>
-      </w:pPr>
-      <w:r>
-        <w:rPr>
-          <w:rFonts w:ascii="Times New Roman" w:hAnsi="Times New Roman"/>
-          <w:b w:val="false"/>
-          <w:bCs w:val="false"/>
-        </w:rPr>
-      </w:r>
-    </w:p>
-    <w:p>
-      <w:pPr>
-        <w:pStyle w:val="BodyText"/>
-        <w:bidi w:val="0"/>
-        <w:spacing w:lineRule="auto" w:line="240" w:before="0" w:after="0"/>
-        <w:jc w:val="start"/>
-        <w:rPr>
-          <w:rFonts w:ascii="Times New Roman" w:hAnsi="Times New Roman"/>
-          <w:b w:val="false"/>
-          <w:bCs w:val="false"/>
-          <w:sz w:val="24"/>
-        </w:rPr>
-      </w:pPr>
-      <w:r>
-        <w:rPr>
-          <w:rFonts w:ascii="Times New Roman" w:hAnsi="Times New Roman"/>
-          <w:b w:val="false"/>
-          <w:bCs w:val="false"/>
-        </w:rPr>
-        <w:t>By the way, there is no other place to stay in the entire Megamalai unless you have contacts within the tea estates to use their premises.</w:t>
-      </w:r>
-    </w:p>
-    <w:p>
-      <w:pPr>
-        <w:pStyle w:val="Heading2"/>
-        <w:bidi w:val="0"/>
-        <w:spacing w:before="0" w:after="0"/>
-        <w:jc w:val="start"/>
-        <w:rPr>
-          <w:rFonts w:ascii="Times New Roman" w:hAnsi="Times New Roman"/>
-          <w:b w:val="false"/>
-          <w:bCs w:val="false"/>
-          <w:sz w:val="24"/>
-          <w:szCs w:val="24"/>
-        </w:rPr>
-      </w:pPr>
-      <w:r>
-        <w:rPr>
-          <w:rFonts w:ascii="Times New Roman" w:hAnsi="Times New Roman"/>
-          <w:b w:val="false"/>
-          <w:bCs w:val="false"/>
-          <w:sz w:val="24"/>
-          <w:szCs w:val="24"/>
-        </w:rPr>
-      </w:r>
-    </w:p>
-    <w:p>
-      <w:pPr>
-        <w:pStyle w:val="Heading2"/>
-        <w:bidi w:val="0"/>
-        <w:spacing w:before="0" w:after="0"/>
+          <w:i w:val="false"/>
+          <w:iCs w:val="false"/>
+          <w:sz w:val="24"/>
+          <w:szCs w:val="24"/>
+        </w:rPr>
+      </w:r>
+    </w:p>
+    <w:p>
+      <w:pPr>
+        <w:pStyle w:val="BodyText"/>
+        <w:bidi w:val="0"/>
+        <w:spacing w:lineRule="auto" w:line="240" w:before="0" w:after="0"/>
         <w:jc w:val="start"/>
         <w:rPr>
           <w:rFonts w:ascii="Times New Roman" w:hAnsi="Times New Roman"/>
           <w:b/>
           <w:bCs/>
           <w:sz w:val="24"/>
-          <w:szCs w:val="24"/>
-        </w:rPr>
-      </w:pPr>
-      <w:r>
+        </w:rPr>
+      </w:pPr>
+      <w:r>
+        <w:rPr>
+          <w:rFonts w:ascii="Times New Roman" w:hAnsi="Times New Roman"/>
+          <w:b w:val="false"/>
+          <w:bCs w:val="false"/>
+        </w:rPr>
+        <w:t xml:space="preserve">From the valley view, we drove up the hills and reached the main village, </w:t>
+      </w:r>
+      <w:r>
+        <w:rPr>
+          <w:rStyle w:val="Emphasis"/>
+          <w:rFonts w:ascii="Times New Roman" w:hAnsi="Times New Roman"/>
+          <w:b w:val="false"/>
+          <w:bCs w:val="false"/>
+        </w:rPr>
+        <w:t>Highways Panchayat</w:t>
+      </w:r>
+      <w:r>
+        <w:rPr>
+          <w:rFonts w:ascii="Times New Roman" w:hAnsi="Times New Roman"/>
+          <w:b w:val="false"/>
+          <w:bCs w:val="false"/>
+        </w:rPr>
+        <w:t>. Surprisingly, the Panchayat maintains a guest house with about 10 rooms. We noticed that some families were staying there. The guest house is located very close to the Highways Reservoir/Dam, and there was plenty of water in the reservoir.</w:t>
+      </w:r>
+    </w:p>
+    <w:p>
+      <w:pPr>
+        <w:pStyle w:val="BodyText"/>
+        <w:bidi w:val="0"/>
+        <w:spacing w:lineRule="auto" w:line="240" w:before="0" w:after="0"/>
+        <w:jc w:val="start"/>
+        <w:rPr>
+          <w:rFonts w:ascii="Times New Roman" w:hAnsi="Times New Roman"/>
+          <w:b w:val="false"/>
+          <w:bCs w:val="false"/>
+          <w:sz w:val="24"/>
+        </w:rPr>
+      </w:pPr>
+      <w:r>
+        <w:rPr>
+          <w:rFonts w:ascii="Times New Roman" w:hAnsi="Times New Roman"/>
+          <w:b w:val="false"/>
+          <w:bCs w:val="false"/>
+          <w:sz w:val="24"/>
+        </w:rPr>
+      </w:r>
+    </w:p>
+    <w:p>
+      <w:pPr>
+        <w:pStyle w:val="BodyText"/>
+        <w:bidi w:val="0"/>
+        <w:spacing w:lineRule="auto" w:line="240" w:before="0" w:after="0"/>
+        <w:jc w:val="start"/>
+        <w:rPr>
+          <w:rFonts w:ascii="Times New Roman" w:hAnsi="Times New Roman"/>
+          <w:b w:val="false"/>
+          <w:bCs w:val="false"/>
+          <w:sz w:val="24"/>
+        </w:rPr>
+      </w:pPr>
+      <w:r>
+        <w:rPr>
+          <w:rFonts w:ascii="Times New Roman" w:hAnsi="Times New Roman"/>
+          <w:b w:val="false"/>
+          <w:bCs w:val="false"/>
+        </w:rPr>
+        <w:t>I reached out to the guest house in charge to get the contact information. Strangely, I never bothered to look at the rooms :-( Yes, you guessed it. This has to do with something that happened two months after this trip!</w:t>
+      </w:r>
+    </w:p>
+    <w:p>
+      <w:pPr>
+        <w:pStyle w:val="BodyText"/>
+        <w:bidi w:val="0"/>
+        <w:spacing w:lineRule="auto" w:line="240" w:before="0" w:after="0"/>
+        <w:jc w:val="start"/>
+        <w:rPr>
+          <w:rFonts w:ascii="Times New Roman" w:hAnsi="Times New Roman"/>
+          <w:b w:val="false"/>
+          <w:bCs w:val="false"/>
+          <w:sz w:val="24"/>
+        </w:rPr>
+      </w:pPr>
+      <w:r>
+        <w:rPr>
+          <w:rFonts w:ascii="Times New Roman" w:hAnsi="Times New Roman"/>
+          <w:b w:val="false"/>
+          <w:bCs w:val="false"/>
+          <w:sz w:val="24"/>
+        </w:rPr>
+      </w:r>
+    </w:p>
+    <w:p>
+      <w:pPr>
+        <w:pStyle w:val="BodyText"/>
+        <w:bidi w:val="0"/>
+        <w:spacing w:lineRule="auto" w:line="240" w:before="0" w:after="0"/>
+        <w:jc w:val="start"/>
+        <w:rPr>
+          <w:rFonts w:ascii="Times New Roman" w:hAnsi="Times New Roman"/>
+          <w:b w:val="false"/>
+          <w:bCs w:val="false"/>
+          <w:sz w:val="24"/>
+        </w:rPr>
+      </w:pPr>
+      <w:r>
+        <w:rPr>
+          <w:rFonts w:ascii="Times New Roman" w:hAnsi="Times New Roman"/>
+          <w:b w:val="false"/>
+          <w:bCs w:val="false"/>
+        </w:rPr>
+        <w:t>By the way, there is no other place to stay in the entire Megamalai unless you have contacts within the tea estates to use their premises.</w:t>
+      </w:r>
+    </w:p>
+    <w:p>
+      <w:pPr>
+        <w:pStyle w:val="Heading2"/>
+        <w:bidi w:val="0"/>
+        <w:spacing w:before="0" w:after="0"/>
+        <w:jc w:val="start"/>
+        <w:rPr>
+          <w:rFonts w:ascii="Times New Roman" w:hAnsi="Times New Roman"/>
+          <w:b w:val="false"/>
+          <w:bCs w:val="false"/>
+          <w:sz w:val="24"/>
+          <w:szCs w:val="24"/>
+        </w:rPr>
+      </w:pPr>
+      <w:r>
+        <w:rPr>
+          <w:rFonts w:ascii="Times New Roman" w:hAnsi="Times New Roman"/>
+          <w:b w:val="false"/>
+          <w:bCs w:val="false"/>
+          <w:sz w:val="24"/>
+          <w:szCs w:val="24"/>
+        </w:rPr>
+      </w:r>
+    </w:p>
+    <w:p>
+      <w:pPr>
+        <w:pStyle w:val="Heading2"/>
+        <w:bidi w:val="0"/>
+        <w:spacing w:before="0" w:after="0"/>
+        <w:jc w:val="start"/>
         <w:rPr>
           <w:rFonts w:ascii="Times New Roman" w:hAnsi="Times New Roman"/>
           <w:b/>
@@ -1245,254 +2794,8 @@
           <w:sz w:val="24"/>
           <w:szCs w:val="24"/>
         </w:rPr>
-        <w:t>Life in Highways Village</w:t>
-      </w:r>
-    </w:p>
-    <w:p>
-      <w:pPr>
-        <w:pStyle w:val="BodyText"/>
-        <w:bidi w:val="0"/>
-        <w:spacing w:lineRule="auto" w:line="240" w:before="0" w:after="0"/>
-        <w:jc w:val="start"/>
-        <w:rPr>
-          <w:rFonts w:ascii="Times New Roman" w:hAnsi="Times New Roman"/>
-          <w:b w:val="false"/>
-          <w:bCs w:val="false"/>
-          <w:sz w:val="24"/>
-        </w:rPr>
-      </w:pPr>
-      <w:r>
-        <w:rPr>
-          <w:rFonts w:ascii="Times New Roman" w:hAnsi="Times New Roman"/>
-          <w:b w:val="false"/>
-          <w:bCs w:val="false"/>
-        </w:rPr>
-      </w:r>
-    </w:p>
-    <w:p>
-      <w:pPr>
-        <w:pStyle w:val="BodyText"/>
-        <w:bidi w:val="0"/>
-        <w:spacing w:lineRule="auto" w:line="240" w:before="0" w:after="0"/>
-        <w:jc w:val="start"/>
-        <w:rPr>
-          <w:rFonts w:ascii="Times New Roman" w:hAnsi="Times New Roman"/>
-          <w:b w:val="false"/>
-          <w:bCs w:val="false"/>
-          <w:sz w:val="24"/>
-        </w:rPr>
-      </w:pPr>
-      <w:r>
-        <w:rPr>
-          <w:rFonts w:ascii="Times New Roman" w:hAnsi="Times New Roman"/>
-          <w:b w:val="false"/>
-          <w:bCs w:val="false"/>
-        </w:rPr>
-        <w:t>Near the guest house, you will find Murugan Hotel (actually a very small eating place), where you can get typical Tamil Nadu tiffin (idli and dosa with chutney and sambar) and a full-plate lunch (known as a thali). They do cook non-vegetarian food and egg items, provided the cook is in town and hasn’t gone to Chinnamanur to get provisions and vegetables which itself takes an entire day. There was one other small tea stall offering similar food.</w:t>
-      </w:r>
-    </w:p>
-    <w:p>
-      <w:pPr>
-        <w:pStyle w:val="BodyText"/>
-        <w:bidi w:val="0"/>
-        <w:spacing w:lineRule="auto" w:line="240" w:before="0" w:after="0"/>
-        <w:jc w:val="start"/>
-        <w:rPr>
-          <w:rFonts w:ascii="Times New Roman" w:hAnsi="Times New Roman"/>
-          <w:b w:val="false"/>
-          <w:bCs w:val="false"/>
-          <w:sz w:val="24"/>
-        </w:rPr>
-      </w:pPr>
-      <w:r>
-        <w:rPr>
-          <w:rFonts w:ascii="Times New Roman" w:hAnsi="Times New Roman"/>
-          <w:b w:val="false"/>
-          <w:bCs w:val="false"/>
-        </w:rPr>
-      </w:r>
-    </w:p>
-    <w:p>
-      <w:pPr>
-        <w:pStyle w:val="BodyText"/>
-        <w:bidi w:val="0"/>
-        <w:spacing w:lineRule="auto" w:line="240" w:before="0" w:after="0"/>
-        <w:jc w:val="start"/>
-        <w:rPr>
-          <w:rFonts w:ascii="Times New Roman" w:hAnsi="Times New Roman"/>
-          <w:b w:val="false"/>
-          <w:bCs w:val="false"/>
-          <w:sz w:val="24"/>
-        </w:rPr>
-      </w:pPr>
-      <w:r>
-        <w:rPr>
-          <w:rFonts w:ascii="Times New Roman" w:hAnsi="Times New Roman"/>
-          <w:b w:val="false"/>
-          <w:bCs w:val="false"/>
-        </w:rPr>
-        <w:t>From my conversations with a few locals, I understood that the youth from this quaint little village move out to bigger cities. As a result, the tea estates hire migrant workers from Bihar, Jharkhand, and other northern states. Even then, there was hardly any movement of local people.</w:t>
-      </w:r>
-    </w:p>
-    <w:p>
-      <w:pPr>
-        <w:pStyle w:val="BodyText"/>
-        <w:bidi w:val="0"/>
-        <w:spacing w:lineRule="auto" w:line="240" w:before="0" w:after="0"/>
-        <w:jc w:val="start"/>
-        <w:rPr>
-          <w:rFonts w:ascii="Times New Roman" w:hAnsi="Times New Roman"/>
-          <w:b w:val="false"/>
-          <w:bCs w:val="false"/>
-          <w:sz w:val="24"/>
-        </w:rPr>
-      </w:pPr>
-      <w:r>
-        <w:rPr>
-          <w:rFonts w:ascii="Times New Roman" w:hAnsi="Times New Roman"/>
-          <w:b w:val="false"/>
-          <w:bCs w:val="false"/>
-        </w:rPr>
-      </w:r>
-    </w:p>
-    <w:p>
-      <w:pPr>
-        <w:pStyle w:val="BodyText"/>
-        <w:bidi w:val="0"/>
-        <w:spacing w:lineRule="auto" w:line="240" w:before="0" w:after="0"/>
-        <w:jc w:val="start"/>
-        <w:rPr>
-          <w:rFonts w:ascii="Times New Roman" w:hAnsi="Times New Roman"/>
-          <w:b w:val="false"/>
-          <w:bCs w:val="false"/>
-          <w:sz w:val="24"/>
-        </w:rPr>
-      </w:pPr>
-      <w:r>
-        <w:rPr>
-          <w:rFonts w:ascii="Times New Roman" w:hAnsi="Times New Roman"/>
-          <w:b w:val="false"/>
-          <w:bCs w:val="false"/>
-        </w:rPr>
-        <w:t>There is a government school with about 90 students, taught by a handful of teachers. We were told that only during weekends do local tourists from nearby towns visit Megamalai for day trips. These tea stalls make most of their earnings during that time. Otherwise, their income comes mainly from labourers stopping by for tea or coffee.</w:t>
-      </w:r>
-    </w:p>
-    <w:p>
-      <w:pPr>
-        <w:pStyle w:val="BodyText"/>
-        <w:bidi w:val="0"/>
-        <w:spacing w:lineRule="auto" w:line="240" w:before="0" w:after="0"/>
-        <w:jc w:val="start"/>
-        <w:rPr>
-          <w:rFonts w:ascii="Times New Roman" w:hAnsi="Times New Roman"/>
-          <w:b w:val="false"/>
-          <w:bCs w:val="false"/>
-          <w:sz w:val="24"/>
-        </w:rPr>
-      </w:pPr>
-      <w:r>
-        <w:rPr>
-          <w:rFonts w:ascii="Times New Roman" w:hAnsi="Times New Roman"/>
-          <w:b w:val="false"/>
-          <w:bCs w:val="false"/>
-        </w:rPr>
-      </w:r>
-    </w:p>
-    <w:p>
-      <w:pPr>
-        <w:pStyle w:val="BodyText"/>
-        <w:bidi w:val="0"/>
-        <w:spacing w:lineRule="auto" w:line="240" w:before="0" w:after="0"/>
-        <w:jc w:val="start"/>
-        <w:rPr>
-          <w:rFonts w:ascii="Times New Roman" w:hAnsi="Times New Roman"/>
-          <w:b w:val="false"/>
-          <w:bCs w:val="false"/>
-          <w:sz w:val="24"/>
-        </w:rPr>
-      </w:pPr>
-      <w:r>
-        <w:rPr>
-          <w:rFonts w:ascii="Times New Roman" w:hAnsi="Times New Roman"/>
-          <w:b w:val="false"/>
-          <w:bCs w:val="false"/>
-        </w:rPr>
-        <w:t>We also noticed a police station!</w:t>
-      </w:r>
-    </w:p>
-    <w:p>
-      <w:pPr>
-        <w:pStyle w:val="BodyText"/>
-        <w:bidi w:val="0"/>
-        <w:spacing w:lineRule="auto" w:line="240" w:before="0" w:after="0"/>
-        <w:jc w:val="start"/>
-        <w:rPr>
-          <w:rFonts w:ascii="Times New Roman" w:hAnsi="Times New Roman"/>
-          <w:b w:val="false"/>
-          <w:bCs w:val="false"/>
-          <w:sz w:val="24"/>
-        </w:rPr>
-      </w:pPr>
-      <w:r>
-        <w:rPr>
-          <w:rFonts w:ascii="Times New Roman" w:hAnsi="Times New Roman"/>
-          <w:b w:val="false"/>
-          <w:bCs w:val="false"/>
-        </w:rPr>
-      </w:r>
-    </w:p>
-    <w:p>
-      <w:pPr>
-        <w:pStyle w:val="BodyText"/>
-        <w:bidi w:val="0"/>
-        <w:spacing w:lineRule="auto" w:line="240" w:before="0" w:after="0"/>
-        <w:jc w:val="start"/>
-        <w:rPr>
-          <w:rFonts w:ascii="Times New Roman" w:hAnsi="Times New Roman"/>
-          <w:b w:val="false"/>
-          <w:bCs w:val="false"/>
-          <w:sz w:val="24"/>
-        </w:rPr>
-      </w:pPr>
-      <w:r>
-        <w:rPr>
-          <w:rFonts w:ascii="Times New Roman" w:hAnsi="Times New Roman"/>
-          <w:b w:val="false"/>
-          <w:bCs w:val="false"/>
-        </w:rPr>
-        <w:t>The views from Highways Panchayat were spectacular. One could simply sit under a tree, enjoy the cool breeze, read a book, or listen to the chirping of birds. We were told that sometimes leopards, lion-tailed macaques, and elephants do pass through the village. Unfortunately, we didn’t get to see any of them.</w:t>
-      </w:r>
-    </w:p>
-    <w:p>
-      <w:pPr>
-        <w:pStyle w:val="Heading2"/>
-        <w:bidi w:val="0"/>
-        <w:spacing w:before="0" w:after="0"/>
-        <w:jc w:val="start"/>
-        <w:rPr>
-          <w:rFonts w:ascii="Times New Roman" w:hAnsi="Times New Roman"/>
-          <w:b w:val="false"/>
-          <w:bCs w:val="false"/>
-          <w:sz w:val="24"/>
-          <w:szCs w:val="24"/>
-        </w:rPr>
-      </w:pPr>
-      <w:r>
-        <w:rPr>
-          <w:rFonts w:ascii="Times New Roman" w:hAnsi="Times New Roman"/>
-          <w:b w:val="false"/>
-          <w:bCs w:val="false"/>
-          <w:sz w:val="24"/>
-          <w:szCs w:val="24"/>
-        </w:rPr>
-      </w:r>
-    </w:p>
-    <w:p>
-      <w:pPr>
-        <w:pStyle w:val="Heading2"/>
-        <w:bidi w:val="0"/>
-        <w:spacing w:before="0" w:after="0"/>
-        <w:jc w:val="start"/>
+      </w:pPr>
+      <w:r>
         <w:rPr>
           <w:rFonts w:ascii="Times New Roman" w:hAnsi="Times New Roman"/>
           <w:b/>
@@ -1500,8 +2803,259 @@
           <w:sz w:val="24"/>
           <w:szCs w:val="24"/>
         </w:rPr>
-      </w:pPr>
-      <w:r>
+        <w:t>Life in Highways Village</w:t>
+      </w:r>
+    </w:p>
+    <w:p>
+      <w:pPr>
+        <w:pStyle w:val="BodyText"/>
+        <w:bidi w:val="0"/>
+        <w:spacing w:lineRule="auto" w:line="240" w:before="0" w:after="0"/>
+        <w:jc w:val="start"/>
+        <w:rPr>
+          <w:rFonts w:ascii="Times New Roman" w:hAnsi="Times New Roman"/>
+          <w:b w:val="false"/>
+          <w:bCs w:val="false"/>
+          <w:sz w:val="24"/>
+        </w:rPr>
+      </w:pPr>
+      <w:r>
+        <w:rPr>
+          <w:rFonts w:ascii="Times New Roman" w:hAnsi="Times New Roman"/>
+          <w:b w:val="false"/>
+          <w:bCs w:val="false"/>
+          <w:sz w:val="24"/>
+        </w:rPr>
+      </w:r>
+    </w:p>
+    <w:p>
+      <w:pPr>
+        <w:pStyle w:val="BodyText"/>
+        <w:bidi w:val="0"/>
+        <w:spacing w:lineRule="auto" w:line="240" w:before="0" w:after="0"/>
+        <w:jc w:val="start"/>
+        <w:rPr>
+          <w:rFonts w:ascii="Times New Roman" w:hAnsi="Times New Roman"/>
+          <w:b w:val="false"/>
+          <w:bCs w:val="false"/>
+          <w:sz w:val="24"/>
+        </w:rPr>
+      </w:pPr>
+      <w:r>
+        <w:rPr>
+          <w:rFonts w:ascii="Times New Roman" w:hAnsi="Times New Roman"/>
+          <w:b w:val="false"/>
+          <w:bCs w:val="false"/>
+        </w:rPr>
+        <w:t>Near the guest house, you will find Murugan Hotel (actually a very small eating place), where you can get typical Tamil Nadu tiffin (idli and dosa with chutney and sambar) and a full-plate lunch (known as a thali). They do cook non-vegetarian food and egg items, provided the cook is in town and hasn’t gone to Chinnamanur to get provisions and vegetables which itself takes an entire day. There was one other small tea stall offering similar food.</w:t>
+      </w:r>
+    </w:p>
+    <w:p>
+      <w:pPr>
+        <w:pStyle w:val="BodyText"/>
+        <w:bidi w:val="0"/>
+        <w:spacing w:lineRule="auto" w:line="240" w:before="0" w:after="0"/>
+        <w:jc w:val="start"/>
+        <w:rPr>
+          <w:rFonts w:ascii="Times New Roman" w:hAnsi="Times New Roman"/>
+          <w:b w:val="false"/>
+          <w:bCs w:val="false"/>
+          <w:sz w:val="24"/>
+        </w:rPr>
+      </w:pPr>
+      <w:r>
+        <w:rPr>
+          <w:rFonts w:ascii="Times New Roman" w:hAnsi="Times New Roman"/>
+          <w:b w:val="false"/>
+          <w:bCs w:val="false"/>
+          <w:sz w:val="24"/>
+        </w:rPr>
+      </w:r>
+    </w:p>
+    <w:p>
+      <w:pPr>
+        <w:pStyle w:val="BodyText"/>
+        <w:bidi w:val="0"/>
+        <w:spacing w:lineRule="auto" w:line="240" w:before="0" w:after="0"/>
+        <w:jc w:val="start"/>
+        <w:rPr>
+          <w:rFonts w:ascii="Times New Roman" w:hAnsi="Times New Roman"/>
+          <w:b w:val="false"/>
+          <w:bCs w:val="false"/>
+          <w:sz w:val="24"/>
+        </w:rPr>
+      </w:pPr>
+      <w:r>
+        <w:rPr>
+          <w:rFonts w:ascii="Times New Roman" w:hAnsi="Times New Roman"/>
+          <w:b w:val="false"/>
+          <w:bCs w:val="false"/>
+        </w:rPr>
+        <w:t>From my conversations with a few locals, I understood that the youth from this quaint little village move out to bigger cities. As a result, the tea estates hire migrant workers from Bihar, Jharkhand, and other northern states. Even then, there was hardly any movement of local people.</w:t>
+      </w:r>
+    </w:p>
+    <w:p>
+      <w:pPr>
+        <w:pStyle w:val="BodyText"/>
+        <w:bidi w:val="0"/>
+        <w:spacing w:lineRule="auto" w:line="240" w:before="0" w:after="0"/>
+        <w:jc w:val="start"/>
+        <w:rPr>
+          <w:rFonts w:ascii="Times New Roman" w:hAnsi="Times New Roman"/>
+          <w:b w:val="false"/>
+          <w:bCs w:val="false"/>
+          <w:sz w:val="24"/>
+        </w:rPr>
+      </w:pPr>
+      <w:r>
+        <w:rPr>
+          <w:rFonts w:ascii="Times New Roman" w:hAnsi="Times New Roman"/>
+          <w:b w:val="false"/>
+          <w:bCs w:val="false"/>
+          <w:sz w:val="24"/>
+        </w:rPr>
+      </w:r>
+    </w:p>
+    <w:p>
+      <w:pPr>
+        <w:pStyle w:val="BodyText"/>
+        <w:bidi w:val="0"/>
+        <w:spacing w:lineRule="auto" w:line="240" w:before="0" w:after="0"/>
+        <w:jc w:val="start"/>
+        <w:rPr>
+          <w:rFonts w:ascii="Times New Roman" w:hAnsi="Times New Roman"/>
+          <w:b w:val="false"/>
+          <w:bCs w:val="false"/>
+          <w:sz w:val="24"/>
+        </w:rPr>
+      </w:pPr>
+      <w:r>
+        <w:rPr>
+          <w:rFonts w:ascii="Times New Roman" w:hAnsi="Times New Roman"/>
+          <w:b w:val="false"/>
+          <w:bCs w:val="false"/>
+        </w:rPr>
+        <w:t>There is a government school with about 90 students, taught by a handful of teachers. We were told that only during weekends do local tourists from nearby towns visit Megamalai for day trips. These tea stalls make most of their earnings during that time. Otherwise, their income comes mainly from labourers stopping by for tea or coffee.</w:t>
+      </w:r>
+    </w:p>
+    <w:p>
+      <w:pPr>
+        <w:pStyle w:val="BodyText"/>
+        <w:bidi w:val="0"/>
+        <w:spacing w:lineRule="auto" w:line="240" w:before="0" w:after="0"/>
+        <w:jc w:val="start"/>
+        <w:rPr>
+          <w:rFonts w:ascii="Times New Roman" w:hAnsi="Times New Roman"/>
+          <w:b w:val="false"/>
+          <w:bCs w:val="false"/>
+          <w:sz w:val="24"/>
+        </w:rPr>
+      </w:pPr>
+      <w:r>
+        <w:rPr>
+          <w:rFonts w:ascii="Times New Roman" w:hAnsi="Times New Roman"/>
+          <w:b w:val="false"/>
+          <w:bCs w:val="false"/>
+          <w:sz w:val="24"/>
+        </w:rPr>
+      </w:r>
+    </w:p>
+    <w:p>
+      <w:pPr>
+        <w:pStyle w:val="BodyText"/>
+        <w:bidi w:val="0"/>
+        <w:spacing w:lineRule="auto" w:line="240" w:before="0" w:after="0"/>
+        <w:jc w:val="start"/>
+        <w:rPr>
+          <w:rFonts w:ascii="Times New Roman" w:hAnsi="Times New Roman"/>
+          <w:b w:val="false"/>
+          <w:bCs w:val="false"/>
+          <w:sz w:val="24"/>
+        </w:rPr>
+      </w:pPr>
+      <w:r>
+        <w:rPr>
+          <w:rFonts w:ascii="Times New Roman" w:hAnsi="Times New Roman"/>
+          <w:b w:val="false"/>
+          <w:bCs w:val="false"/>
+        </w:rPr>
+        <w:t>We also noticed a police station!</w:t>
+      </w:r>
+    </w:p>
+    <w:p>
+      <w:pPr>
+        <w:pStyle w:val="BodyText"/>
+        <w:bidi w:val="0"/>
+        <w:spacing w:lineRule="auto" w:line="240" w:before="0" w:after="0"/>
+        <w:jc w:val="start"/>
+        <w:rPr>
+          <w:rFonts w:ascii="Times New Roman" w:hAnsi="Times New Roman"/>
+          <w:b w:val="false"/>
+          <w:bCs w:val="false"/>
+          <w:sz w:val="24"/>
+        </w:rPr>
+      </w:pPr>
+      <w:r>
+        <w:rPr>
+          <w:rFonts w:ascii="Times New Roman" w:hAnsi="Times New Roman"/>
+          <w:b w:val="false"/>
+          <w:bCs w:val="false"/>
+          <w:sz w:val="24"/>
+        </w:rPr>
+      </w:r>
+    </w:p>
+    <w:p>
+      <w:pPr>
+        <w:pStyle w:val="BodyText"/>
+        <w:bidi w:val="0"/>
+        <w:spacing w:lineRule="auto" w:line="240" w:before="0" w:after="0"/>
+        <w:jc w:val="start"/>
+        <w:rPr>
+          <w:rFonts w:ascii="Times New Roman" w:hAnsi="Times New Roman"/>
+          <w:b w:val="false"/>
+          <w:bCs w:val="false"/>
+          <w:sz w:val="24"/>
+        </w:rPr>
+      </w:pPr>
+      <w:r>
+        <w:rPr>
+          <w:rFonts w:ascii="Times New Roman" w:hAnsi="Times New Roman"/>
+          <w:b w:val="false"/>
+          <w:bCs w:val="false"/>
+        </w:rPr>
+        <w:t>The views from Highways Panchayat were spectacular. One could simply sit under a tree, enjoy the cool breeze, read a book, or listen to the chirping of birds. We were told that sometimes leopards, lion-tailed macaques, and elephants do pass through the village. Unfortunately, we didn’t get to see any of them.</w:t>
+      </w:r>
+    </w:p>
+    <w:p>
+      <w:pPr>
+        <w:pStyle w:val="Heading2"/>
+        <w:bidi w:val="0"/>
+        <w:spacing w:before="0" w:after="0"/>
+        <w:jc w:val="start"/>
+        <w:rPr>
+          <w:rFonts w:ascii="Times New Roman" w:hAnsi="Times New Roman"/>
+          <w:b w:val="false"/>
+          <w:bCs w:val="false"/>
+          <w:sz w:val="24"/>
+          <w:szCs w:val="24"/>
+        </w:rPr>
+      </w:pPr>
+      <w:r>
+        <w:rPr>
+          <w:rFonts w:ascii="Times New Roman" w:hAnsi="Times New Roman"/>
+          <w:b w:val="false"/>
+          <w:bCs w:val="false"/>
+          <w:sz w:val="24"/>
+          <w:szCs w:val="24"/>
+        </w:rPr>
+      </w:r>
+    </w:p>
+    <w:p>
+      <w:pPr>
+        <w:pStyle w:val="Heading2"/>
+        <w:bidi w:val="0"/>
+        <w:spacing w:before="0" w:after="0"/>
+        <w:jc w:val="start"/>
         <w:rPr>
           <w:rFonts w:ascii="Times New Roman" w:hAnsi="Times New Roman"/>
           <w:b/>
@@ -1509,27 +3063,37 @@
           <w:sz w:val="24"/>
           <w:szCs w:val="24"/>
         </w:rPr>
-        <w:t>Maharaja Mettu (High Ground / Hillock)</w:t>
-      </w:r>
-    </w:p>
-    <w:p>
-      <w:pPr>
-        <w:pStyle w:val="BodyText"/>
-        <w:bidi w:val="0"/>
-        <w:spacing w:lineRule="auto" w:line="240" w:before="0" w:after="0"/>
-        <w:jc w:val="start"/>
+      </w:pPr>
+      <w:r>
         <w:rPr>
           <w:rFonts w:ascii="Times New Roman" w:hAnsi="Times New Roman"/>
           <w:b/>
           <w:bCs/>
           <w:sz w:val="24"/>
-        </w:rPr>
-      </w:pPr>
-      <w:r>
+          <w:szCs w:val="24"/>
+        </w:rPr>
+        <w:t>Maharaja Mettu (High Ground / Hillock)</w:t>
+      </w:r>
+    </w:p>
+    <w:p>
+      <w:pPr>
+        <w:pStyle w:val="BodyText"/>
+        <w:bidi w:val="0"/>
+        <w:spacing w:lineRule="auto" w:line="240" w:before="0" w:after="0"/>
+        <w:jc w:val="start"/>
         <w:rPr>
           <w:rFonts w:ascii="Times New Roman" w:hAnsi="Times New Roman"/>
           <w:b/>
           <w:bCs/>
+          <w:sz w:val="24"/>
+        </w:rPr>
+      </w:pPr>
+      <w:r>
+        <w:rPr>
+          <w:rFonts w:ascii="Times New Roman" w:hAnsi="Times New Roman"/>
+          <w:b/>
+          <w:bCs/>
+          <w:sz w:val="24"/>
         </w:rPr>
       </w:r>
     </w:p>
@@ -1573,6 +3137,7 @@
           <w:rFonts w:ascii="Times New Roman" w:hAnsi="Times New Roman"/>
           <w:b w:val="false"/>
           <w:bCs w:val="false"/>
+          <w:sz w:val="24"/>
         </w:rPr>
       </w:r>
     </w:p>
@@ -1616,6 +3181,7 @@
           <w:rFonts w:ascii="Times New Roman" w:hAnsi="Times New Roman"/>
           <w:b w:val="false"/>
           <w:bCs w:val="false"/>
+          <w:sz w:val="24"/>
         </w:rPr>
       </w:r>
     </w:p>
@@ -1659,6 +3225,7 @@
           <w:rFonts w:ascii="Times New Roman" w:hAnsi="Times New Roman"/>
           <w:b w:val="false"/>
           <w:bCs w:val="false"/>
+          <w:sz w:val="24"/>
         </w:rPr>
       </w:r>
     </w:p>
@@ -1702,26 +3269,15 @@
         </w:rPr>
       </w:pPr>
       <w:r>
-        <w:rPr/>
-      </w:r>
-    </w:p>
-    <w:p>
-      <w:pPr>
-        <w:pStyle w:val="BodyText"/>
-        <w:bidi w:val="0"/>
-        <w:spacing w:lineRule="auto" w:line="240" w:before="0" w:after="0"/>
-        <w:jc w:val="start"/>
-        <w:rPr>
-          <w:rStyle w:val="Emphasis"/>
-          <w:rFonts w:ascii="Times New Roman" w:hAnsi="Times New Roman"/>
+        <w:rPr>
+          <w:rFonts w:ascii="Times New Roman" w:hAnsi="Times New Roman"/>
+          <w:b w:val="false"/>
+          <w:bCs w:val="false"/>
           <w:i w:val="false"/>
           <w:iCs w:val="false"/>
           <w:sz w:val="24"/>
           <w:szCs w:val="24"/>
         </w:rPr>
-      </w:pPr>
-      <w:r>
-        <w:rPr/>
       </w:r>
     </w:p>
     <w:p>
@@ -1740,26 +3296,13 @@
         </w:rPr>
       </w:pPr>
       <w:r>
-        <w:rPr/>
-      </w:r>
-    </w:p>
-    <w:p>
-      <w:pPr>
-        <w:pStyle w:val="BodyText"/>
-        <w:bidi w:val="0"/>
-        <w:spacing w:lineRule="auto" w:line="240" w:before="0" w:after="0"/>
-        <w:jc w:val="start"/>
-        <w:rPr>
-          <w:rStyle w:val="Emphasis"/>
+        <w:rPr>
           <w:rFonts w:ascii="Times New Roman" w:hAnsi="Times New Roman"/>
           <w:i w:val="false"/>
           <w:iCs w:val="false"/>
           <w:sz w:val="24"/>
           <w:szCs w:val="24"/>
         </w:rPr>
-      </w:pPr>
-      <w:r>
-        <w:rPr/>
       </w:r>
     </w:p>
     <w:p>
@@ -1778,7 +3321,63 @@
         </w:rPr>
       </w:pPr>
       <w:r>
-        <w:rPr/>
+        <w:rPr>
+          <w:rFonts w:ascii="Times New Roman" w:hAnsi="Times New Roman"/>
+          <w:i w:val="false"/>
+          <w:iCs w:val="false"/>
+          <w:sz w:val="24"/>
+          <w:szCs w:val="24"/>
+        </w:rPr>
+      </w:r>
+    </w:p>
+    <w:p>
+      <w:pPr>
+        <w:pStyle w:val="BodyText"/>
+        <w:bidi w:val="0"/>
+        <w:spacing w:lineRule="auto" w:line="240" w:before="0" w:after="0"/>
+        <w:jc w:val="start"/>
+        <w:rPr>
+          <w:rStyle w:val="Emphasis"/>
+          <w:rFonts w:ascii="Times New Roman" w:hAnsi="Times New Roman"/>
+          <w:i w:val="false"/>
+          <w:iCs w:val="false"/>
+          <w:sz w:val="24"/>
+          <w:szCs w:val="24"/>
+        </w:rPr>
+      </w:pPr>
+      <w:r>
+        <w:rPr>
+          <w:rFonts w:ascii="Times New Roman" w:hAnsi="Times New Roman"/>
+          <w:i w:val="false"/>
+          <w:iCs w:val="false"/>
+          <w:sz w:val="24"/>
+          <w:szCs w:val="24"/>
+        </w:rPr>
+      </w:r>
+    </w:p>
+    <w:p>
+      <w:pPr>
+        <w:pStyle w:val="BodyText"/>
+        <w:bidi w:val="0"/>
+        <w:spacing w:lineRule="auto" w:line="240" w:before="0" w:after="0"/>
+        <w:jc w:val="start"/>
+        <w:rPr>
+          <w:rStyle w:val="Emphasis"/>
+          <w:rFonts w:ascii="Times New Roman" w:hAnsi="Times New Roman"/>
+          <w:i w:val="false"/>
+          <w:iCs w:val="false"/>
+          <w:sz w:val="24"/>
+          <w:szCs w:val="24"/>
+        </w:rPr>
+      </w:pPr>
+      <w:r>
+        <w:rPr>
+          <w:rFonts w:ascii="Times New Roman" w:hAnsi="Times New Roman"/>
+          <w:i w:val="false"/>
+          <w:iCs w:val="false"/>
+          <w:sz w:val="24"/>
+          <w:szCs w:val="24"/>
+        </w:rPr>
       </w:r>
     </w:p>
     <w:sectPr>
@@ -1788,9 +3387,277 @@
       <w:pgNumType w:fmt="decimal"/>
       <w:formProt w:val="false"/>
       <w:textDirection w:val="lrTb"/>
+      <w:docGrid w:type="default" w:linePitch="100" w:charSpace="0"/>
     </w:sectPr>
   </w:body>
 </w:document>
+</file>
+
+<file path=word/numbering.xml><?xml version="1.0" encoding="utf-8"?>
+<w:numbering xmlns:w="http://schemas.openxmlformats.org/wordprocessingml/2006/main" xmlns:o="urn:schemas-microsoft-com:office:office" xmlns:r="http://schemas.openxmlformats.org/officeDocument/2006/relationships" xmlns:v="urn:schemas-microsoft-com:vml" xmlns:mc="http://schemas.openxmlformats.org/markup-compatibility/2006" xmlns:w14="http://schemas.microsoft.com/office/word/2010/wordml" mc:Ignorable="w14">
+  <w:abstractNum w:abstractNumId="1">
+    <w:lvl w:ilvl="0">
+      <w:start w:val="1"/>
+      <w:numFmt w:val="bullet"/>
+      <w:lvlText w:val=""/>
+      <w:lvlJc w:val="start"/>
+      <w:pPr>
+        <w:tabs>
+          <w:tab w:val="num" w:pos="709"/>
+        </w:tabs>
+        <w:ind w:start="709" w:hanging="283"/>
+      </w:pPr>
+      <w:rPr>
+        <w:rFonts w:ascii="Symbol" w:hAnsi="Symbol" w:cs="Symbol" w:hint="default"/>
+      </w:rPr>
+    </w:lvl>
+    <w:lvl w:ilvl="1">
+      <w:start w:val="1"/>
+      <w:numFmt w:val="bullet"/>
+      <w:lvlText w:val=""/>
+      <w:lvlJc w:val="start"/>
+      <w:pPr>
+        <w:tabs>
+          <w:tab w:val="num" w:pos="1418"/>
+        </w:tabs>
+        <w:ind w:start="1418" w:hanging="283"/>
+      </w:pPr>
+      <w:rPr>
+        <w:rFonts w:ascii="Symbol" w:hAnsi="Symbol" w:cs="Symbol" w:hint="default"/>
+      </w:rPr>
+    </w:lvl>
+    <w:lvl w:ilvl="2">
+      <w:start w:val="1"/>
+      <w:numFmt w:val="bullet"/>
+      <w:lvlText w:val=""/>
+      <w:lvlJc w:val="start"/>
+      <w:pPr>
+        <w:tabs>
+          <w:tab w:val="num" w:pos="2127"/>
+        </w:tabs>
+        <w:ind w:start="2127" w:hanging="283"/>
+      </w:pPr>
+      <w:rPr>
+        <w:rFonts w:ascii="Symbol" w:hAnsi="Symbol" w:cs="Symbol" w:hint="default"/>
+      </w:rPr>
+    </w:lvl>
+    <w:lvl w:ilvl="3">
+      <w:start w:val="1"/>
+      <w:numFmt w:val="bullet"/>
+      <w:lvlText w:val=""/>
+      <w:lvlJc w:val="start"/>
+      <w:pPr>
+        <w:tabs>
+          <w:tab w:val="num" w:pos="2836"/>
+        </w:tabs>
+        <w:ind w:start="2836" w:hanging="283"/>
+      </w:pPr>
+      <w:rPr>
+        <w:rFonts w:ascii="Symbol" w:hAnsi="Symbol" w:cs="Symbol" w:hint="default"/>
+      </w:rPr>
+    </w:lvl>
+    <w:lvl w:ilvl="4">
+      <w:start w:val="1"/>
+      <w:numFmt w:val="bullet"/>
+      <w:lvlText w:val=""/>
+      <w:lvlJc w:val="start"/>
+      <w:pPr>
+        <w:tabs>
+          <w:tab w:val="num" w:pos="3545"/>
+        </w:tabs>
+        <w:ind w:start="3545" w:hanging="283"/>
+      </w:pPr>
+      <w:rPr>
+        <w:rFonts w:ascii="Symbol" w:hAnsi="Symbol" w:cs="Symbol" w:hint="default"/>
+      </w:rPr>
+    </w:lvl>
+    <w:lvl w:ilvl="5">
+      <w:start w:val="1"/>
+      <w:numFmt w:val="bullet"/>
+      <w:lvlText w:val=""/>
+      <w:lvlJc w:val="start"/>
+      <w:pPr>
+        <w:tabs>
+          <w:tab w:val="num" w:pos="4254"/>
+        </w:tabs>
+        <w:ind w:start="4254" w:hanging="283"/>
+      </w:pPr>
+      <w:rPr>
+        <w:rFonts w:ascii="Symbol" w:hAnsi="Symbol" w:cs="Symbol" w:hint="default"/>
+      </w:rPr>
+    </w:lvl>
+    <w:lvl w:ilvl="6">
+      <w:start w:val="1"/>
+      <w:numFmt w:val="bullet"/>
+      <w:lvlText w:val=""/>
+      <w:lvlJc w:val="start"/>
+      <w:pPr>
+        <w:tabs>
+          <w:tab w:val="num" w:pos="4963"/>
+        </w:tabs>
+        <w:ind w:start="4963" w:hanging="283"/>
+      </w:pPr>
+      <w:rPr>
+        <w:rFonts w:ascii="Symbol" w:hAnsi="Symbol" w:cs="Symbol" w:hint="default"/>
+      </w:rPr>
+    </w:lvl>
+    <w:lvl w:ilvl="7">
+      <w:start w:val="1"/>
+      <w:numFmt w:val="bullet"/>
+      <w:lvlText w:val=""/>
+      <w:lvlJc w:val="start"/>
+      <w:pPr>
+        <w:tabs>
+          <w:tab w:val="num" w:pos="5672"/>
+        </w:tabs>
+        <w:ind w:start="5672" w:hanging="283"/>
+      </w:pPr>
+      <w:rPr>
+        <w:rFonts w:ascii="Symbol" w:hAnsi="Symbol" w:cs="Symbol" w:hint="default"/>
+      </w:rPr>
+    </w:lvl>
+    <w:lvl w:ilvl="8">
+      <w:start w:val="1"/>
+      <w:numFmt w:val="bullet"/>
+      <w:lvlText w:val=""/>
+      <w:lvlJc w:val="start"/>
+      <w:pPr>
+        <w:tabs>
+          <w:tab w:val="num" w:pos="6381"/>
+        </w:tabs>
+        <w:ind w:start="6381" w:hanging="283"/>
+      </w:pPr>
+      <w:rPr>
+        <w:rFonts w:ascii="Symbol" w:hAnsi="Symbol" w:cs="Symbol" w:hint="default"/>
+      </w:rPr>
+    </w:lvl>
+  </w:abstractNum>
+  <w:abstractNum w:abstractNumId="2">
+    <w:lvl w:ilvl="0">
+      <w:start w:val="1"/>
+      <w:numFmt w:val="none"/>
+      <w:suff w:val="nothing"/>
+      <w:lvlText w:val=""/>
+      <w:lvlJc w:val="start"/>
+      <w:pPr>
+        <w:tabs>
+          <w:tab w:val="num" w:pos="0"/>
+        </w:tabs>
+        <w:ind w:start="0" w:hanging="0"/>
+      </w:pPr>
+    </w:lvl>
+    <w:lvl w:ilvl="1">
+      <w:start w:val="1"/>
+      <w:numFmt w:val="none"/>
+      <w:suff w:val="nothing"/>
+      <w:lvlText w:val=""/>
+      <w:lvlJc w:val="start"/>
+      <w:pPr>
+        <w:tabs>
+          <w:tab w:val="num" w:pos="0"/>
+        </w:tabs>
+        <w:ind w:start="0" w:hanging="0"/>
+      </w:pPr>
+    </w:lvl>
+    <w:lvl w:ilvl="2">
+      <w:start w:val="1"/>
+      <w:numFmt w:val="none"/>
+      <w:suff w:val="nothing"/>
+      <w:lvlText w:val=""/>
+      <w:lvlJc w:val="start"/>
+      <w:pPr>
+        <w:tabs>
+          <w:tab w:val="num" w:pos="0"/>
+        </w:tabs>
+        <w:ind w:start="0" w:hanging="0"/>
+      </w:pPr>
+    </w:lvl>
+    <w:lvl w:ilvl="3">
+      <w:start w:val="1"/>
+      <w:numFmt w:val="none"/>
+      <w:suff w:val="nothing"/>
+      <w:lvlText w:val=""/>
+      <w:lvlJc w:val="start"/>
+      <w:pPr>
+        <w:tabs>
+          <w:tab w:val="num" w:pos="0"/>
+        </w:tabs>
+        <w:ind w:start="0" w:hanging="0"/>
+      </w:pPr>
+    </w:lvl>
+    <w:lvl w:ilvl="4">
+      <w:start w:val="1"/>
+      <w:numFmt w:val="none"/>
+      <w:suff w:val="nothing"/>
+      <w:lvlText w:val=""/>
+      <w:lvlJc w:val="start"/>
+      <w:pPr>
+        <w:tabs>
+          <w:tab w:val="num" w:pos="0"/>
+        </w:tabs>
+        <w:ind w:start="0" w:hanging="0"/>
+      </w:pPr>
+    </w:lvl>
+    <w:lvl w:ilvl="5">
+      <w:start w:val="1"/>
+      <w:numFmt w:val="none"/>
+      <w:suff w:val="nothing"/>
+      <w:lvlText w:val=""/>
+      <w:lvlJc w:val="start"/>
+      <w:pPr>
+        <w:tabs>
+          <w:tab w:val="num" w:pos="0"/>
+        </w:tabs>
+        <w:ind w:start="0" w:hanging="0"/>
+      </w:pPr>
+    </w:lvl>
+    <w:lvl w:ilvl="6">
+      <w:start w:val="1"/>
+      <w:numFmt w:val="none"/>
+      <w:suff w:val="nothing"/>
+      <w:lvlText w:val=""/>
+      <w:lvlJc w:val="start"/>
+      <w:pPr>
+        <w:tabs>
+          <w:tab w:val="num" w:pos="0"/>
+        </w:tabs>
+        <w:ind w:start="0" w:hanging="0"/>
+      </w:pPr>
+    </w:lvl>
+    <w:lvl w:ilvl="7">
+      <w:start w:val="1"/>
+      <w:numFmt w:val="none"/>
+      <w:suff w:val="nothing"/>
+      <w:lvlText w:val=""/>
+      <w:lvlJc w:val="start"/>
+      <w:pPr>
+        <w:tabs>
+          <w:tab w:val="num" w:pos="0"/>
+        </w:tabs>
+        <w:ind w:start="0" w:hanging="0"/>
+      </w:pPr>
+    </w:lvl>
+    <w:lvl w:ilvl="8">
+      <w:start w:val="1"/>
+      <w:numFmt w:val="none"/>
+      <w:suff w:val="nothing"/>
+      <w:lvlText w:val=""/>
+      <w:lvlJc w:val="start"/>
+      <w:pPr>
+        <w:tabs>
+          <w:tab w:val="num" w:pos="0"/>
+        </w:tabs>
+        <w:ind w:start="0" w:hanging="0"/>
+      </w:pPr>
+    </w:lvl>
+  </w:abstractNum>
+  <w:num w:numId="1">
+    <w:abstractNumId w:val="1"/>
+  </w:num>
+  <w:num w:numId="2">
+    <w:abstractNumId w:val="2"/>
+  </w:num>
+</w:numbering>
 </file>
 
 <file path=word/styles.xml><?xml version="1.0" encoding="utf-8"?>
@@ -1807,7 +3674,6 @@
     </w:rPrDefault>
     <w:pPrDefault>
       <w:pPr>
-        <w:widowControl/>
         <w:suppressAutoHyphens w:val="true"/>
       </w:pPr>
     </w:pPrDefault>
@@ -1817,7 +3683,10 @@
     <w:qFormat/>
     <w:pPr>
       <w:widowControl/>
+      <w:suppressAutoHyphens w:val="true"/>
       <w:bidi w:val="0"/>
+      <w:spacing w:before="0" w:after="0"/>
+      <w:jc w:val="start"/>
     </w:pPr>
     <w:rPr>
       <w:rFonts w:ascii="Helvetica Neue" w:hAnsi="Helvetica Neue" w:eastAsia="Songti SC" w:cs="Arial Unicode MS"/>
@@ -1876,6 +3745,20 @@
     <w:rPr>
       <w:b/>
       <w:bCs/>
+    </w:rPr>
+  </w:style>
+  <w:style w:type="character" w:styleId="SourceText">
+    <w:name w:val="Source Text"/>
+    <w:qFormat/>
+    <w:rPr>
+      <w:rFonts w:ascii="Liberation Mono" w:hAnsi="Liberation Mono" w:eastAsia="Liberation Mono" w:cs="Liberation Mono"/>
+    </w:rPr>
+  </w:style>
+  <w:style w:type="character" w:styleId="Bulletsuser">
+    <w:name w:val="Bullets (user)"/>
+    <w:qFormat/>
+    <w:rPr>
+      <w:rFonts w:ascii="OpenSymbol" w:hAnsi="OpenSymbol" w:eastAsia="OpenSymbol" w:cs="OpenSymbol"/>
     </w:rPr>
   </w:style>
   <w:style w:type="paragraph" w:styleId="Heading">
@@ -1951,6 +3834,19 @@
     <w:rPr>
       <w:sz w:val="12"/>
       <w:szCs w:val="12"/>
+    </w:rPr>
+  </w:style>
+  <w:style w:type="paragraph" w:styleId="PreformattedText">
+    <w:name w:val="Preformatted Text"/>
+    <w:basedOn w:val="Normal"/>
+    <w:qFormat/>
+    <w:pPr>
+      <w:spacing w:before="0" w:after="0"/>
+    </w:pPr>
+    <w:rPr>
+      <w:rFonts w:ascii="Liberation Mono" w:hAnsi="Liberation Mono" w:eastAsia="Liberation Mono" w:cs="Liberation Mono"/>
+      <w:sz w:val="20"/>
+      <w:szCs w:val="20"/>
     </w:rPr>
   </w:style>
 </w:styles>
